--- a/docs/ss-model-guide.docx
+++ b/docs/ss-model-guide.docx
@@ -663,25 +663,43 @@
           <w:sz w:val="20"/>
           <w:szCs w:val="20"/>
         </w:rPr>
-        <w:t xml:space="preserve">기존 삼전 라이브 F를 무수정으로 쓴다: 프리장 08:00~15 박스 OR · 오프셋 0.05×r10 · 확인 4봉 · 강돌파 0.075 · 장초반 완충 ×3(~10:30) · </w:t>
-      </w:r>
-      <w:r>
-        <w:rPr>
-          <w:rFonts w:ascii="Malgun Gothic" w:cs="Malgun Gothic" w:eastAsia="Malgun Gothic" w:hAnsi="Malgun Gothic"/>
-          <w:b/>
-          <w:bCs/>
-          <w:sz w:val="20"/>
-          <w:szCs w:val="20"/>
-        </w:rPr>
-        <w:t xml:space="preserve">확인은 09:00부터</w:t>
-      </w:r>
-      <w:r>
-        <w:rPr>
-          <w:rFonts w:ascii="Malgun Gothic" w:cs="Malgun Gothic" w:eastAsia="Malgun Gothic" w:hAnsi="Malgun Gothic"/>
-          <w:sz w:val="20"/>
-          <w:szCs w:val="20"/>
-        </w:rPr>
-        <w:t xml:space="preserve">. </w:t>
+        <w:t xml:space="preserve">삼전 라이브 F에 </w:t>
+      </w:r>
+      <w:r>
+        <w:rPr>
+          <w:rFonts w:ascii="Malgun Gothic" w:cs="Malgun Gothic" w:eastAsia="Malgun Gothic" w:hAnsi="Malgun Gothic"/>
+          <w:b/>
+          <w:bCs/>
+          <w:sz w:val="20"/>
+          <w:szCs w:val="20"/>
+        </w:rPr>
+        <w:t xml:space="preserve">0930 박스 전환(rebox)</w:t>
+      </w:r>
+      <w:r>
+        <w:rPr>
+          <w:rFonts w:ascii="Malgun Gothic" w:cs="Malgun Gothic" w:eastAsia="Malgun Gothic" w:hAnsi="Malgun Gothic"/>
+          <w:sz w:val="20"/>
+          <w:szCs w:val="20"/>
+        </w:rPr>
+        <w:t xml:space="preserve"> 하나만 더한 것을 쓴다: 프리장 08:00~15 박스 OR로 시작 · 오프셋 0.05×r10 · 확인 4봉 · 강돌파 0.075 · 장초반 완충 ×3(~10:30) · 확인은 09:00부터 · </w:t>
+      </w:r>
+      <w:r>
+        <w:rPr>
+          <w:rFonts w:ascii="Malgun Gothic" w:cs="Malgun Gothic" w:eastAsia="Malgun Gothic" w:hAnsi="Malgun Gothic"/>
+          <w:b/>
+          <w:bCs/>
+          <w:sz w:val="20"/>
+          <w:szCs w:val="20"/>
+        </w:rPr>
+        <w:t xml:space="preserve">09:45부터는 09:30~45 박스로 앵커 전환</w:t>
+      </w:r>
+      <w:r>
+        <w:rPr>
+          <w:rFonts w:ascii="Malgun Gothic" w:cs="Malgun Gothic" w:eastAsia="Malgun Gothic" w:hAnsi="Malgun Gothic"/>
+          <w:sz w:val="20"/>
+          <w:szCs w:val="20"/>
+        </w:rPr>
+        <w:t xml:space="preserve">(상태 승계 — 하닉 F·M 시범과 동일 박스). rebox 단독 실측: F 단독 +61.9→+79.9·v2 +105.4→+112.8 (10:00 전환 변형은 심판 지연으로 열위 기각). </w:t>
       </w:r>
       <w:r>
         <w:rPr>
@@ -740,7 +758,25 @@
           <w:sz w:val="20"/>
           <w:szCs w:val="20"/>
         </w:rPr>
-        <w:t xml:space="preserve"> 확인 → 아무 액션 없음(자동으로 보유 지속. 별도 문자 없음)</w:t>
+        <w:t xml:space="preserve"> 확인 → </w:t>
+      </w:r>
+      <w:r>
+        <w:rPr>
+          <w:rFonts w:ascii="Malgun Gothic" w:cs="Malgun Gothic" w:eastAsia="Malgun Gothic" w:hAnsi="Malgun Gothic"/>
+          <w:b/>
+          <w:bCs/>
+          <w:sz w:val="20"/>
+          <w:szCs w:val="20"/>
+        </w:rPr>
+        <w:t xml:space="preserve">"검증 통과 — 보유 지속" 확인 문자</w:t>
+      </w:r>
+      <w:r>
+        <w:rPr>
+          <w:rFonts w:ascii="Malgun Gothic" w:cs="Malgun Gothic" w:eastAsia="Malgun Gothic" w:hAnsi="Malgun Gothic"/>
+          <w:sz w:val="20"/>
+          <w:szCs w:val="20"/>
+        </w:rPr>
+        <w:t xml:space="preserve"> 발송 후 종가까지 보유</w:t>
       </w:r>
     </w:p>
     <w:p>
@@ -804,17 +840,17 @@
           <w:sz w:val="20"/>
           <w:szCs w:val="20"/>
         </w:rPr>
-        <w:t xml:space="preserve">⚠피셔 파라미터를 빠르게 바꾸는 개조(0930박스·확인봉 단축)는 실측 악화 — </w:t>
-      </w:r>
-      <w:r>
-        <w:rPr>
-          <w:rFonts w:ascii="Malgun Gothic" w:cs="Malgun Gothic" w:eastAsia="Malgun Gothic" w:hAnsi="Malgun Gothic"/>
-          <w:b/>
-          <w:bCs/>
-          <w:sz w:val="20"/>
-          <w:szCs w:val="20"/>
-        </w:rPr>
-        <w:t xml:space="preserve">검증관은 느려야 정확하다</w:t>
+        <w:t xml:space="preserve">⚠주의: rebox는 유효하지만, 확인봉 단축·완충 완화까지 얹는 개조는 실측 악화 — </w:t>
+      </w:r>
+      <w:r>
+        <w:rPr>
+          <w:rFonts w:ascii="Malgun Gothic" w:cs="Malgun Gothic" w:eastAsia="Malgun Gothic" w:hAnsi="Malgun Gothic"/>
+          <w:b/>
+          <w:bCs/>
+          <w:sz w:val="20"/>
+          <w:szCs w:val="20"/>
+        </w:rPr>
+        <w:t xml:space="preserve">검증관의 신중함(확인 4봉·완충)은 유지</w:t>
       </w:r>
       <w:r>
         <w:rPr>
@@ -2071,6 +2107,83 @@
                 <w:szCs w:val="17"/>
               </w:rPr>
               <w:t xml:space="preserve">▶표기된 ETF 100% 진입(초과 금지)·스탑 ETF -3% 설정. 프리장 판정이면 09:00 개장가 실행</w:t>
+            </w:r>
+          </w:p>
+        </w:tc>
+      </w:tr>
+      <w:tr>
+        <w:trPr>
+          <w:tblHeader w:val="false"/>
+        </w:trPr>
+        <w:tc>
+          <w:tcPr>
+            <w:tcW w:type="dxa" w:w="3008"/>
+            <w:tcMar>
+              <w:top w:type="dxa" w:w="60"/>
+              <w:left w:type="dxa" w:w="100"/>
+              <w:bottom w:type="dxa" w:w="60"/>
+              <w:right w:type="dxa" w:w="100"/>
+            </w:tcMar>
+          </w:tcPr>
+          <w:p>
+            <w:pPr>
+              <w:spacing w:line="240"/>
+            </w:pPr>
+            <w:r>
+              <w:rPr>
+                <w:rFonts w:ascii="Malgun Gothic" w:cs="Malgun Gothic" w:eastAsia="Malgun Gothic" w:hAnsi="Malgun Gothic"/>
+                <w:sz w:val="17"/>
+                <w:szCs w:val="17"/>
+              </w:rPr>
+              <w:t xml:space="preserve">검증 통과</w:t>
+            </w:r>
+          </w:p>
+        </w:tc>
+        <w:tc>
+          <w:tcPr>
+            <w:tcW w:type="dxa" w:w="3008"/>
+            <w:tcMar>
+              <w:top w:type="dxa" w:w="60"/>
+              <w:left w:type="dxa" w:w="100"/>
+              <w:bottom w:type="dxa" w:w="60"/>
+              <w:right w:type="dxa" w:w="100"/>
+            </w:tcMar>
+          </w:tcPr>
+          <w:p>
+            <w:pPr>
+              <w:spacing w:line="240"/>
+            </w:pPr>
+            <w:r>
+              <w:rPr>
+                <w:rFonts w:ascii="Malgun Gothic" w:cs="Malgun Gothic" w:eastAsia="Malgun Gothic" w:hAnsi="Malgun Gothic"/>
+                <w:sz w:val="17"/>
+                <w:szCs w:val="17"/>
+              </w:rPr>
+              <w:t xml:space="preserve">F 동의 확인</w:t>
+            </w:r>
+          </w:p>
+        </w:tc>
+        <w:tc>
+          <w:tcPr>
+            <w:tcW w:type="dxa" w:w="3010"/>
+            <w:tcMar>
+              <w:top w:type="dxa" w:w="60"/>
+              <w:left w:type="dxa" w:w="100"/>
+              <w:bottom w:type="dxa" w:w="60"/>
+              <w:right w:type="dxa" w:w="100"/>
+            </w:tcMar>
+          </w:tcPr>
+          <w:p>
+            <w:pPr>
+              <w:spacing w:line="240"/>
+            </w:pPr>
+            <w:r>
+              <w:rPr>
+                <w:rFonts w:ascii="Malgun Gothic" w:cs="Malgun Gothic" w:eastAsia="Malgun Gothic" w:hAnsi="Malgun Gothic"/>
+                <w:sz w:val="17"/>
+                <w:szCs w:val="17"/>
+              </w:rPr>
+              <w:t xml:space="preserve">▶보유 지속 — 추가 액션 없음(오늘 전환 문자 없음 확정)</w:t>
             </w:r>
           </w:p>
         </w:tc>
@@ -2857,7 +2970,7 @@
                 <w:sz w:val="17"/>
                 <w:szCs w:val="17"/>
               </w:rPr>
-              <w:t xml:space="preserve">같이 (v2·6봉)</w:t>
+              <w:t xml:space="preserve">같이 (v2·6봉·F rebox)</w:t>
             </w:r>
           </w:p>
         </w:tc>
@@ -2881,7 +2994,7 @@
                 <w:sz w:val="17"/>
                 <w:szCs w:val="17"/>
               </w:rPr>
-              <w:t xml:space="preserve">+105.4%p</w:t>
+              <w:t xml:space="preserve">+112.8%p</w:t>
             </w:r>
           </w:p>
         </w:tc>
@@ -2929,7 +3042,7 @@
                 <w:sz w:val="17"/>
                 <w:szCs w:val="17"/>
               </w:rPr>
-              <w:t xml:space="preserve">이견일 역진입이 +19를 보탬</w:t>
+              <w:t xml:space="preserve">이견일 역진입 + F rebox가 +30을 보탬</w:t>
             </w:r>
           </w:p>
         </w:tc>
@@ -3446,10 +3559,9 @@
         </w:tblBorders>
       </w:tblPr>
       <w:tblGrid>
-        <w:gridCol w:w="2256"/>
-        <w:gridCol w:w="2256"/>
-        <w:gridCol w:w="2256"/>
-        <w:gridCol w:w="2258"/>
+        <w:gridCol w:w="3008"/>
+        <w:gridCol w:w="3008"/>
+        <w:gridCol w:w="3010"/>
       </w:tblGrid>
       <w:tr>
         <w:trPr>
@@ -3457,7 +3569,7 @@
         </w:trPr>
         <w:tc>
           <w:tcPr>
-            <w:tcW w:type="dxa" w:w="2256"/>
+            <w:tcW w:type="dxa" w:w="3008"/>
             <w:shd w:fill="DDE5F0" w:val="clear"/>
             <w:tcMar>
               <w:top w:type="dxa" w:w="60"/>
@@ -3478,13 +3590,13 @@
                 <w:sz w:val="17"/>
                 <w:szCs w:val="17"/>
               </w:rPr>
-              <w:t xml:space="preserve">변형</w:t>
-            </w:r>
-          </w:p>
-        </w:tc>
-        <w:tc>
-          <w:tcPr>
-            <w:tcW w:type="dxa" w:w="2256"/>
+              <w:t xml:space="preserve">변형 (전부 F 0930 rebox판)</w:t>
+            </w:r>
+          </w:p>
+        </w:tc>
+        <w:tc>
+          <w:tcPr>
+            <w:tcW w:type="dxa" w:w="3008"/>
             <w:shd w:fill="DDE5F0" w:val="clear"/>
             <w:tcMar>
               <w:top w:type="dxa" w:w="60"/>
@@ -3511,34 +3623,7 @@
         </w:tc>
         <w:tc>
           <w:tcPr>
-            <w:tcW w:type="dxa" w:w="2256"/>
-            <w:shd w:fill="DDE5F0" w:val="clear"/>
-            <w:tcMar>
-              <w:top w:type="dxa" w:w="60"/>
-              <w:left w:type="dxa" w:w="100"/>
-              <w:bottom w:type="dxa" w:w="60"/>
-              <w:right w:type="dxa" w:w="100"/>
-            </w:tcMar>
-          </w:tcPr>
-          <w:p>
-            <w:pPr>
-              <w:spacing w:line="240"/>
-            </w:pPr>
-            <w:r>
-              <w:rPr>
-                <w:rFonts w:ascii="Malgun Gothic" w:cs="Malgun Gothic" w:eastAsia="Malgun Gothic" w:hAnsi="Malgun Gothic"/>
-                <w:b/>
-                <w:bCs/>
-                <w:sz w:val="17"/>
-                <w:szCs w:val="17"/>
-              </w:rPr>
-              <w:t xml:space="preserve">컷일</w:t>
-            </w:r>
-          </w:p>
-        </w:tc>
-        <w:tc>
-          <w:tcPr>
-            <w:tcW w:type="dxa" w:w="2258"/>
+            <w:tcW w:type="dxa" w:w="3010"/>
             <w:shd w:fill="DDE5F0" w:val="clear"/>
             <w:tcMar>
               <w:top w:type="dxa" w:w="60"/>
@@ -3570,7 +3655,7 @@
         </w:trPr>
         <w:tc>
           <w:tcPr>
-            <w:tcW w:type="dxa" w:w="2256"/>
+            <w:tcW w:type="dxa" w:w="3008"/>
             <w:tcMar>
               <w:top w:type="dxa" w:w="60"/>
               <w:left w:type="dxa" w:w="100"/>
@@ -3594,73 +3679,57 @@
         </w:tc>
         <w:tc>
           <w:tcPr>
-            <w:tcW w:type="dxa" w:w="2256"/>
-            <w:tcMar>
-              <w:top w:type="dxa" w:w="60"/>
-              <w:left w:type="dxa" w:w="100"/>
-              <w:bottom w:type="dxa" w:w="60"/>
-              <w:right w:type="dxa" w:w="100"/>
-            </w:tcMar>
-          </w:tcPr>
-          <w:p>
-            <w:pPr>
-              <w:spacing w:line="240"/>
-            </w:pPr>
-            <w:r>
-              <w:rPr>
-                <w:rFonts w:ascii="Malgun Gothic" w:cs="Malgun Gothic" w:eastAsia="Malgun Gothic" w:hAnsi="Malgun Gothic"/>
-                <w:sz w:val="17"/>
-                <w:szCs w:val="17"/>
-              </w:rPr>
-              <w:t xml:space="preserve">+105.4</w:t>
-            </w:r>
-          </w:p>
-        </w:tc>
-        <w:tc>
-          <w:tcPr>
-            <w:tcW w:type="dxa" w:w="2256"/>
-            <w:tcMar>
-              <w:top w:type="dxa" w:w="60"/>
-              <w:left w:type="dxa" w:w="100"/>
-              <w:bottom w:type="dxa" w:w="60"/>
-              <w:right w:type="dxa" w:w="100"/>
-            </w:tcMar>
-          </w:tcPr>
-          <w:p>
-            <w:pPr>
-              <w:spacing w:line="240"/>
-            </w:pPr>
-            <w:r>
-              <w:rPr>
-                <w:rFonts w:ascii="Malgun Gothic" w:cs="Malgun Gothic" w:eastAsia="Malgun Gothic" w:hAnsi="Malgun Gothic"/>
-                <w:sz w:val="17"/>
-                <w:szCs w:val="17"/>
-              </w:rPr>
-              <w:t xml:space="preserve">88</w:t>
-            </w:r>
-          </w:p>
-        </w:tc>
-        <w:tc>
-          <w:tcPr>
-            <w:tcW w:type="dxa" w:w="2258"/>
-            <w:tcMar>
-              <w:top w:type="dxa" w:w="60"/>
-              <w:left w:type="dxa" w:w="100"/>
-              <w:bottom w:type="dxa" w:w="60"/>
-              <w:right w:type="dxa" w:w="100"/>
-            </w:tcMar>
-          </w:tcPr>
-          <w:p>
-            <w:pPr>
-              <w:spacing w:line="240"/>
-            </w:pPr>
-            <w:r>
-              <w:rPr>
-                <w:rFonts w:ascii="Malgun Gothic" w:cs="Malgun Gothic" w:eastAsia="Malgun Gothic" w:hAnsi="Malgun Gothic"/>
-                <w:sz w:val="17"/>
-                <w:szCs w:val="17"/>
-              </w:rPr>
-              <w:t xml:space="preserve">첫판정 09:00 — 실행 정합 최선</w:t>
+            <w:tcW w:type="dxa" w:w="3008"/>
+            <w:tcMar>
+              <w:top w:type="dxa" w:w="60"/>
+              <w:left w:type="dxa" w:w="100"/>
+              <w:bottom w:type="dxa" w:w="60"/>
+              <w:right w:type="dxa" w:w="100"/>
+            </w:tcMar>
+          </w:tcPr>
+          <w:p>
+            <w:pPr>
+              <w:spacing w:line="240"/>
+            </w:pPr>
+            <w:r>
+              <w:rPr>
+                <w:rFonts w:ascii="Malgun Gothic" w:cs="Malgun Gothic" w:eastAsia="Malgun Gothic" w:hAnsi="Malgun Gothic"/>
+                <w:sz w:val="17"/>
+                <w:szCs w:val="17"/>
+              </w:rPr>
+              <w:t xml:space="preserve">+112.8</w:t>
+            </w:r>
+            <w:r>
+              <w:rPr>
+                <w:rFonts w:ascii="Malgun Gothic" w:cs="Malgun Gothic" w:eastAsia="Malgun Gothic" w:hAnsi="Malgun Gothic"/>
+                <w:sz w:val="17"/>
+                <w:szCs w:val="17"/>
+              </w:rPr>
+              <w:t xml:space="preserve"> (컷일 84)</w:t>
+            </w:r>
+          </w:p>
+        </w:tc>
+        <w:tc>
+          <w:tcPr>
+            <w:tcW w:type="dxa" w:w="3010"/>
+            <w:tcMar>
+              <w:top w:type="dxa" w:w="60"/>
+              <w:left w:type="dxa" w:w="100"/>
+              <w:bottom w:type="dxa" w:w="60"/>
+              <w:right w:type="dxa" w:w="100"/>
+            </w:tcMar>
+          </w:tcPr>
+          <w:p>
+            <w:pPr>
+              <w:spacing w:line="240"/>
+            </w:pPr>
+            <w:r>
+              <w:rPr>
+                <w:rFonts w:ascii="Malgun Gothic" w:cs="Malgun Gothic" w:eastAsia="Malgun Gothic" w:hAnsi="Malgun Gothic"/>
+                <w:sz w:val="17"/>
+                <w:szCs w:val="17"/>
+              </w:rPr>
+              <w:t xml:space="preserve">첫판정 09:00 — 실행 정합 최선·사용자 확정</w:t>
             </w:r>
           </w:p>
         </w:tc>
@@ -3671,7 +3740,7 @@
         </w:trPr>
         <w:tc>
           <w:tcPr>
-            <w:tcW w:type="dxa" w:w="2256"/>
+            <w:tcW w:type="dxa" w:w="3008"/>
             <w:tcMar>
               <w:top w:type="dxa" w:w="60"/>
               <w:left w:type="dxa" w:w="100"/>
@@ -3695,73 +3764,49 @@
         </w:tc>
         <w:tc>
           <w:tcPr>
-            <w:tcW w:type="dxa" w:w="2256"/>
-            <w:tcMar>
-              <w:top w:type="dxa" w:w="60"/>
-              <w:left w:type="dxa" w:w="100"/>
-              <w:bottom w:type="dxa" w:w="60"/>
-              <w:right w:type="dxa" w:w="100"/>
-            </w:tcMar>
-          </w:tcPr>
-          <w:p>
-            <w:pPr>
-              <w:spacing w:line="240"/>
-            </w:pPr>
-            <w:r>
-              <w:rPr>
-                <w:rFonts w:ascii="Malgun Gothic" w:cs="Malgun Gothic" w:eastAsia="Malgun Gothic" w:hAnsi="Malgun Gothic"/>
-                <w:sz w:val="17"/>
-                <w:szCs w:val="17"/>
-              </w:rPr>
-              <w:t xml:space="preserve">+102.2</w:t>
-            </w:r>
-          </w:p>
-        </w:tc>
-        <w:tc>
-          <w:tcPr>
-            <w:tcW w:type="dxa" w:w="2256"/>
-            <w:tcMar>
-              <w:top w:type="dxa" w:w="60"/>
-              <w:left w:type="dxa" w:w="100"/>
-              <w:bottom w:type="dxa" w:w="60"/>
-              <w:right w:type="dxa" w:w="100"/>
-            </w:tcMar>
-          </w:tcPr>
-          <w:p>
-            <w:pPr>
-              <w:spacing w:line="240"/>
-            </w:pPr>
-            <w:r>
-              <w:rPr>
-                <w:rFonts w:ascii="Malgun Gothic" w:cs="Malgun Gothic" w:eastAsia="Malgun Gothic" w:hAnsi="Malgun Gothic"/>
-                <w:sz w:val="17"/>
-                <w:szCs w:val="17"/>
-              </w:rPr>
-              <w:t xml:space="preserve">91</w:t>
-            </w:r>
-          </w:p>
-        </w:tc>
-        <w:tc>
-          <w:tcPr>
-            <w:tcW w:type="dxa" w:w="2258"/>
-            <w:tcMar>
-              <w:top w:type="dxa" w:w="60"/>
-              <w:left w:type="dxa" w:w="100"/>
-              <w:bottom w:type="dxa" w:w="60"/>
-              <w:right w:type="dxa" w:w="100"/>
-            </w:tcMar>
-          </w:tcPr>
-          <w:p>
-            <w:pPr>
-              <w:spacing w:line="240"/>
-            </w:pPr>
-            <w:r>
-              <w:rPr>
-                <w:rFonts w:ascii="Malgun Gothic" w:cs="Malgun Gothic" w:eastAsia="Malgun Gothic" w:hAnsi="Malgun Gothic"/>
-                <w:sz w:val="17"/>
-                <w:szCs w:val="17"/>
-              </w:rPr>
-              <w:t xml:space="preserve">단독 최고(+86.6)</w:t>
+            <w:tcW w:type="dxa" w:w="3008"/>
+            <w:tcMar>
+              <w:top w:type="dxa" w:w="60"/>
+              <w:left w:type="dxa" w:w="100"/>
+              <w:bottom w:type="dxa" w:w="60"/>
+              <w:right w:type="dxa" w:w="100"/>
+            </w:tcMar>
+          </w:tcPr>
+          <w:p>
+            <w:pPr>
+              <w:spacing w:line="240"/>
+            </w:pPr>
+            <w:r>
+              <w:rPr>
+                <w:rFonts w:ascii="Malgun Gothic" w:cs="Malgun Gothic" w:eastAsia="Malgun Gothic" w:hAnsi="Malgun Gothic"/>
+                <w:sz w:val="17"/>
+                <w:szCs w:val="17"/>
+              </w:rPr>
+              <w:t xml:space="preserve">+115.4</w:t>
+            </w:r>
+          </w:p>
+        </w:tc>
+        <w:tc>
+          <w:tcPr>
+            <w:tcW w:type="dxa" w:w="3010"/>
+            <w:tcMar>
+              <w:top w:type="dxa" w:w="60"/>
+              <w:left w:type="dxa" w:w="100"/>
+              <w:bottom w:type="dxa" w:w="60"/>
+              <w:right w:type="dxa" w:w="100"/>
+            </w:tcMar>
+          </w:tcPr>
+          <w:p>
+            <w:pPr>
+              <w:spacing w:line="240"/>
+            </w:pPr>
+            <w:r>
+              <w:rPr>
+                <w:rFonts w:ascii="Malgun Gothic" w:cs="Malgun Gothic" w:eastAsia="Malgun Gothic" w:hAnsi="Malgun Gothic"/>
+                <w:sz w:val="17"/>
+                <w:szCs w:val="17"/>
+              </w:rPr>
+              <w:t xml:space="preserve">채점 대조</w:t>
             </w:r>
           </w:p>
         </w:tc>
@@ -3772,7 +3817,7 @@
         </w:trPr>
         <w:tc>
           <w:tcPr>
-            <w:tcW w:type="dxa" w:w="2256"/>
+            <w:tcW w:type="dxa" w:w="3008"/>
             <w:tcMar>
               <w:top w:type="dxa" w:w="60"/>
               <w:left w:type="dxa" w:w="100"/>
@@ -3796,73 +3841,49 @@
         </w:tc>
         <w:tc>
           <w:tcPr>
-            <w:tcW w:type="dxa" w:w="2256"/>
-            <w:tcMar>
-              <w:top w:type="dxa" w:w="60"/>
-              <w:left w:type="dxa" w:w="100"/>
-              <w:bottom w:type="dxa" w:w="60"/>
-              <w:right w:type="dxa" w:w="100"/>
-            </w:tcMar>
-          </w:tcPr>
-          <w:p>
-            <w:pPr>
-              <w:spacing w:line="240"/>
-            </w:pPr>
-            <w:r>
-              <w:rPr>
-                <w:rFonts w:ascii="Malgun Gothic" w:cs="Malgun Gothic" w:eastAsia="Malgun Gothic" w:hAnsi="Malgun Gothic"/>
-                <w:sz w:val="17"/>
-                <w:szCs w:val="17"/>
-              </w:rPr>
-              <w:t xml:space="preserve">+101.2</w:t>
-            </w:r>
-          </w:p>
-        </w:tc>
-        <w:tc>
-          <w:tcPr>
-            <w:tcW w:type="dxa" w:w="2256"/>
-            <w:tcMar>
-              <w:top w:type="dxa" w:w="60"/>
-              <w:left w:type="dxa" w:w="100"/>
-              <w:bottom w:type="dxa" w:w="60"/>
-              <w:right w:type="dxa" w:w="100"/>
-            </w:tcMar>
-          </w:tcPr>
-          <w:p>
-            <w:pPr>
-              <w:spacing w:line="240"/>
-            </w:pPr>
-            <w:r>
-              <w:rPr>
-                <w:rFonts w:ascii="Malgun Gothic" w:cs="Malgun Gothic" w:eastAsia="Malgun Gothic" w:hAnsi="Malgun Gothic"/>
-                <w:sz w:val="17"/>
-                <w:szCs w:val="17"/>
-              </w:rPr>
-              <w:t xml:space="preserve">99</w:t>
-            </w:r>
-          </w:p>
-        </w:tc>
-        <w:tc>
-          <w:tcPr>
-            <w:tcW w:type="dxa" w:w="2258"/>
-            <w:tcMar>
-              <w:top w:type="dxa" w:w="60"/>
-              <w:left w:type="dxa" w:w="100"/>
-              <w:bottom w:type="dxa" w:w="60"/>
-              <w:right w:type="dxa" w:w="100"/>
-            </w:tcMar>
-          </w:tcPr>
-          <w:p>
-            <w:pPr>
-              <w:spacing w:line="240"/>
-            </w:pPr>
-            <w:r>
-              <w:rPr>
-                <w:rFonts w:ascii="Malgun Gothic" w:cs="Malgun Gothic" w:eastAsia="Malgun Gothic" w:hAnsi="Malgun Gothic"/>
-                <w:sz w:val="17"/>
-                <w:szCs w:val="17"/>
-              </w:rPr>
-              <w:t xml:space="preserve">최초 발견 셀</w:t>
+            <w:tcW w:type="dxa" w:w="3008"/>
+            <w:tcMar>
+              <w:top w:type="dxa" w:w="60"/>
+              <w:left w:type="dxa" w:w="100"/>
+              <w:bottom w:type="dxa" w:w="60"/>
+              <w:right w:type="dxa" w:w="100"/>
+            </w:tcMar>
+          </w:tcPr>
+          <w:p>
+            <w:pPr>
+              <w:spacing w:line="240"/>
+            </w:pPr>
+            <w:r>
+              <w:rPr>
+                <w:rFonts w:ascii="Malgun Gothic" w:cs="Malgun Gothic" w:eastAsia="Malgun Gothic" w:hAnsi="Malgun Gothic"/>
+                <w:sz w:val="17"/>
+                <w:szCs w:val="17"/>
+              </w:rPr>
+              <w:t xml:space="preserve">+118.5</w:t>
+            </w:r>
+          </w:p>
+        </w:tc>
+        <w:tc>
+          <w:tcPr>
+            <w:tcW w:type="dxa" w:w="3010"/>
+            <w:tcMar>
+              <w:top w:type="dxa" w:w="60"/>
+              <w:left w:type="dxa" w:w="100"/>
+              <w:bottom w:type="dxa" w:w="60"/>
+              <w:right w:type="dxa" w:w="100"/>
+            </w:tcMar>
+          </w:tcPr>
+          <w:p>
+            <w:pPr>
+              <w:spacing w:line="240"/>
+            </w:pPr>
+            <w:r>
+              <w:rPr>
+                <w:rFonts w:ascii="Malgun Gothic" w:cs="Malgun Gothic" w:eastAsia="Malgun Gothic" w:hAnsi="Malgun Gothic"/>
+                <w:sz w:val="17"/>
+                <w:szCs w:val="17"/>
+              </w:rPr>
+              <w:t xml:space="preserve">채점 대조</w:t>
             </w:r>
           </w:p>
         </w:tc>
@@ -3873,7 +3894,7 @@
         </w:trPr>
         <w:tc>
           <w:tcPr>
-            <w:tcW w:type="dxa" w:w="2256"/>
+            <w:tcW w:type="dxa" w:w="3008"/>
             <w:tcMar>
               <w:top w:type="dxa" w:w="60"/>
               <w:left w:type="dxa" w:w="100"/>
@@ -3897,73 +3918,49 @@
         </w:tc>
         <w:tc>
           <w:tcPr>
-            <w:tcW w:type="dxa" w:w="2256"/>
-            <w:tcMar>
-              <w:top w:type="dxa" w:w="60"/>
-              <w:left w:type="dxa" w:w="100"/>
-              <w:bottom w:type="dxa" w:w="60"/>
-              <w:right w:type="dxa" w:w="100"/>
-            </w:tcMar>
-          </w:tcPr>
-          <w:p>
-            <w:pPr>
-              <w:spacing w:line="240"/>
-            </w:pPr>
-            <w:r>
-              <w:rPr>
-                <w:rFonts w:ascii="Malgun Gothic" w:cs="Malgun Gothic" w:eastAsia="Malgun Gothic" w:hAnsi="Malgun Gothic"/>
-                <w:sz w:val="17"/>
-                <w:szCs w:val="17"/>
-              </w:rPr>
-              <w:t xml:space="preserve">+110.2</w:t>
-            </w:r>
-          </w:p>
-        </w:tc>
-        <w:tc>
-          <w:tcPr>
-            <w:tcW w:type="dxa" w:w="2256"/>
-            <w:tcMar>
-              <w:top w:type="dxa" w:w="60"/>
-              <w:left w:type="dxa" w:w="100"/>
-              <w:bottom w:type="dxa" w:w="60"/>
-              <w:right w:type="dxa" w:w="100"/>
-            </w:tcMar>
-          </w:tcPr>
-          <w:p>
-            <w:pPr>
-              <w:spacing w:line="240"/>
-            </w:pPr>
-            <w:r>
-              <w:rPr>
-                <w:rFonts w:ascii="Malgun Gothic" w:cs="Malgun Gothic" w:eastAsia="Malgun Gothic" w:hAnsi="Malgun Gothic"/>
-                <w:sz w:val="17"/>
-                <w:szCs w:val="17"/>
-              </w:rPr>
-              <w:t xml:space="preserve">—</w:t>
-            </w:r>
-          </w:p>
-        </w:tc>
-        <w:tc>
-          <w:tcPr>
-            <w:tcW w:type="dxa" w:w="2258"/>
-            <w:tcMar>
-              <w:top w:type="dxa" w:w="60"/>
-              <w:left w:type="dxa" w:w="100"/>
-              <w:bottom w:type="dxa" w:w="60"/>
-              <w:right w:type="dxa" w:w="100"/>
-            </w:tcMar>
-          </w:tcPr>
-          <w:p>
-            <w:pPr>
-              <w:spacing w:line="240"/>
-            </w:pPr>
-            <w:r>
-              <w:rPr>
-                <w:rFonts w:ascii="Malgun Gothic" w:cs="Malgun Gothic" w:eastAsia="Malgun Gothic" w:hAnsi="Malgun Gothic"/>
-                <w:sz w:val="17"/>
-                <w:szCs w:val="17"/>
-              </w:rPr>
-              <w:t xml:space="preserve">대조 채점(백테스트 최고 — 운 위험으로 관찰만)</w:t>
+            <w:tcW w:type="dxa" w:w="3008"/>
+            <w:tcMar>
+              <w:top w:type="dxa" w:w="60"/>
+              <w:left w:type="dxa" w:w="100"/>
+              <w:bottom w:type="dxa" w:w="60"/>
+              <w:right w:type="dxa" w:w="100"/>
+            </w:tcMar>
+          </w:tcPr>
+          <w:p>
+            <w:pPr>
+              <w:spacing w:line="240"/>
+            </w:pPr>
+            <w:r>
+              <w:rPr>
+                <w:rFonts w:ascii="Malgun Gothic" w:cs="Malgun Gothic" w:eastAsia="Malgun Gothic" w:hAnsi="Malgun Gothic"/>
+                <w:sz w:val="17"/>
+                <w:szCs w:val="17"/>
+              </w:rPr>
+              <w:t xml:space="preserve">+121.6</w:t>
+            </w:r>
+          </w:p>
+        </w:tc>
+        <w:tc>
+          <w:tcPr>
+            <w:tcW w:type="dxa" w:w="3010"/>
+            <w:tcMar>
+              <w:top w:type="dxa" w:w="60"/>
+              <w:left w:type="dxa" w:w="100"/>
+              <w:bottom w:type="dxa" w:w="60"/>
+              <w:right w:type="dxa" w:w="100"/>
+            </w:tcMar>
+          </w:tcPr>
+          <w:p>
+            <w:pPr>
+              <w:spacing w:line="240"/>
+            </w:pPr>
+            <w:r>
+              <w:rPr>
+                <w:rFonts w:ascii="Malgun Gothic" w:cs="Malgun Gothic" w:eastAsia="Malgun Gothic" w:hAnsi="Malgun Gothic"/>
+                <w:sz w:val="17"/>
+                <w:szCs w:val="17"/>
+              </w:rPr>
+              <w:t xml:space="preserve">채점 대조</w:t>
             </w:r>
           </w:p>
         </w:tc>
@@ -3981,6 +3978,42 @@
     </w:p>
     <w:p>
       <w:pPr>
+        <w:spacing w:after="40" w:line="260"/>
+      </w:pPr>
+      <w:r>
+        <w:rPr>
+          <w:rFonts w:ascii="Malgun Gothic" w:cs="Malgun Gothic" w:eastAsia="Malgun Gothic" w:hAnsi="Malgun Gothic"/>
+          <w:sz w:val="20"/>
+          <w:szCs w:val="20"/>
+        </w:rPr>
+        <w:t xml:space="preserve">⚠변형 간 순위는 축(rebox 유무 등)이 바뀔 때마다 ±5~8%p 안에서 뒤섞인다 — </w:t>
+      </w:r>
+      <w:r>
+        <w:rPr>
+          <w:rFonts w:ascii="Malgun Gothic" w:cs="Malgun Gothic" w:eastAsia="Malgun Gothic" w:hAnsi="Malgun Gothic"/>
+          <w:b/>
+          <w:bCs/>
+          <w:sz w:val="20"/>
+          <w:szCs w:val="20"/>
+        </w:rPr>
+        <w:t xml:space="preserve">전부 운 범위</w:t>
+      </w:r>
+      <w:r>
+        <w:rPr>
+          <w:rFonts w:ascii="Malgun Gothic" w:cs="Malgun Gothic" w:eastAsia="Malgun Gothic" w:hAnsi="Malgun Gothic"/>
+          <w:sz w:val="20"/>
+          <w:szCs w:val="20"/>
+        </w:rPr>
+        <w:t xml:space="preserve">라는 뜻이다. 그래서 주 기준(6봉·1.0)은 고정하고, 나머지는 채점 열로만 추적해 60일 페이퍼가 최종 판정하게 한다.</w:t>
+      </w:r>
+    </w:p>
+    <w:p>
+      <w:pPr>
+        <w:spacing w:after="40"/>
+      </w:pPr>
+    </w:p>
+    <w:p>
+      <w:pPr>
         <w:pStyle w:val="Heading3"/>
         <w:spacing w:after="60" w:before="180"/>
       </w:pPr>
@@ -4046,7 +4079,7 @@
           <w:sz w:val="20"/>
           <w:szCs w:val="20"/>
         </w:rPr>
-        <w:t xml:space="preserve">(88일/232) · 승률은 낮고 손익비로 버는 구조(맞는 날 초입부터 통째, 틀리는 날 -1.5% 캡) · 일당 기대 +0.45%(본주). ⚠이 수치는 30여 개 조합을 시험한 데이터에서 나온 것 — </w:t>
+        <w:t xml:space="preserve">(84일/232) · 승률은 낮고 손익비로 버는 구조(맞는 날 초입부터 통째, 틀리는 날 -1.5% 캡) · 일당 기대 +0.49%(본주). ⚠이 수치는 30여 개 조합을 시험한 데이터에서 나온 것 — </w:t>
       </w:r>
       <w:r>
         <w:rPr>
@@ -4913,7 +4946,7 @@
                 <w:sz w:val="17"/>
                 <w:szCs w:val="17"/>
               </w:rPr>
-              <w:t xml:space="preserve">피셔F 개조(0930박스·2봉·완충완화)</w:t>
+              <w:t xml:space="preserve">피셔F 전면 개조(0930박스+2봉+완충완화 동시)</w:t>
             </w:r>
           </w:p>
         </w:tc>
@@ -4961,7 +4994,84 @@
                 <w:sz w:val="17"/>
                 <w:szCs w:val="17"/>
               </w:rPr>
-              <w:t xml:space="preserve">검증관을 성급하게 만들면 오심 증가</w:t>
+              <w:t xml:space="preserve">확인봉·완충 완화가 원인(rebox 단독은 유효 — §2.2 채택)</w:t>
+            </w:r>
+          </w:p>
+        </w:tc>
+      </w:tr>
+      <w:tr>
+        <w:trPr>
+          <w:tblHeader w:val="false"/>
+        </w:trPr>
+        <w:tc>
+          <w:tcPr>
+            <w:tcW w:type="dxa" w:w="3008"/>
+            <w:tcMar>
+              <w:top w:type="dxa" w:w="60"/>
+              <w:left w:type="dxa" w:w="100"/>
+              <w:bottom w:type="dxa" w:w="60"/>
+              <w:right w:type="dxa" w:w="100"/>
+            </w:tcMar>
+          </w:tcPr>
+          <w:p>
+            <w:pPr>
+              <w:spacing w:line="240"/>
+            </w:pPr>
+            <w:r>
+              <w:rPr>
+                <w:rFonts w:ascii="Malgun Gothic" w:cs="Malgun Gothic" w:eastAsia="Malgun Gothic" w:hAnsi="Malgun Gothic"/>
+                <w:sz w:val="17"/>
+                <w:szCs w:val="17"/>
+              </w:rPr>
+              <w:t xml:space="preserve">F rebox 10:00 전환(09:45~10:00 박스)</w:t>
+            </w:r>
+          </w:p>
+        </w:tc>
+        <w:tc>
+          <w:tcPr>
+            <w:tcW w:type="dxa" w:w="3008"/>
+            <w:tcMar>
+              <w:top w:type="dxa" w:w="60"/>
+              <w:left w:type="dxa" w:w="100"/>
+              <w:bottom w:type="dxa" w:w="60"/>
+              <w:right w:type="dxa" w:w="100"/>
+            </w:tcMar>
+          </w:tcPr>
+          <w:p>
+            <w:pPr>
+              <w:spacing w:line="240"/>
+            </w:pPr>
+            <w:r>
+              <w:rPr>
+                <w:rFonts w:ascii="Malgun Gothic" w:cs="Malgun Gothic" w:eastAsia="Malgun Gothic" w:hAnsi="Malgun Gothic"/>
+                <w:sz w:val="17"/>
+                <w:szCs w:val="17"/>
+              </w:rPr>
+              <w:t xml:space="preserve">v2 -5.2</w:t>
+            </w:r>
+          </w:p>
+        </w:tc>
+        <w:tc>
+          <w:tcPr>
+            <w:tcW w:type="dxa" w:w="3010"/>
+            <w:tcMar>
+              <w:top w:type="dxa" w:w="60"/>
+              <w:left w:type="dxa" w:w="100"/>
+              <w:bottom w:type="dxa" w:w="60"/>
+              <w:right w:type="dxa" w:w="100"/>
+            </w:tcMar>
+          </w:tcPr>
+          <w:p>
+            <w:pPr>
+              <w:spacing w:line="240"/>
+            </w:pPr>
+            <w:r>
+              <w:rPr>
+                <w:rFonts w:ascii="Malgun Gothic" w:cs="Malgun Gothic" w:eastAsia="Malgun Gothic" w:hAnsi="Malgun Gothic"/>
+                <w:sz w:val="17"/>
+                <w:szCs w:val="17"/>
+              </w:rPr>
+              <w:t xml:space="preserve">심판이 늦어져 역진입 시점 밀림 — 09:45 전환이 최적</w:t>
             </w:r>
           </w:p>
         </w:tc>
@@ -5346,7 +5456,7 @@
           <w:sz w:val="20"/>
           <w:szCs w:val="20"/>
         </w:rPr>
-        <w:t xml:space="preserve">: predict_ssv2_scores 누적이 궤도(일당 +0.45%) 안인지 → 승격(실투자 공식화) + 창 크기(4/5/6봉)·문턱(1.0/1.2) 재결정</w:t>
+        <w:t xml:space="preserve">: predict_ssv2_scores 누적이 궤도(일당 +0.49%) 안인지 → 승격(실투자 공식화) + 창 크기(4/5/6봉)·문턱(1.0/1.2) 재결정</w:t>
       </w:r>
     </w:p>
     <w:p>
@@ -5669,6 +5779,24 @@
           <w:szCs w:val="20"/>
         </w:rPr>
         <w:t xml:space="preserve">2026-08-02: 최초 작성 (주말 실측 스크립트 10종 총정리 — 4봉 발견→조건 해부→v2 확립→6봉 확정)</w:t>
+      </w:r>
+    </w:p>
+    <w:p>
+      <w:pPr>
+        <w:pStyle w:val="ListParagraph"/>
+        <w:numPr>
+          <w:ilvl w:val="0"/>
+          <w:numId w:val="2"/>
+        </w:numPr>
+        <w:spacing w:after="40" w:line="260"/>
+      </w:pPr>
+      <w:r>
+        <w:rPr>
+          <w:rFonts w:ascii="Malgun Gothic" w:cs="Malgun Gothic" w:eastAsia="Malgun Gothic" w:hAnsi="Malgun Gothic"/>
+          <w:sz w:val="20"/>
+          <w:szCs w:val="20"/>
+        </w:rPr>
+        <w:t xml:space="preserve">2026-08-02 밤 2차: F에 0930 rebox 채택(사용자 제안 → 단독 실측 +112.8, 10:00 전환은 기각) · F 동의 시 "검증 통과" 확인 문자 추가(사용자 지시)</w:t>
       </w:r>
     </w:p>
     <w:p>

--- a/docs/ss-model-guide.docx
+++ b/docs/ss-model-guide.docx
@@ -325,7 +325,25 @@
           <w:sz w:val="20"/>
           <w:szCs w:val="20"/>
         </w:rPr>
-        <w:t xml:space="preserve"> — 문자에 각주로 표기된다.</w:t>
+        <w:t xml:space="preserve"> — 문자에 각주로 표기된다. 단 </w:t>
+      </w:r>
+      <w:r>
+        <w:rPr>
+          <w:rFonts w:ascii="Malgun Gothic" w:cs="Malgun Gothic" w:eastAsia="Malgun Gothic" w:hAnsi="Malgun Gothic"/>
+          <w:b/>
+          <w:bCs/>
+          <w:sz w:val="20"/>
+          <w:szCs w:val="20"/>
+        </w:rPr>
+        <w:t xml:space="preserve">계층 F·M도 8/6부터 rebox 적용</w:t>
+      </w:r>
+      <w:r>
+        <w:rPr>
+          <w:rFonts w:ascii="Malgun Gothic" w:cs="Malgun Gothic" w:eastAsia="Malgun Gothic" w:hAnsi="Malgun Gothic"/>
+          <w:sz w:val="20"/>
+          <w:szCs w:val="20"/>
+        </w:rPr>
+        <w:t xml:space="preserve">(사용자 확정 8/3 — F +18.0·M +4.1/컷 -11%/판정일 +28 실측, 신모델 검증자 F와 기준 통일).</w:t>
       </w:r>
     </w:p>
     <w:p>
@@ -868,233 +886,6 @@
     </w:p>
     <w:p>
       <w:pPr>
-        <w:pStyle w:val="Heading2"/>
-        <w:spacing w:after="80" w:before="240"/>
-      </w:pPr>
-      <w:r>
-        <w:rPr>
-          <w:rFonts w:ascii="Malgun Gothic" w:cs="Malgun Gothic" w:eastAsia="Malgun Gothic" w:hAnsi="Malgun Gothic"/>
-          <w:b/>
-          <w:bCs/>
-          <w:sz w:val="26"/>
-          <w:szCs w:val="26"/>
-        </w:rPr>
-        <w:t xml:space="preserve">3. 최종 규칙 세트</w:t>
-      </w:r>
-    </w:p>
-    <w:p>
-      <w:pPr>
-        <w:spacing w:after="40"/>
-      </w:pPr>
-    </w:p>
-    <w:p>
-      <w:pPr>
-        <w:shd w:fill="F2F2F2" w:val="clear"/>
-        <w:spacing w:after="0" w:before="80" w:line="240"/>
-        <w:ind w:left="240" w:right="240"/>
-      </w:pPr>
-      <w:r>
-        <w:rPr>
-          <w:rFonts w:ascii="Consolas" w:cs="Consolas" w:eastAsia="Consolas" w:hAnsi="Consolas"/>
-          <w:sz w:val="17"/>
-          <w:szCs w:val="17"/>
-        </w:rPr>
-        <w:t xml:space="preserve">[진입]</w:t>
-      </w:r>
-    </w:p>
-    <w:p>
-      <w:pPr>
-        <w:shd w:fill="F2F2F2" w:val="clear"/>
-        <w:spacing w:after="0" w:before="0" w:line="240"/>
-        <w:ind w:left="240" w:right="240"/>
-      </w:pPr>
-      <w:r>
-        <w:rPr>
-          <w:rFonts w:ascii="Consolas" w:cs="Consolas" w:eastAsia="Consolas" w:hAnsi="Consolas"/>
-          <w:sz w:val="17"/>
-          <w:szCs w:val="17"/>
-        </w:rPr>
-        <w:t xml:space="preserve">창 6봉 첫판정      → 그 방향 100% (스탑 본주 -1.5% = ETF -3%, 앵커 = 판정 시점 가격)</w:t>
-      </w:r>
-    </w:p>
-    <w:p>
-      <w:pPr>
-        <w:shd w:fill="F2F2F2" w:val="clear"/>
-        <w:spacing w:after="0" w:before="0" w:line="240"/>
-        <w:ind w:left="240" w:right="240"/>
-      </w:pPr>
-      <w:r>
-        <w:rPr>
-          <w:rFonts w:ascii="Consolas" w:cs="Consolas" w:eastAsia="Consolas" w:hAnsi="Consolas"/>
-          <w:sz w:val="17"/>
-          <w:szCs w:val="17"/>
-        </w:rPr>
-        <w:t xml:space="preserve">프리장 판정일      → 문자에 "09:00 개장가로 실행" 지침 동봉</w:t>
-      </w:r>
-    </w:p>
-    <w:p>
-      <w:pPr>
-        <w:shd w:fill="F2F2F2" w:val="clear"/>
-        <w:spacing w:after="0" w:before="0" w:line="240"/>
-        <w:ind w:left="240" w:right="240"/>
-      </w:pPr>
-      <w:r>
-        <w:rPr>
-          <w:rFonts w:ascii="Consolas" w:cs="Consolas" w:eastAsia="Consolas" w:hAnsi="Consolas"/>
-          <w:sz w:val="17"/>
-          <w:szCs w:val="17"/>
-        </w:rPr>
-        <w:t xml:space="preserve">F가 창보다 먼저 선 날(실측 0~1%) → 관망 (신모델 무진입)</w:t>
-      </w:r>
-    </w:p>
-    <w:p>
-      <w:pPr>
-        <w:shd w:fill="F2F2F2" w:val="clear"/>
-        <w:spacing w:after="0" w:before="0" w:line="240"/>
-        <w:ind w:left="240" w:right="240"/>
-      </w:pPr>
-      <w:r>
-        <w:rPr>
-          <w:rFonts w:ascii="Consolas" w:cs="Consolas" w:eastAsia="Consolas" w:hAnsi="Consolas"/>
-          <w:sz w:val="17"/>
-          <w:szCs w:val="17"/>
-        </w:rPr>
-        <w:t xml:space="preserve"> </w:t>
-      </w:r>
-    </w:p>
-    <w:p>
-      <w:pPr>
-        <w:shd w:fill="F2F2F2" w:val="clear"/>
-        <w:spacing w:after="0" w:before="0" w:line="240"/>
-        <w:ind w:left="240" w:right="240"/>
-      </w:pPr>
-      <w:r>
-        <w:rPr>
-          <w:rFonts w:ascii="Consolas" w:cs="Consolas" w:eastAsia="Consolas" w:hAnsi="Consolas"/>
-          <w:sz w:val="17"/>
-          <w:szCs w:val="17"/>
-        </w:rPr>
-        <w:t xml:space="preserve">[청산·전환 — 전부 자동 규칙]</w:t>
-      </w:r>
-    </w:p>
-    <w:p>
-      <w:pPr>
-        <w:shd w:fill="F2F2F2" w:val="clear"/>
-        <w:spacing w:after="0" w:before="0" w:line="240"/>
-        <w:ind w:left="240" w:right="240"/>
-      </w:pPr>
-      <w:r>
-        <w:rPr>
-          <w:rFonts w:ascii="Consolas" w:cs="Consolas" w:eastAsia="Consolas" w:hAnsi="Consolas"/>
-          <w:sz w:val="17"/>
-          <w:szCs w:val="17"/>
-        </w:rPr>
-        <w:t xml:space="preserve">스탑              → 트랜치별 진입가 -1.5%(본주). 컷 후 재진입 없음 — F 전환 문자만 대기</w:t>
-      </w:r>
-    </w:p>
-    <w:p>
-      <w:pPr>
-        <w:shd w:fill="F2F2F2" w:val="clear"/>
-        <w:spacing w:after="0" w:before="0" w:line="240"/>
-        <w:ind w:left="240" w:right="240"/>
-      </w:pPr>
-      <w:r>
-        <w:rPr>
-          <w:rFonts w:ascii="Consolas" w:cs="Consolas" w:eastAsia="Consolas" w:hAnsi="Consolas"/>
-          <w:sz w:val="17"/>
-          <w:szCs w:val="17"/>
-        </w:rPr>
-        <w:t xml:space="preserve">F 반대 확인       → 전량 청산 + 반대 100% 역진입 (앵커 = F 확인가·스탑 동일)</w:t>
-      </w:r>
-    </w:p>
-    <w:p>
-      <w:pPr>
-        <w:shd w:fill="F2F2F2" w:val="clear"/>
-        <w:spacing w:after="0" w:before="0" w:line="240"/>
-        <w:ind w:left="240" w:right="240"/>
-      </w:pPr>
-      <w:r>
-        <w:rPr>
-          <w:rFonts w:ascii="Consolas" w:cs="Consolas" w:eastAsia="Consolas" w:hAnsi="Consolas"/>
-          <w:sz w:val="17"/>
-          <w:szCs w:val="17"/>
-        </w:rPr>
-        <w:t xml:space="preserve">역진입 레그        → 스탑 -1.5% / 종가 청산 (그 후 추가 액션 없음)</w:t>
-      </w:r>
-    </w:p>
-    <w:p>
-      <w:pPr>
-        <w:shd w:fill="F2F2F2" w:val="clear"/>
-        <w:spacing w:after="0" w:before="0" w:line="240"/>
-        <w:ind w:left="240" w:right="240"/>
-      </w:pPr>
-      <w:r>
-        <w:rPr>
-          <w:rFonts w:ascii="Consolas" w:cs="Consolas" w:eastAsia="Consolas" w:hAnsi="Consolas"/>
-          <w:sz w:val="17"/>
-          <w:szCs w:val="17"/>
-        </w:rPr>
-        <w:t xml:space="preserve">종가              → 전 포지션 당일청산 (오버나이트 없음)</w:t>
-      </w:r>
-    </w:p>
-    <w:p>
-      <w:pPr>
-        <w:shd w:fill="F2F2F2" w:val="clear"/>
-        <w:spacing w:after="0" w:before="0" w:line="240"/>
-        <w:ind w:left="240" w:right="240"/>
-      </w:pPr>
-      <w:r>
-        <w:rPr>
-          <w:rFonts w:ascii="Consolas" w:cs="Consolas" w:eastAsia="Consolas" w:hAnsi="Consolas"/>
-          <w:sz w:val="17"/>
-          <w:szCs w:val="17"/>
-        </w:rPr>
-        <w:t xml:space="preserve"> </w:t>
-      </w:r>
-    </w:p>
-    <w:p>
-      <w:pPr>
-        <w:shd w:fill="F2F2F2" w:val="clear"/>
-        <w:spacing w:after="120" w:before="0" w:line="240"/>
-        <w:ind w:left="240" w:right="240"/>
-      </w:pPr>
-      <w:r>
-        <w:rPr>
-          <w:rFonts w:ascii="Consolas" w:cs="Consolas" w:eastAsia="Consolas" w:hAnsi="Consolas"/>
-          <w:sz w:val="17"/>
-          <w:szCs w:val="17"/>
-        </w:rPr>
-        <w:t xml:space="preserve">[무시하는 것] 창의 2번째 이후 전환 · F의 첫 확인 이후 전환·재확인 · 피셔M·본피셔 · 하닉 신호</w:t>
-      </w:r>
-    </w:p>
-    <w:p>
-      <w:pPr>
-        <w:spacing w:after="40"/>
-      </w:pPr>
-    </w:p>
-    <w:p>
-      <w:pPr>
-        <w:pStyle w:val="Heading3"/>
-        <w:spacing w:after="60" w:before="180"/>
-      </w:pPr>
-      <w:r>
-        <w:rPr>
-          <w:rFonts w:ascii="Malgun Gothic" w:cs="Malgun Gothic" w:eastAsia="Malgun Gothic" w:hAnsi="Malgun Gothic"/>
-          <w:b/>
-          <w:bCs/>
-          <w:sz w:val="22"/>
-          <w:szCs w:val="22"/>
-        </w:rPr>
-        <w:t xml:space="preserve">하루 흐름 예시</w:t>
-      </w:r>
-    </w:p>
-    <w:p>
-      <w:pPr>
-        <w:spacing w:after="40"/>
-      </w:pPr>
-    </w:p>
-    <w:p>
-      <w:pPr>
         <w:spacing w:after="40" w:line="260"/>
       </w:pPr>
       <w:r>
@@ -1105,1507 +896,15 @@
           <w:sz w:val="20"/>
           <w:szCs w:val="20"/>
         </w:rPr>
-        <w:t xml:space="preserve">좋은 날 (공통 — 232일 중 129일꼴)</w:t>
-      </w:r>
-    </w:p>
-    <w:p>
-      <w:pPr>
-        <w:spacing w:after="40" w:line="260"/>
-      </w:pPr>
-      <w:r>
-        <w:rPr>
-          <w:rFonts w:ascii="Malgun Gothic" w:cs="Malgun Gothic" w:eastAsia="Malgun Gothic" w:hAnsi="Malgun Gothic"/>
-          <w:sz w:val="20"/>
-          <w:szCs w:val="20"/>
-        </w:rPr>
-        <w:t xml:space="preserve">09:00 창 상승 판정 → 레버 ETF 100% 진입, 스탑 -3% 설정 → 09:50 F도 상승 확인(문자 없음 — 검증 통과) → 종가 전량 청산. 초입부터 종가까지 통째로 먹는다. 이 케이스가 수익의 사실상 전부(+207.5%p/129일).</w:t>
-      </w:r>
-    </w:p>
-    <w:p>
-      <w:pPr>
-        <w:spacing w:after="40"/>
-      </w:pPr>
-    </w:p>
-    <w:p>
-      <w:pPr>
-        <w:spacing w:after="40" w:line="260"/>
-      </w:pPr>
-      <w:r>
-        <w:rPr>
-          <w:rFonts w:ascii="Malgun Gothic" w:cs="Malgun Gothic" w:eastAsia="Malgun Gothic" w:hAnsi="Malgun Gothic"/>
-          <w:b/>
-          <w:bCs/>
-          <w:sz w:val="20"/>
-          <w:szCs w:val="20"/>
-        </w:rPr>
-        <w:t xml:space="preserve">반전의 날 (이견 — 74일꼴)</w:t>
-      </w:r>
-    </w:p>
-    <w:p>
-      <w:pPr>
-        <w:spacing w:after="40" w:line="260"/>
-      </w:pPr>
-      <w:r>
-        <w:rPr>
-          <w:rFonts w:ascii="Malgun Gothic" w:cs="Malgun Gothic" w:eastAsia="Malgun Gothic" w:hAnsi="Malgun Gothic"/>
-          <w:sz w:val="20"/>
-          <w:szCs w:val="20"/>
-        </w:rPr>
-        <w:t xml:space="preserve">09:05 창 상승 판정 → 진입 → 밀려서 09:40 스탑 -1.5% 컷 → 10:10 F가 </w:t>
-      </w:r>
-      <w:r>
-        <w:rPr>
-          <w:rFonts w:ascii="Malgun Gothic" w:cs="Malgun Gothic" w:eastAsia="Malgun Gothic" w:hAnsi="Malgun Gothic"/>
-          <w:b/>
-          <w:bCs/>
-          <w:sz w:val="20"/>
-          <w:szCs w:val="20"/>
-        </w:rPr>
-        <w:t xml:space="preserve">하락</w:t>
-      </w:r>
-      <w:r>
-        <w:rPr>
-          <w:rFonts w:ascii="Malgun Gothic" w:cs="Malgun Gothic" w:eastAsia="Malgun Gothic" w:hAnsi="Malgun Gothic"/>
-          <w:sz w:val="20"/>
-          <w:szCs w:val="20"/>
-        </w:rPr>
-        <w:t xml:space="preserve"> 확인 → 전환 문자 → 인버스 100% 진입 → 종가 청산. 창의 손실은 -1.5%로 제한되고 F 역진입이 회수한다(+18.2%p/232일 = 이견일당 +0.25%).</w:t>
-      </w:r>
-    </w:p>
-    <w:p>
-      <w:pPr>
-        <w:spacing w:after="40"/>
-      </w:pPr>
-    </w:p>
-    <w:p>
-      <w:pPr>
-        <w:spacing w:after="40" w:line="260"/>
-      </w:pPr>
-      <w:r>
-        <w:rPr>
-          <w:rFonts w:ascii="Malgun Gothic" w:cs="Malgun Gothic" w:eastAsia="Malgun Gothic" w:hAnsi="Malgun Gothic"/>
-          <w:b/>
-          <w:bCs/>
-          <w:sz w:val="20"/>
-          <w:szCs w:val="20"/>
-        </w:rPr>
-        <w:t xml:space="preserve">보험료 날 (창만 — 29일꼴)</w:t>
-      </w:r>
-    </w:p>
-    <w:p>
-      <w:pPr>
-        <w:spacing w:after="40" w:line="260"/>
-      </w:pPr>
-      <w:r>
-        <w:rPr>
-          <w:rFonts w:ascii="Malgun Gothic" w:cs="Malgun Gothic" w:eastAsia="Malgun Gothic" w:hAnsi="Malgun Gothic"/>
-          <w:sz w:val="20"/>
-          <w:szCs w:val="20"/>
-        </w:rPr>
-        <w:t xml:space="preserve">창 판정 후 F가 하루 종일 침묵 → 그대로 종가까지. 이런 날은 평균 손해(-20.1%p 합)지만 사전에 알 방법이 없다 — 모델의 예정된 비용.</w:t>
-      </w:r>
-    </w:p>
-    <w:p>
-      <w:pPr>
-        <w:spacing w:after="40"/>
-      </w:pPr>
-    </w:p>
-    <w:p>
-      <w:pPr>
-        <w:pStyle w:val="Heading2"/>
-        <w:spacing w:after="80" w:before="240"/>
-      </w:pPr>
-      <w:r>
-        <w:rPr>
-          <w:rFonts w:ascii="Malgun Gothic" w:cs="Malgun Gothic" w:eastAsia="Malgun Gothic" w:hAnsi="Malgun Gothic"/>
-          <w:b/>
-          <w:bCs/>
-          <w:sz w:val="26"/>
-          <w:szCs w:val="26"/>
-        </w:rPr>
-        <w:t xml:space="preserve">4. 왜 이 구조인가 — 하닉과의 대비</w:t>
-      </w:r>
-    </w:p>
-    <w:p>
-      <w:pPr>
-        <w:spacing w:after="40"/>
-      </w:pPr>
-    </w:p>
-    <w:tbl>
-      <w:tblPr>
-        <w:tblW w:type="dxa" w:w="9026"/>
-        <w:tblBorders>
-          <w:top w:val="single" w:color="auto" w:sz="4"/>
-          <w:left w:val="single" w:color="auto" w:sz="4"/>
-          <w:bottom w:val="single" w:color="auto" w:sz="4"/>
-          <w:right w:val="single" w:color="auto" w:sz="4"/>
-          <w:insideH w:val="single" w:color="auto" w:sz="4"/>
-          <w:insideV w:val="single" w:color="auto" w:sz="4"/>
-        </w:tblBorders>
-      </w:tblPr>
-      <w:tblGrid>
-        <w:gridCol w:w="3008"/>
-        <w:gridCol w:w="3008"/>
-        <w:gridCol w:w="3010"/>
-      </w:tblGrid>
-      <w:tr>
-        <w:trPr>
-          <w:tblHeader/>
-        </w:trPr>
-        <w:tc>
-          <w:tcPr>
-            <w:tcW w:type="dxa" w:w="3008"/>
-            <w:shd w:fill="DDE5F0" w:val="clear"/>
-            <w:tcMar>
-              <w:top w:type="dxa" w:w="60"/>
-              <w:left w:type="dxa" w:w="100"/>
-              <w:bottom w:type="dxa" w:w="60"/>
-              <w:right w:type="dxa" w:w="100"/>
-            </w:tcMar>
-          </w:tcPr>
-          <w:p>
-            <w:pPr>
-              <w:spacing w:line="240"/>
-            </w:pPr>
-          </w:p>
-        </w:tc>
-        <w:tc>
-          <w:tcPr>
-            <w:tcW w:type="dxa" w:w="3008"/>
-            <w:shd w:fill="DDE5F0" w:val="clear"/>
-            <w:tcMar>
-              <w:top w:type="dxa" w:w="60"/>
-              <w:left w:type="dxa" w:w="100"/>
-              <w:bottom w:type="dxa" w:w="60"/>
-              <w:right w:type="dxa" w:w="100"/>
-            </w:tcMar>
-          </w:tcPr>
-          <w:p>
-            <w:pPr>
-              <w:spacing w:line="240"/>
-            </w:pPr>
-            <w:r>
-              <w:rPr>
-                <w:rFonts w:ascii="Malgun Gothic" w:cs="Malgun Gothic" w:eastAsia="Malgun Gothic" w:hAnsi="Malgun Gothic"/>
-                <w:b/>
-                <w:bCs/>
-                <w:sz w:val="17"/>
-                <w:szCs w:val="17"/>
-              </w:rPr>
-              <w:t xml:space="preserve">하닉 신모델</w:t>
-            </w:r>
-          </w:p>
-        </w:tc>
-        <w:tc>
-          <w:tcPr>
-            <w:tcW w:type="dxa" w:w="3010"/>
-            <w:shd w:fill="DDE5F0" w:val="clear"/>
-            <w:tcMar>
-              <w:top w:type="dxa" w:w="60"/>
-              <w:left w:type="dxa" w:w="100"/>
-              <w:bottom w:type="dxa" w:w="60"/>
-              <w:right w:type="dxa" w:w="100"/>
-            </w:tcMar>
-          </w:tcPr>
-          <w:p>
-            <w:pPr>
-              <w:spacing w:line="240"/>
-            </w:pPr>
-            <w:r>
-              <w:rPr>
-                <w:rFonts w:ascii="Malgun Gothic" w:cs="Malgun Gothic" w:eastAsia="Malgun Gothic" w:hAnsi="Malgun Gothic"/>
-                <w:b/>
-                <w:bCs/>
-                <w:sz w:val="17"/>
-                <w:szCs w:val="17"/>
-              </w:rPr>
-              <w:t xml:space="preserve">삼전 신모델(v2)</w:t>
-            </w:r>
-          </w:p>
-        </w:tc>
-      </w:tr>
-      <w:tr>
-        <w:trPr>
-          <w:tblHeader w:val="false"/>
-        </w:trPr>
-        <w:tc>
-          <w:tcPr>
-            <w:tcW w:type="dxa" w:w="3008"/>
-            <w:tcMar>
-              <w:top w:type="dxa" w:w="60"/>
-              <w:left w:type="dxa" w:w="100"/>
-              <w:bottom w:type="dxa" w:w="60"/>
-              <w:right w:type="dxa" w:w="100"/>
-            </w:tcMar>
-          </w:tcPr>
-          <w:p>
-            <w:pPr>
-              <w:spacing w:line="240"/>
-            </w:pPr>
-            <w:r>
-              <w:rPr>
-                <w:rFonts w:ascii="Malgun Gothic" w:cs="Malgun Gothic" w:eastAsia="Malgun Gothic" w:hAnsi="Malgun Gothic"/>
-                <w:sz w:val="17"/>
-                <w:szCs w:val="17"/>
-              </w:rPr>
-              <w:t xml:space="preserve">유효 정보</w:t>
-            </w:r>
-          </w:p>
-        </w:tc>
-        <w:tc>
-          <w:tcPr>
-            <w:tcW w:type="dxa" w:w="3008"/>
-            <w:tcMar>
-              <w:top w:type="dxa" w:w="60"/>
-              <w:left w:type="dxa" w:w="100"/>
-              <w:bottom w:type="dxa" w:w="60"/>
-              <w:right w:type="dxa" w:w="100"/>
-            </w:tcMar>
-          </w:tcPr>
-          <w:p>
-            <w:pPr>
-              <w:spacing w:line="240"/>
-            </w:pPr>
-            <w:r>
-              <w:rPr>
-                <w:rFonts w:ascii="Malgun Gothic" w:cs="Malgun Gothic" w:eastAsia="Malgun Gothic" w:hAnsi="Malgun Gothic"/>
-                <w:sz w:val="17"/>
-                <w:szCs w:val="17"/>
-              </w:rPr>
-              <w:t xml:space="preserve">형태</w:t>
-            </w:r>
-            <w:r>
-              <w:rPr>
-                <w:rFonts w:ascii="Malgun Gothic" w:cs="Malgun Gothic" w:eastAsia="Malgun Gothic" w:hAnsi="Malgun Gothic"/>
-                <w:sz w:val="17"/>
-                <w:szCs w:val="17"/>
-              </w:rPr>
-              <w:t xml:space="preserve"> (6봉 계단의 질)</w:t>
-            </w:r>
-          </w:p>
-        </w:tc>
-        <w:tc>
-          <w:tcPr>
-            <w:tcW w:type="dxa" w:w="3010"/>
-            <w:tcMar>
-              <w:top w:type="dxa" w:w="60"/>
-              <w:left w:type="dxa" w:w="100"/>
-              <w:bottom w:type="dxa" w:w="60"/>
-              <w:right w:type="dxa" w:w="100"/>
-            </w:tcMar>
-          </w:tcPr>
-          <w:p>
-            <w:pPr>
-              <w:spacing w:line="240"/>
-            </w:pPr>
-            <w:r>
-              <w:rPr>
-                <w:rFonts w:ascii="Malgun Gothic" w:cs="Malgun Gothic" w:eastAsia="Malgun Gothic" w:hAnsi="Malgun Gothic"/>
-                <w:sz w:val="17"/>
-                <w:szCs w:val="17"/>
-              </w:rPr>
-              <w:t xml:space="preserve">속도</w:t>
-            </w:r>
-            <w:r>
-              <w:rPr>
-                <w:rFonts w:ascii="Malgun Gothic" w:cs="Malgun Gothic" w:eastAsia="Malgun Gothic" w:hAnsi="Malgun Gothic"/>
-                <w:sz w:val="17"/>
-                <w:szCs w:val="17"/>
-              </w:rPr>
-              <w:t xml:space="preserve"> (6분 누적 전진량)</w:t>
-            </w:r>
-          </w:p>
-        </w:tc>
-      </w:tr>
-      <w:tr>
-        <w:trPr>
-          <w:tblHeader w:val="false"/>
-        </w:trPr>
-        <w:tc>
-          <w:tcPr>
-            <w:tcW w:type="dxa" w:w="3008"/>
-            <w:tcMar>
-              <w:top w:type="dxa" w:w="60"/>
-              <w:left w:type="dxa" w:w="100"/>
-              <w:bottom w:type="dxa" w:w="60"/>
-              <w:right w:type="dxa" w:w="100"/>
-            </w:tcMar>
-          </w:tcPr>
-          <w:p>
-            <w:pPr>
-              <w:spacing w:line="240"/>
-            </w:pPr>
-            <w:r>
-              <w:rPr>
-                <w:rFonts w:ascii="Malgun Gothic" w:cs="Malgun Gothic" w:eastAsia="Malgun Gothic" w:hAnsi="Malgun Gothic"/>
-                <w:sz w:val="17"/>
-                <w:szCs w:val="17"/>
-              </w:rPr>
-              <w:t xml:space="preserve">정찰(빠른 신호)</w:t>
-            </w:r>
-          </w:p>
-        </w:tc>
-        <w:tc>
-          <w:tcPr>
-            <w:tcW w:type="dxa" w:w="3008"/>
-            <w:tcMar>
-              <w:top w:type="dxa" w:w="60"/>
-              <w:left w:type="dxa" w:w="100"/>
-              <w:bottom w:type="dxa" w:w="60"/>
-              <w:right w:type="dxa" w:w="100"/>
-            </w:tcMar>
-          </w:tcPr>
-          <w:p>
-            <w:pPr>
-              <w:spacing w:line="240"/>
-            </w:pPr>
-            <w:r>
-              <w:rPr>
-                <w:rFonts w:ascii="Malgun Gothic" w:cs="Malgun Gothic" w:eastAsia="Malgun Gothic" w:hAnsi="Malgun Gothic"/>
-                <w:sz w:val="17"/>
-                <w:szCs w:val="17"/>
-              </w:rPr>
-              <w:t xml:space="preserve">피셔F (09:33)</w:t>
-            </w:r>
-          </w:p>
-        </w:tc>
-        <w:tc>
-          <w:tcPr>
-            <w:tcW w:type="dxa" w:w="3010"/>
-            <w:tcMar>
-              <w:top w:type="dxa" w:w="60"/>
-              <w:left w:type="dxa" w:w="100"/>
-              <w:bottom w:type="dxa" w:w="60"/>
-              <w:right w:type="dxa" w:w="100"/>
-            </w:tcMar>
-          </w:tcPr>
-          <w:p>
-            <w:pPr>
-              <w:spacing w:line="240"/>
-            </w:pPr>
-            <w:r>
-              <w:rPr>
-                <w:rFonts w:ascii="Malgun Gothic" w:cs="Malgun Gothic" w:eastAsia="Malgun Gothic" w:hAnsi="Malgun Gothic"/>
-                <w:sz w:val="17"/>
-                <w:szCs w:val="17"/>
-              </w:rPr>
-              <w:t xml:space="preserve">모멘텀 창 (09:00)</w:t>
-            </w:r>
-          </w:p>
-        </w:tc>
-      </w:tr>
-      <w:tr>
-        <w:trPr>
-          <w:tblHeader w:val="false"/>
-        </w:trPr>
-        <w:tc>
-          <w:tcPr>
-            <w:tcW w:type="dxa" w:w="3008"/>
-            <w:tcMar>
-              <w:top w:type="dxa" w:w="60"/>
-              <w:left w:type="dxa" w:w="100"/>
-              <w:bottom w:type="dxa" w:w="60"/>
-              <w:right w:type="dxa" w:w="100"/>
-            </w:tcMar>
-          </w:tcPr>
-          <w:p>
-            <w:pPr>
-              <w:spacing w:line="240"/>
-            </w:pPr>
-            <w:r>
-              <w:rPr>
-                <w:rFonts w:ascii="Malgun Gothic" w:cs="Malgun Gothic" w:eastAsia="Malgun Gothic" w:hAnsi="Malgun Gothic"/>
-                <w:sz w:val="17"/>
-                <w:szCs w:val="17"/>
-              </w:rPr>
-              <w:t xml:space="preserve">검증(느린 신호)</w:t>
-            </w:r>
-          </w:p>
-        </w:tc>
-        <w:tc>
-          <w:tcPr>
-            <w:tcW w:type="dxa" w:w="3008"/>
-            <w:tcMar>
-              <w:top w:type="dxa" w:w="60"/>
-              <w:left w:type="dxa" w:w="100"/>
-              <w:bottom w:type="dxa" w:w="60"/>
-              <w:right w:type="dxa" w:w="100"/>
-            </w:tcMar>
-          </w:tcPr>
-          <w:p>
-            <w:pPr>
-              <w:spacing w:line="240"/>
-            </w:pPr>
-            <w:r>
-              <w:rPr>
-                <w:rFonts w:ascii="Malgun Gothic" w:cs="Malgun Gothic" w:eastAsia="Malgun Gothic" w:hAnsi="Malgun Gothic"/>
-                <w:sz w:val="17"/>
-                <w:szCs w:val="17"/>
-              </w:rPr>
-              <w:t xml:space="preserve">형태 창판정 (09:53)</w:t>
-            </w:r>
-          </w:p>
-        </w:tc>
-        <w:tc>
-          <w:tcPr>
-            <w:tcW w:type="dxa" w:w="3010"/>
-            <w:tcMar>
-              <w:top w:type="dxa" w:w="60"/>
-              <w:left w:type="dxa" w:w="100"/>
-              <w:bottom w:type="dxa" w:w="60"/>
-              <w:right w:type="dxa" w:w="100"/>
-            </w:tcMar>
-          </w:tcPr>
-          <w:p>
-            <w:pPr>
-              <w:spacing w:line="240"/>
-            </w:pPr>
-            <w:r>
-              <w:rPr>
-                <w:rFonts w:ascii="Malgun Gothic" w:cs="Malgun Gothic" w:eastAsia="Malgun Gothic" w:hAnsi="Malgun Gothic"/>
-                <w:sz w:val="17"/>
-                <w:szCs w:val="17"/>
-              </w:rPr>
-              <w:t xml:space="preserve">피셔F (09:44)</w:t>
-            </w:r>
-          </w:p>
-        </w:tc>
-      </w:tr>
-      <w:tr>
-        <w:trPr>
-          <w:tblHeader w:val="false"/>
-        </w:trPr>
-        <w:tc>
-          <w:tcPr>
-            <w:tcW w:type="dxa" w:w="3008"/>
-            <w:tcMar>
-              <w:top w:type="dxa" w:w="60"/>
-              <w:left w:type="dxa" w:w="100"/>
-              <w:bottom w:type="dxa" w:w="60"/>
-              <w:right w:type="dxa" w:w="100"/>
-            </w:tcMar>
-          </w:tcPr>
-          <w:p>
-            <w:pPr>
-              <w:spacing w:line="240"/>
-            </w:pPr>
-            <w:r>
-              <w:rPr>
-                <w:rFonts w:ascii="Malgun Gothic" w:cs="Malgun Gothic" w:eastAsia="Malgun Gothic" w:hAnsi="Malgun Gothic"/>
-                <w:sz w:val="17"/>
-                <w:szCs w:val="17"/>
-              </w:rPr>
-              <w:t xml:space="preserve">비중 운용</w:t>
-            </w:r>
-          </w:p>
-        </w:tc>
-        <w:tc>
-          <w:tcPr>
-            <w:tcW w:type="dxa" w:w="3008"/>
-            <w:tcMar>
-              <w:top w:type="dxa" w:w="60"/>
-              <w:left w:type="dxa" w:w="100"/>
-              <w:bottom w:type="dxa" w:w="60"/>
-              <w:right w:type="dxa" w:w="100"/>
-            </w:tcMar>
-          </w:tcPr>
-          <w:p>
-            <w:pPr>
-              <w:spacing w:line="240"/>
-            </w:pPr>
-            <w:r>
-              <w:rPr>
-                <w:rFonts w:ascii="Malgun Gothic" w:cs="Malgun Gothic" w:eastAsia="Malgun Gothic" w:hAnsi="Malgun Gothic"/>
-                <w:sz w:val="17"/>
-                <w:szCs w:val="17"/>
-              </w:rPr>
-              <w:t xml:space="preserve">4단 사다리 30→70→100</w:t>
-            </w:r>
-          </w:p>
-        </w:tc>
-        <w:tc>
-          <w:tcPr>
-            <w:tcW w:type="dxa" w:w="3010"/>
-            <w:tcMar>
-              <w:top w:type="dxa" w:w="60"/>
-              <w:left w:type="dxa" w:w="100"/>
-              <w:bottom w:type="dxa" w:w="60"/>
-              <w:right w:type="dxa" w:w="100"/>
-            </w:tcMar>
-          </w:tcPr>
-          <w:p>
-            <w:pPr>
-              <w:spacing w:line="240"/>
-            </w:pPr>
-            <w:r>
-              <w:rPr>
-                <w:rFonts w:ascii="Malgun Gothic" w:cs="Malgun Gothic" w:eastAsia="Malgun Gothic" w:hAnsi="Malgun Gothic"/>
-                <w:sz w:val="17"/>
-                <w:szCs w:val="17"/>
-              </w:rPr>
-              <w:t xml:space="preserve">100% 단일 (사다리 실측 열위)</w:t>
-            </w:r>
-          </w:p>
-        </w:tc>
-      </w:tr>
-      <w:tr>
-        <w:trPr>
-          <w:tblHeader w:val="false"/>
-        </w:trPr>
-        <w:tc>
-          <w:tcPr>
-            <w:tcW w:type="dxa" w:w="3008"/>
-            <w:tcMar>
-              <w:top w:type="dxa" w:w="60"/>
-              <w:left w:type="dxa" w:w="100"/>
-              <w:bottom w:type="dxa" w:w="60"/>
-              <w:right w:type="dxa" w:w="100"/>
-            </w:tcMar>
-          </w:tcPr>
-          <w:p>
-            <w:pPr>
-              <w:spacing w:line="240"/>
-            </w:pPr>
-            <w:r>
-              <w:rPr>
-                <w:rFonts w:ascii="Malgun Gothic" w:cs="Malgun Gothic" w:eastAsia="Malgun Gothic" w:hAnsi="Malgun Gothic"/>
-                <w:sz w:val="17"/>
-                <w:szCs w:val="17"/>
-              </w:rPr>
-              <w:t xml:space="preserve">이견 규칙</w:t>
-            </w:r>
-          </w:p>
-        </w:tc>
-        <w:tc>
-          <w:tcPr>
-            <w:tcW w:type="dxa" w:w="3008"/>
-            <w:tcMar>
-              <w:top w:type="dxa" w:w="60"/>
-              <w:left w:type="dxa" w:w="100"/>
-              <w:bottom w:type="dxa" w:w="60"/>
-              <w:right w:type="dxa" w:w="100"/>
-            </w:tcMar>
-          </w:tcPr>
-          <w:p>
-            <w:pPr>
-              <w:spacing w:line="240"/>
-            </w:pPr>
-            <w:r>
-              <w:rPr>
-                <w:rFonts w:ascii="Malgun Gothic" w:cs="Malgun Gothic" w:eastAsia="Malgun Gothic" w:hAnsi="Malgun Gothic"/>
-                <w:sz w:val="17"/>
-                <w:szCs w:val="17"/>
-              </w:rPr>
-              <w:t xml:space="preserve">나중 신호(창) 방향으로 교체</w:t>
-            </w:r>
-          </w:p>
-        </w:tc>
-        <w:tc>
-          <w:tcPr>
-            <w:tcW w:type="dxa" w:w="3010"/>
-            <w:tcMar>
-              <w:top w:type="dxa" w:w="60"/>
-              <w:left w:type="dxa" w:w="100"/>
-              <w:bottom w:type="dxa" w:w="60"/>
-              <w:right w:type="dxa" w:w="100"/>
-            </w:tcMar>
-          </w:tcPr>
-          <w:p>
-            <w:pPr>
-              <w:spacing w:line="240"/>
-            </w:pPr>
-            <w:r>
-              <w:rPr>
-                <w:rFonts w:ascii="Malgun Gothic" w:cs="Malgun Gothic" w:eastAsia="Malgun Gothic" w:hAnsi="Malgun Gothic"/>
-                <w:sz w:val="17"/>
-                <w:szCs w:val="17"/>
-              </w:rPr>
-              <w:t xml:space="preserve">나중 신호(F) 방향으로 교체 — </w:t>
-            </w:r>
-            <w:r>
-              <w:rPr>
-                <w:rFonts w:ascii="Malgun Gothic" w:cs="Malgun Gothic" w:eastAsia="Malgun Gothic" w:hAnsi="Malgun Gothic"/>
-                <w:sz w:val="17"/>
-                <w:szCs w:val="17"/>
-              </w:rPr>
-              <w:t xml:space="preserve">같은 원칙</w:t>
-            </w:r>
-          </w:p>
-        </w:tc>
-      </w:tr>
-      <w:tr>
-        <w:trPr>
-          <w:tblHeader w:val="false"/>
-        </w:trPr>
-        <w:tc>
-          <w:tcPr>
-            <w:tcW w:type="dxa" w:w="3008"/>
-            <w:tcMar>
-              <w:top w:type="dxa" w:w="60"/>
-              <w:left w:type="dxa" w:w="100"/>
-              <w:bottom w:type="dxa" w:w="60"/>
-              <w:right w:type="dxa" w:w="100"/>
-            </w:tcMar>
-          </w:tcPr>
-          <w:p>
-            <w:pPr>
-              <w:spacing w:line="240"/>
-            </w:pPr>
-            <w:r>
-              <w:rPr>
-                <w:rFonts w:ascii="Malgun Gothic" w:cs="Malgun Gothic" w:eastAsia="Malgun Gothic" w:hAnsi="Malgun Gothic"/>
-                <w:sz w:val="17"/>
-                <w:szCs w:val="17"/>
-              </w:rPr>
-              <w:t xml:space="preserve">스탑(본주)</w:t>
-            </w:r>
-          </w:p>
-        </w:tc>
-        <w:tc>
-          <w:tcPr>
-            <w:tcW w:type="dxa" w:w="3008"/>
-            <w:tcMar>
-              <w:top w:type="dxa" w:w="60"/>
-              <w:left w:type="dxa" w:w="100"/>
-              <w:bottom w:type="dxa" w:w="60"/>
-              <w:right w:type="dxa" w:w="100"/>
-            </w:tcMar>
-          </w:tcPr>
-          <w:p>
-            <w:pPr>
-              <w:spacing w:line="240"/>
-            </w:pPr>
-            <w:r>
-              <w:rPr>
-                <w:rFonts w:ascii="Malgun Gothic" w:cs="Malgun Gothic" w:eastAsia="Malgun Gothic" w:hAnsi="Malgun Gothic"/>
-                <w:sz w:val="17"/>
-                <w:szCs w:val="17"/>
-              </w:rPr>
-              <w:t xml:space="preserve">-2.5%</w:t>
-            </w:r>
-          </w:p>
-        </w:tc>
-        <w:tc>
-          <w:tcPr>
-            <w:tcW w:type="dxa" w:w="3010"/>
-            <w:tcMar>
-              <w:top w:type="dxa" w:w="60"/>
-              <w:left w:type="dxa" w:w="100"/>
-              <w:bottom w:type="dxa" w:w="60"/>
-              <w:right w:type="dxa" w:w="100"/>
-            </w:tcMar>
-          </w:tcPr>
-          <w:p>
-            <w:pPr>
-              <w:spacing w:line="240"/>
-            </w:pPr>
-            <w:r>
-              <w:rPr>
-                <w:rFonts w:ascii="Malgun Gothic" w:cs="Malgun Gothic" w:eastAsia="Malgun Gothic" w:hAnsi="Malgun Gothic"/>
-                <w:sz w:val="17"/>
-                <w:szCs w:val="17"/>
-              </w:rPr>
-              <w:t xml:space="preserve">-1.5%</w:t>
-            </w:r>
-          </w:p>
-        </w:tc>
-      </w:tr>
-    </w:tbl>
-    <w:p>
-      <w:pPr>
-        <w:spacing w:after="60"/>
-      </w:pPr>
-    </w:p>
-    <w:p>
-      <w:pPr>
-        <w:spacing w:after="40"/>
-      </w:pPr>
-    </w:p>
-    <w:p>
-      <w:pPr>
-        <w:pStyle w:val="ListParagraph"/>
-        <w:numPr>
-          <w:ilvl w:val="0"/>
-          <w:numId w:val="2"/>
-        </w:numPr>
-        <w:spacing w:after="40" w:line="260"/>
-      </w:pPr>
-      <w:r>
-        <w:rPr>
-          <w:rFonts w:ascii="Malgun Gothic" w:cs="Malgun Gothic" w:eastAsia="Malgun Gothic" w:hAnsi="Malgun Gothic"/>
-          <w:b/>
-          <w:bCs/>
-          <w:sz w:val="20"/>
-          <w:szCs w:val="20"/>
-        </w:rPr>
-        <w:t xml:space="preserve">삼전에서 형태가 안 통하는 이유</w:t>
-      </w:r>
-      <w:r>
-        <w:rPr>
-          <w:rFonts w:ascii="Malgun Gothic" w:cs="Malgun Gothic" w:eastAsia="Malgun Gothic" w:hAnsi="Malgun Gothic"/>
-          <w:sz w:val="20"/>
-          <w:szCs w:val="20"/>
-        </w:rPr>
-        <w:t xml:space="preserve">: 삼전의 예쁜 1분봉 계단은 "끝나가는 스퍼트의 마지막 모습"이다(판정 시점 = 스윙의 99% 지점 실측). 하닉의 계단은 "이어질 추세의 앞부분"이다(90% 지점 + 큰 절대폭). 형태를 조일수록 삼전은 더 늦어져 더 손해.</w:t>
-      </w:r>
-    </w:p>
-    <w:p>
-      <w:pPr>
-        <w:pStyle w:val="ListParagraph"/>
-        <w:numPr>
-          <w:ilvl w:val="0"/>
-          <w:numId w:val="2"/>
-        </w:numPr>
-        <w:spacing w:after="40" w:line="260"/>
-      </w:pPr>
-      <w:r>
-        <w:rPr>
-          <w:rFonts w:ascii="Malgun Gothic" w:cs="Malgun Gothic" w:eastAsia="Malgun Gothic" w:hAnsi="Malgun Gothic"/>
-          <w:b/>
-          <w:bCs/>
-          <w:sz w:val="20"/>
-          <w:szCs w:val="20"/>
-        </w:rPr>
-        <w:t xml:space="preserve">사다리가 안 통하는 이유</w:t>
-      </w:r>
-      <w:r>
-        <w:rPr>
-          <w:rFonts w:ascii="Malgun Gothic" w:cs="Malgun Gothic" w:eastAsia="Malgun Gothic" w:hAnsi="Malgun Gothic"/>
-          <w:sz w:val="20"/>
-          <w:szCs w:val="20"/>
-        </w:rPr>
-        <w:t xml:space="preserve">: 하닉은 검증 신호들이 조기 구간 안에 순차 도착해 증액이 유효하지만, 삼전은 검증자(F)가 44~76분 늦어 증액 시점엔 알짜가 끝나 있다. 절반 정찰(v3)은 좋은 날 수익(-81.8)을 나쁜 날 절감(+53)보다 크게 깎는다.</w:t>
-      </w:r>
-    </w:p>
-    <w:p>
-      <w:pPr>
-        <w:pStyle w:val="ListParagraph"/>
-        <w:numPr>
-          <w:ilvl w:val="0"/>
-          <w:numId w:val="2"/>
-        </w:numPr>
-        <w:spacing w:after="40" w:line="260"/>
-      </w:pPr>
-      <w:r>
-        <w:rPr>
-          <w:rFonts w:ascii="Malgun Gothic" w:cs="Malgun Gothic" w:eastAsia="Malgun Gothic" w:hAnsi="Malgun Gothic"/>
-          <w:b/>
-          <w:bCs/>
-          <w:sz w:val="20"/>
-          <w:szCs w:val="20"/>
-        </w:rPr>
-        <w:t xml:space="preserve">공통 원칙 "나중에 온 검증된 신호가 레그를 끊는다"</w:t>
-      </w:r>
-      <w:r>
-        <w:rPr>
-          <w:rFonts w:ascii="Malgun Gothic" w:cs="Malgun Gothic" w:eastAsia="Malgun Gothic" w:hAnsi="Malgun Gothic"/>
-          <w:sz w:val="20"/>
-          <w:szCs w:val="20"/>
-        </w:rPr>
-        <w:t xml:space="preserve"> — 두 종목 모두 성립, 주체만 다르다.</w:t>
-      </w:r>
-    </w:p>
-    <w:p>
-      <w:pPr>
-        <w:spacing w:after="40"/>
-      </w:pPr>
-    </w:p>
-    <w:p>
-      <w:pPr>
-        <w:pStyle w:val="Heading2"/>
-        <w:spacing w:after="80" w:before="240"/>
-      </w:pPr>
-      <w:r>
-        <w:rPr>
-          <w:rFonts w:ascii="Malgun Gothic" w:cs="Malgun Gothic" w:eastAsia="Malgun Gothic" w:hAnsi="Malgun Gothic"/>
-          <w:b/>
-          <w:bCs/>
-          <w:sz w:val="26"/>
-          <w:szCs w:val="26"/>
-        </w:rPr>
-        <w:t xml:space="preserve">5. 문자 체계 ([예측·삼전 신모델] · 2단 구조 · 8/6부터)</w:t>
-      </w:r>
-    </w:p>
-    <w:p>
-      <w:pPr>
-        <w:spacing w:after="40"/>
-      </w:pPr>
-    </w:p>
-    <w:tbl>
-      <w:tblPr>
-        <w:tblW w:type="dxa" w:w="9026"/>
-        <w:tblBorders>
-          <w:top w:val="single" w:color="auto" w:sz="4"/>
-          <w:left w:val="single" w:color="auto" w:sz="4"/>
-          <w:bottom w:val="single" w:color="auto" w:sz="4"/>
-          <w:right w:val="single" w:color="auto" w:sz="4"/>
-          <w:insideH w:val="single" w:color="auto" w:sz="4"/>
-          <w:insideV w:val="single" w:color="auto" w:sz="4"/>
-        </w:tblBorders>
-      </w:tblPr>
-      <w:tblGrid>
-        <w:gridCol w:w="3008"/>
-        <w:gridCol w:w="3008"/>
-        <w:gridCol w:w="3010"/>
-      </w:tblGrid>
-      <w:tr>
-        <w:trPr>
-          <w:tblHeader/>
-        </w:trPr>
-        <w:tc>
-          <w:tcPr>
-            <w:tcW w:type="dxa" w:w="3008"/>
-            <w:shd w:fill="DDE5F0" w:val="clear"/>
-            <w:tcMar>
-              <w:top w:type="dxa" w:w="60"/>
-              <w:left w:type="dxa" w:w="100"/>
-              <w:bottom w:type="dxa" w:w="60"/>
-              <w:right w:type="dxa" w:w="100"/>
-            </w:tcMar>
-          </w:tcPr>
-          <w:p>
-            <w:pPr>
-              <w:spacing w:line="240"/>
-            </w:pPr>
-            <w:r>
-              <w:rPr>
-                <w:rFonts w:ascii="Malgun Gothic" w:cs="Malgun Gothic" w:eastAsia="Malgun Gothic" w:hAnsi="Malgun Gothic"/>
-                <w:b/>
-                <w:bCs/>
-                <w:sz w:val="17"/>
-                <w:szCs w:val="17"/>
-              </w:rPr>
-              <w:t xml:space="preserve">문자</w:t>
-            </w:r>
-          </w:p>
-        </w:tc>
-        <w:tc>
-          <w:tcPr>
-            <w:tcW w:type="dxa" w:w="3008"/>
-            <w:shd w:fill="DDE5F0" w:val="clear"/>
-            <w:tcMar>
-              <w:top w:type="dxa" w:w="60"/>
-              <w:left w:type="dxa" w:w="100"/>
-              <w:bottom w:type="dxa" w:w="60"/>
-              <w:right w:type="dxa" w:w="100"/>
-            </w:tcMar>
-          </w:tcPr>
-          <w:p>
-            <w:pPr>
-              <w:spacing w:line="240"/>
-            </w:pPr>
-            <w:r>
-              <w:rPr>
-                <w:rFonts w:ascii="Malgun Gothic" w:cs="Malgun Gothic" w:eastAsia="Malgun Gothic" w:hAnsi="Malgun Gothic"/>
-                <w:b/>
-                <w:bCs/>
-                <w:sz w:val="17"/>
-                <w:szCs w:val="17"/>
-              </w:rPr>
-              <w:t xml:space="preserve">시점</w:t>
-            </w:r>
-          </w:p>
-        </w:tc>
-        <w:tc>
-          <w:tcPr>
-            <w:tcW w:type="dxa" w:w="3010"/>
-            <w:shd w:fill="DDE5F0" w:val="clear"/>
-            <w:tcMar>
-              <w:top w:type="dxa" w:w="60"/>
-              <w:left w:type="dxa" w:w="100"/>
-              <w:bottom w:type="dxa" w:w="60"/>
-              <w:right w:type="dxa" w:w="100"/>
-            </w:tcMar>
-          </w:tcPr>
-          <w:p>
-            <w:pPr>
-              <w:spacing w:line="240"/>
-            </w:pPr>
-            <w:r>
-              <w:rPr>
-                <w:rFonts w:ascii="Malgun Gothic" w:cs="Malgun Gothic" w:eastAsia="Malgun Gothic" w:hAnsi="Malgun Gothic"/>
-                <w:b/>
-                <w:bCs/>
-                <w:sz w:val="17"/>
-                <w:szCs w:val="17"/>
-              </w:rPr>
-              <w:t xml:space="preserve">받으면 할 일</w:t>
-            </w:r>
-          </w:p>
-        </w:tc>
-      </w:tr>
-      <w:tr>
-        <w:trPr>
-          <w:tblHeader w:val="false"/>
-        </w:trPr>
-        <w:tc>
-          <w:tcPr>
-            <w:tcW w:type="dxa" w:w="3008"/>
-            <w:tcMar>
-              <w:top w:type="dxa" w:w="60"/>
-              <w:left w:type="dxa" w:w="100"/>
-              <w:bottom w:type="dxa" w:w="60"/>
-              <w:right w:type="dxa" w:w="100"/>
-            </w:tcMar>
-          </w:tcPr>
-          <w:p>
-            <w:pPr>
-              <w:spacing w:line="240"/>
-            </w:pPr>
-            <w:r>
-              <w:rPr>
-                <w:rFonts w:ascii="Malgun Gothic" w:cs="Malgun Gothic" w:eastAsia="Malgun Gothic" w:hAnsi="Malgun Gothic"/>
-                <w:sz w:val="17"/>
-                <w:szCs w:val="17"/>
-              </w:rPr>
-              <w:t xml:space="preserve">진입</w:t>
-            </w:r>
-          </w:p>
-        </w:tc>
-        <w:tc>
-          <w:tcPr>
-            <w:tcW w:type="dxa" w:w="3008"/>
-            <w:tcMar>
-              <w:top w:type="dxa" w:w="60"/>
-              <w:left w:type="dxa" w:w="100"/>
-              <w:bottom w:type="dxa" w:w="60"/>
-              <w:right w:type="dxa" w:w="100"/>
-            </w:tcMar>
-          </w:tcPr>
-          <w:p>
-            <w:pPr>
-              <w:spacing w:line="240"/>
-            </w:pPr>
-            <w:r>
-              <w:rPr>
-                <w:rFonts w:ascii="Malgun Gothic" w:cs="Malgun Gothic" w:eastAsia="Malgun Gothic" w:hAnsi="Malgun Gothic"/>
-                <w:sz w:val="17"/>
-                <w:szCs w:val="17"/>
-              </w:rPr>
-              <w:t xml:space="preserve">창 첫판정</w:t>
-            </w:r>
-          </w:p>
-        </w:tc>
-        <w:tc>
-          <w:tcPr>
-            <w:tcW w:type="dxa" w:w="3010"/>
-            <w:tcMar>
-              <w:top w:type="dxa" w:w="60"/>
-              <w:left w:type="dxa" w:w="100"/>
-              <w:bottom w:type="dxa" w:w="60"/>
-              <w:right w:type="dxa" w:w="100"/>
-            </w:tcMar>
-          </w:tcPr>
-          <w:p>
-            <w:pPr>
-              <w:spacing w:line="240"/>
-            </w:pPr>
-            <w:r>
-              <w:rPr>
-                <w:rFonts w:ascii="Malgun Gothic" w:cs="Malgun Gothic" w:eastAsia="Malgun Gothic" w:hAnsi="Malgun Gothic"/>
-                <w:sz w:val="17"/>
-                <w:szCs w:val="17"/>
-              </w:rPr>
-              <w:t xml:space="preserve">▶표기된 ETF 100% 진입(초과 금지)·스탑 ETF -3% 설정. 프리장 판정이면 09:00 개장가 실행</w:t>
-            </w:r>
-          </w:p>
-        </w:tc>
-      </w:tr>
-      <w:tr>
-        <w:trPr>
-          <w:tblHeader w:val="false"/>
-        </w:trPr>
-        <w:tc>
-          <w:tcPr>
-            <w:tcW w:type="dxa" w:w="3008"/>
-            <w:tcMar>
-              <w:top w:type="dxa" w:w="60"/>
-              <w:left w:type="dxa" w:w="100"/>
-              <w:bottom w:type="dxa" w:w="60"/>
-              <w:right w:type="dxa" w:w="100"/>
-            </w:tcMar>
-          </w:tcPr>
-          <w:p>
-            <w:pPr>
-              <w:spacing w:line="240"/>
-            </w:pPr>
-            <w:r>
-              <w:rPr>
-                <w:rFonts w:ascii="Malgun Gothic" w:cs="Malgun Gothic" w:eastAsia="Malgun Gothic" w:hAnsi="Malgun Gothic"/>
-                <w:sz w:val="17"/>
-                <w:szCs w:val="17"/>
-              </w:rPr>
-              <w:t xml:space="preserve">검증 통과</w:t>
-            </w:r>
-          </w:p>
-        </w:tc>
-        <w:tc>
-          <w:tcPr>
-            <w:tcW w:type="dxa" w:w="3008"/>
-            <w:tcMar>
-              <w:top w:type="dxa" w:w="60"/>
-              <w:left w:type="dxa" w:w="100"/>
-              <w:bottom w:type="dxa" w:w="60"/>
-              <w:right w:type="dxa" w:w="100"/>
-            </w:tcMar>
-          </w:tcPr>
-          <w:p>
-            <w:pPr>
-              <w:spacing w:line="240"/>
-            </w:pPr>
-            <w:r>
-              <w:rPr>
-                <w:rFonts w:ascii="Malgun Gothic" w:cs="Malgun Gothic" w:eastAsia="Malgun Gothic" w:hAnsi="Malgun Gothic"/>
-                <w:sz w:val="17"/>
-                <w:szCs w:val="17"/>
-              </w:rPr>
-              <w:t xml:space="preserve">F 동의 확인</w:t>
-            </w:r>
-          </w:p>
-        </w:tc>
-        <w:tc>
-          <w:tcPr>
-            <w:tcW w:type="dxa" w:w="3010"/>
-            <w:tcMar>
-              <w:top w:type="dxa" w:w="60"/>
-              <w:left w:type="dxa" w:w="100"/>
-              <w:bottom w:type="dxa" w:w="60"/>
-              <w:right w:type="dxa" w:w="100"/>
-            </w:tcMar>
-          </w:tcPr>
-          <w:p>
-            <w:pPr>
-              <w:spacing w:line="240"/>
-            </w:pPr>
-            <w:r>
-              <w:rPr>
-                <w:rFonts w:ascii="Malgun Gothic" w:cs="Malgun Gothic" w:eastAsia="Malgun Gothic" w:hAnsi="Malgun Gothic"/>
-                <w:sz w:val="17"/>
-                <w:szCs w:val="17"/>
-              </w:rPr>
-              <w:t xml:space="preserve">▶보유 지속 — 추가 액션 없음(오늘 전환 문자 없음 확정)</w:t>
-            </w:r>
-          </w:p>
-        </w:tc>
-      </w:tr>
-      <w:tr>
-        <w:trPr>
-          <w:tblHeader w:val="false"/>
-        </w:trPr>
-        <w:tc>
-          <w:tcPr>
-            <w:tcW w:type="dxa" w:w="3008"/>
-            <w:tcMar>
-              <w:top w:type="dxa" w:w="60"/>
-              <w:left w:type="dxa" w:w="100"/>
-              <w:bottom w:type="dxa" w:w="60"/>
-              <w:right w:type="dxa" w:w="100"/>
-            </w:tcMar>
-          </w:tcPr>
-          <w:p>
-            <w:pPr>
-              <w:spacing w:line="240"/>
-            </w:pPr>
-            <w:r>
-              <w:rPr>
-                <w:rFonts w:ascii="Malgun Gothic" w:cs="Malgun Gothic" w:eastAsia="Malgun Gothic" w:hAnsi="Malgun Gothic"/>
-                <w:sz w:val="17"/>
-                <w:szCs w:val="17"/>
-              </w:rPr>
-              <w:t xml:space="preserve">전환</w:t>
-            </w:r>
-          </w:p>
-        </w:tc>
-        <w:tc>
-          <w:tcPr>
-            <w:tcW w:type="dxa" w:w="3008"/>
-            <w:tcMar>
-              <w:top w:type="dxa" w:w="60"/>
-              <w:left w:type="dxa" w:w="100"/>
-              <w:bottom w:type="dxa" w:w="60"/>
-              <w:right w:type="dxa" w:w="100"/>
-            </w:tcMar>
-          </w:tcPr>
-          <w:p>
-            <w:pPr>
-              <w:spacing w:line="240"/>
-            </w:pPr>
-            <w:r>
-              <w:rPr>
-                <w:rFonts w:ascii="Malgun Gothic" w:cs="Malgun Gothic" w:eastAsia="Malgun Gothic" w:hAnsi="Malgun Gothic"/>
-                <w:sz w:val="17"/>
-                <w:szCs w:val="17"/>
-              </w:rPr>
-              <w:t xml:space="preserve">F 반대 확인</w:t>
-            </w:r>
-          </w:p>
-        </w:tc>
-        <w:tc>
-          <w:tcPr>
-            <w:tcW w:type="dxa" w:w="3010"/>
-            <w:tcMar>
-              <w:top w:type="dxa" w:w="60"/>
-              <w:left w:type="dxa" w:w="100"/>
-              <w:bottom w:type="dxa" w:w="60"/>
-              <w:right w:type="dxa" w:w="100"/>
-            </w:tcMar>
-          </w:tcPr>
-          <w:p>
-            <w:pPr>
-              <w:spacing w:line="240"/>
-            </w:pPr>
-            <w:r>
-              <w:rPr>
-                <w:rFonts w:ascii="Malgun Gothic" w:cs="Malgun Gothic" w:eastAsia="Malgun Gothic" w:hAnsi="Malgun Gothic"/>
-                <w:sz w:val="17"/>
-                <w:szCs w:val="17"/>
-              </w:rPr>
-              <w:t xml:space="preserve">▶기존 포지션 전량 청산 → 반대 ETF 100% 진입·새 스탑 -3%</w:t>
-            </w:r>
-          </w:p>
-        </w:tc>
-      </w:tr>
-      <w:tr>
-        <w:trPr>
-          <w:tblHeader w:val="false"/>
-        </w:trPr>
-        <w:tc>
-          <w:tcPr>
-            <w:tcW w:type="dxa" w:w="3008"/>
-            <w:tcMar>
-              <w:top w:type="dxa" w:w="60"/>
-              <w:left w:type="dxa" w:w="100"/>
-              <w:bottom w:type="dxa" w:w="60"/>
-              <w:right w:type="dxa" w:w="100"/>
-            </w:tcMar>
-          </w:tcPr>
-          <w:p>
-            <w:pPr>
-              <w:spacing w:line="240"/>
-            </w:pPr>
-            <w:r>
-              <w:rPr>
-                <w:rFonts w:ascii="Malgun Gothic" w:cs="Malgun Gothic" w:eastAsia="Malgun Gothic" w:hAnsi="Malgun Gothic"/>
-                <w:sz w:val="17"/>
-                <w:szCs w:val="17"/>
-              </w:rPr>
-              <w:t xml:space="preserve">스탑 도달</w:t>
-            </w:r>
-          </w:p>
-        </w:tc>
-        <w:tc>
-          <w:tcPr>
-            <w:tcW w:type="dxa" w:w="3008"/>
-            <w:tcMar>
-              <w:top w:type="dxa" w:w="60"/>
-              <w:left w:type="dxa" w:w="100"/>
-              <w:bottom w:type="dxa" w:w="60"/>
-              <w:right w:type="dxa" w:w="100"/>
-            </w:tcMar>
-          </w:tcPr>
-          <w:p>
-            <w:pPr>
-              <w:spacing w:line="240"/>
-            </w:pPr>
-            <w:r>
-              <w:rPr>
-                <w:rFonts w:ascii="Malgun Gothic" w:cs="Malgun Gothic" w:eastAsia="Malgun Gothic" w:hAnsi="Malgun Gothic"/>
-                <w:sz w:val="17"/>
-                <w:szCs w:val="17"/>
-              </w:rPr>
-              <w:t xml:space="preserve">컷 발생</w:t>
-            </w:r>
-          </w:p>
-        </w:tc>
-        <w:tc>
-          <w:tcPr>
-            <w:tcW w:type="dxa" w:w="3010"/>
-            <w:tcMar>
-              <w:top w:type="dxa" w:w="60"/>
-              <w:left w:type="dxa" w:w="100"/>
-              <w:bottom w:type="dxa" w:w="60"/>
-              <w:right w:type="dxa" w:w="100"/>
-            </w:tcMar>
-          </w:tcPr>
-          <w:p>
-            <w:pPr>
-              <w:spacing w:line="240"/>
-            </w:pPr>
-            <w:r>
-              <w:rPr>
-                <w:rFonts w:ascii="Malgun Gothic" w:cs="Malgun Gothic" w:eastAsia="Malgun Gothic" w:hAnsi="Malgun Gothic"/>
-                <w:sz w:val="17"/>
-                <w:szCs w:val="17"/>
-              </w:rPr>
-              <w:t xml:space="preserve">▶HTS 자동매도 확인만 — 재진입 금지, 전환 문자만 대기</w:t>
-            </w:r>
-          </w:p>
-        </w:tc>
-      </w:tr>
-      <w:tr>
-        <w:trPr>
-          <w:tblHeader w:val="false"/>
-        </w:trPr>
-        <w:tc>
-          <w:tcPr>
-            <w:tcW w:type="dxa" w:w="3008"/>
-            <w:tcMar>
-              <w:top w:type="dxa" w:w="60"/>
-              <w:left w:type="dxa" w:w="100"/>
-              <w:bottom w:type="dxa" w:w="60"/>
-              <w:right w:type="dxa" w:w="100"/>
-            </w:tcMar>
-          </w:tcPr>
-          <w:p>
-            <w:pPr>
-              <w:spacing w:line="240"/>
-            </w:pPr>
-            <w:r>
-              <w:rPr>
-                <w:rFonts w:ascii="Malgun Gothic" w:cs="Malgun Gothic" w:eastAsia="Malgun Gothic" w:hAnsi="Malgun Gothic"/>
-                <w:sz w:val="17"/>
-                <w:szCs w:val="17"/>
-              </w:rPr>
-              <w:t xml:space="preserve">결산</w:t>
-            </w:r>
-          </w:p>
-        </w:tc>
-        <w:tc>
-          <w:tcPr>
-            <w:tcW w:type="dxa" w:w="3008"/>
-            <w:tcMar>
-              <w:top w:type="dxa" w:w="60"/>
-              <w:left w:type="dxa" w:w="100"/>
-              <w:bottom w:type="dxa" w:w="60"/>
-              <w:right w:type="dxa" w:w="100"/>
-            </w:tcMar>
-          </w:tcPr>
-          <w:p>
-            <w:pPr>
-              <w:spacing w:line="240"/>
-            </w:pPr>
-            <w:r>
-              <w:rPr>
-                <w:rFonts w:ascii="Malgun Gothic" w:cs="Malgun Gothic" w:eastAsia="Malgun Gothic" w:hAnsi="Malgun Gothic"/>
-                <w:sz w:val="17"/>
-                <w:szCs w:val="17"/>
-              </w:rPr>
-              <w:t xml:space="preserve">15:31</w:t>
-            </w:r>
-          </w:p>
-        </w:tc>
-        <w:tc>
-          <w:tcPr>
-            <w:tcW w:type="dxa" w:w="3010"/>
-            <w:tcMar>
-              <w:top w:type="dxa" w:w="60"/>
-              <w:left w:type="dxa" w:w="100"/>
-              <w:bottom w:type="dxa" w:w="60"/>
-              <w:right w:type="dxa" w:w="100"/>
-            </w:tcMar>
-          </w:tcPr>
-          <w:p>
-            <w:pPr>
-              <w:spacing w:line="240"/>
-            </w:pPr>
-            <w:r>
-              <w:rPr>
-                <w:rFonts w:ascii="Malgun Gothic" w:cs="Malgun Gothic" w:eastAsia="Malgun Gothic" w:hAnsi="Malgun Gothic"/>
-                <w:sz w:val="17"/>
-                <w:szCs w:val="17"/>
-              </w:rPr>
-              <w:t xml:space="preserve">정보 — 오늘 6봉(주기준)·5봉·4봉 손익 + 누적 (8/3부터 발송 — 검증 기간 포함)</w:t>
-            </w:r>
-          </w:p>
-        </w:tc>
-      </w:tr>
-      <w:tr>
-        <w:trPr>
-          <w:tblHeader w:val="false"/>
-        </w:trPr>
-        <w:tc>
-          <w:tcPr>
-            <w:tcW w:type="dxa" w:w="3008"/>
-            <w:tcMar>
-              <w:top w:type="dxa" w:w="60"/>
-              <w:left w:type="dxa" w:w="100"/>
-              <w:bottom w:type="dxa" w:w="60"/>
-              <w:right w:type="dxa" w:w="100"/>
-            </w:tcMar>
-          </w:tcPr>
-          <w:p>
-            <w:pPr>
-              <w:spacing w:line="240"/>
-            </w:pPr>
-            <w:r>
-              <w:rPr>
-                <w:rFonts w:ascii="Malgun Gothic" w:cs="Malgun Gothic" w:eastAsia="Malgun Gothic" w:hAnsi="Malgun Gothic"/>
-                <w:sz w:val="17"/>
-                <w:szCs w:val="17"/>
-              </w:rPr>
-              <w:t xml:space="preserve">시작 안내</w:t>
-            </w:r>
-          </w:p>
-        </w:tc>
-        <w:tc>
-          <w:tcPr>
-            <w:tcW w:type="dxa" w:w="3008"/>
-            <w:tcMar>
-              <w:top w:type="dxa" w:w="60"/>
-              <w:left w:type="dxa" w:w="100"/>
-              <w:bottom w:type="dxa" w:w="60"/>
-              <w:right w:type="dxa" w:w="100"/>
-            </w:tcMar>
-          </w:tcPr>
-          <w:p>
-            <w:pPr>
-              <w:spacing w:line="240"/>
-            </w:pPr>
-            <w:r>
-              <w:rPr>
-                <w:rFonts w:ascii="Malgun Gothic" w:cs="Malgun Gothic" w:eastAsia="Malgun Gothic" w:hAnsi="Malgun Gothic"/>
-                <w:sz w:val="17"/>
-                <w:szCs w:val="17"/>
-              </w:rPr>
-              <w:t xml:space="preserve">8/6 아침 1회</w:t>
-            </w:r>
-          </w:p>
-        </w:tc>
-        <w:tc>
-          <w:tcPr>
-            <w:tcW w:type="dxa" w:w="3010"/>
-            <w:tcMar>
-              <w:top w:type="dxa" w:w="60"/>
-              <w:left w:type="dxa" w:w="100"/>
-              <w:bottom w:type="dxa" w:w="60"/>
-              <w:right w:type="dxa" w:w="100"/>
-            </w:tcMar>
-          </w:tcPr>
-          <w:p>
-            <w:pPr>
-              <w:spacing w:line="240"/>
-            </w:pPr>
-            <w:r>
-              <w:rPr>
-                <w:rFonts w:ascii="Malgun Gothic" w:cs="Malgun Gothic" w:eastAsia="Malgun Gothic" w:hAnsi="Malgun Gothic"/>
-                <w:sz w:val="17"/>
-                <w:szCs w:val="17"/>
-              </w:rPr>
-              <w:t xml:space="preserve">시범 개시 확인 — 중단하려면 회신</w:t>
-            </w:r>
-          </w:p>
-        </w:tc>
-      </w:tr>
-    </w:tbl>
-    <w:p>
-      <w:pPr>
-        <w:spacing w:after="60"/>
-      </w:pPr>
-    </w:p>
-    <w:p>
-      <w:pPr>
-        <w:spacing w:after="40"/>
-      </w:pPr>
-    </w:p>
-    <w:p>
-      <w:pPr>
-        <w:spacing w:after="40" w:line="260"/>
-      </w:pPr>
-      <w:r>
-        <w:rPr>
-          <w:rFonts w:ascii="Malgun Gothic" w:cs="Malgun Gothic" w:eastAsia="Malgun Gothic" w:hAnsi="Malgun Gothic"/>
-          <w:b/>
-          <w:bCs/>
-          <w:sz w:val="20"/>
-          <w:szCs w:val="20"/>
-        </w:rPr>
-        <w:t xml:space="preserve">스탑 기준 정리</w:t>
-      </w:r>
-      <w:r>
-        <w:rPr>
-          <w:rFonts w:ascii="Malgun Gothic" w:cs="Malgun Gothic" w:eastAsia="Malgun Gothic" w:hAnsi="Malgun Gothic"/>
-          <w:sz w:val="20"/>
-          <w:szCs w:val="20"/>
-        </w:rPr>
-        <w:t xml:space="preserve">: 모델의 공식 기준은 </w:t>
-      </w:r>
-      <w:r>
-        <w:rPr>
-          <w:rFonts w:ascii="Malgun Gothic" w:cs="Malgun Gothic" w:eastAsia="Malgun Gothic" w:hAnsi="Malgun Gothic"/>
-          <w:b/>
-          <w:bCs/>
-          <w:sz w:val="20"/>
-          <w:szCs w:val="20"/>
-        </w:rPr>
-        <w:t xml:space="preserve">본주 -1.5%</w:t>
-      </w:r>
-      <w:r>
-        <w:rPr>
-          <w:rFonts w:ascii="Malgun Gothic" w:cs="Malgun Gothic" w:eastAsia="Malgun Gothic" w:hAnsi="Malgun Gothic"/>
-          <w:sz w:val="20"/>
-          <w:szCs w:val="20"/>
-        </w:rPr>
-        <w:t xml:space="preserve">(판정가 앵커·저가/고가 터치)이고, 문자에는 "ETF -3%(본주 XXX,XXX원)"으로 병기된다. HTS 자동매도는 </w:t>
-      </w:r>
-      <w:r>
-        <w:rPr>
-          <w:rFonts w:ascii="Malgun Gothic" w:cs="Malgun Gothic" w:eastAsia="Malgun Gothic" w:hAnsi="Malgun Gothic"/>
-          <w:b/>
-          <w:bCs/>
-          <w:sz w:val="20"/>
-          <w:szCs w:val="20"/>
-        </w:rPr>
-        <w:t xml:space="preserve">문자 수신 시점의 ETF 가격 기준 -3%</w:t>
-      </w:r>
-      <w:r>
-        <w:rPr>
-          <w:rFonts w:ascii="Malgun Gothic" w:cs="Malgun Gothic" w:eastAsia="Malgun Gothic" w:hAnsi="Malgun Gothic"/>
-          <w:sz w:val="20"/>
-          <w:szCs w:val="20"/>
-        </w:rPr>
-        <w:t xml:space="preserve">로 설정(매입가 기준이 아님 — 체결 지연 시 스탑이 위로 밀리는 사고 방지, 하닉 7/21 실측 원칙).</w:t>
-      </w:r>
-    </w:p>
-    <w:p>
-      <w:pPr>
-        <w:spacing w:after="40"/>
-      </w:pPr>
-    </w:p>
-    <w:p>
-      <w:pPr>
-        <w:pStyle w:val="Heading2"/>
-        <w:spacing w:after="80" w:before="240"/>
-      </w:pPr>
-      <w:r>
-        <w:rPr>
-          <w:rFonts w:ascii="Malgun Gothic" w:cs="Malgun Gothic" w:eastAsia="Malgun Gothic" w:hAnsi="Malgun Gothic"/>
-          <w:b/>
-          <w:bCs/>
-          <w:sz w:val="26"/>
-          <w:szCs w:val="26"/>
-        </w:rPr>
-        <w:t xml:space="preserve">6. 성능 총괄 (삼전 232일, 본주 % — 계좌 기준은 ETF 2x로 ×2)</w:t>
-      </w:r>
-    </w:p>
-    <w:p>
-      <w:pPr>
-        <w:spacing w:after="40"/>
-      </w:pPr>
-    </w:p>
-    <w:p>
-      <w:pPr>
-        <w:pStyle w:val="Heading3"/>
-        <w:spacing w:after="60" w:before="180"/>
-      </w:pPr>
-      <w:r>
-        <w:rPr>
-          <w:rFonts w:ascii="Malgun Gothic" w:cs="Malgun Gothic" w:eastAsia="Malgun Gothic" w:hAnsi="Malgun Gothic"/>
-          <w:b/>
-          <w:bCs/>
-          <w:sz w:val="22"/>
-          <w:szCs w:val="22"/>
-        </w:rPr>
-        <w:t xml:space="preserve">6.1 왜 결합인가</w:t>
+        <w:t xml:space="preserve">rebox 적용 지도 (8/3 새벽 최종 확정)</w:t>
+      </w:r>
+      <w:r>
+        <w:rPr>
+          <w:rFonts w:ascii="Malgun Gothic" w:cs="Malgun Gothic" w:eastAsia="Malgun Gothic" w:hAnsi="Malgun Gothic"/>
+          <w:sz w:val="20"/>
+          <w:szCs w:val="20"/>
+        </w:rPr>
+        <w:t xml:space="preserve"> — rebox는 "프리장(08시) 박스의 낡음"을 고치는 도구라, 프리장 박스를 쓰는 스트림에만 넣는다:</w:t>
       </w:r>
     </w:p>
     <w:p>
@@ -2658,7 +957,7 @@
                 <w:sz w:val="17"/>
                 <w:szCs w:val="17"/>
               </w:rPr>
-              <w:t xml:space="preserve">운용</w:t>
+              <w:t xml:space="preserve">스트림</w:t>
             </w:r>
           </w:p>
         </w:tc>
@@ -2685,7 +984,7 @@
                 <w:sz w:val="17"/>
                 <w:szCs w:val="17"/>
               </w:rPr>
-              <w:t xml:space="preserve">합계</w:t>
+              <w:t xml:space="preserve">rebox</w:t>
             </w:r>
           </w:p>
         </w:tc>
@@ -2712,7 +1011,7 @@
                 <w:sz w:val="17"/>
                 <w:szCs w:val="17"/>
               </w:rPr>
-              <w:t xml:space="preserve">승률</w:t>
+              <w:t xml:space="preserve">시점</w:t>
             </w:r>
           </w:p>
         </w:tc>
@@ -2739,7 +1038,7 @@
                 <w:sz w:val="17"/>
                 <w:szCs w:val="17"/>
               </w:rPr>
-              <w:t xml:space="preserve">비고</w:t>
+              <w:t xml:space="preserve">근거</w:t>
             </w:r>
           </w:p>
         </w:tc>
@@ -2768,7 +1067,7 @@
                 <w:sz w:val="17"/>
                 <w:szCs w:val="17"/>
               </w:rPr>
-              <w:t xml:space="preserve">창만 (모멘텀 단독)</w:t>
+              <w:t xml:space="preserve">신모델 검증자 F</w:t>
             </w:r>
           </w:p>
         </w:tc>
@@ -2792,7 +1091,7 @@
                 <w:sz w:val="17"/>
                 <w:szCs w:val="17"/>
               </w:rPr>
-              <w:t xml:space="preserve">+82.0%p</w:t>
+              <w:t xml:space="preserve">✓</w:t>
             </w:r>
           </w:p>
         </w:tc>
@@ -2816,7 +1115,7 @@
                 <w:sz w:val="17"/>
                 <w:szCs w:val="17"/>
               </w:rPr>
-              <w:t xml:space="preserve">43%</w:t>
+              <w:t xml:space="preserve">8/3 페이퍼부터</w:t>
             </w:r>
           </w:p>
         </w:tc>
@@ -2840,7 +1139,7 @@
                 <w:sz w:val="17"/>
                 <w:szCs w:val="17"/>
               </w:rPr>
-              <w:t xml:space="preserve">일찍 타지만 오탐 컷 많음</w:t>
+              <w:t xml:space="preserve">v2 +105.4→+112.8</w:t>
             </w:r>
           </w:p>
         </w:tc>
@@ -2869,7 +1168,7 @@
                 <w:sz w:val="17"/>
                 <w:szCs w:val="17"/>
               </w:rPr>
-              <w:t xml:space="preserve">피셔만 (현행 계층 실운용)</w:t>
+              <w:t xml:space="preserve">계층 F</w:t>
             </w:r>
           </w:p>
         </w:tc>
@@ -2893,7 +1192,7 @@
                 <w:sz w:val="17"/>
                 <w:szCs w:val="17"/>
               </w:rPr>
-              <w:t xml:space="preserve">+82.1%p</w:t>
+              <w:t xml:space="preserve">✓</w:t>
             </w:r>
           </w:p>
         </w:tc>
@@ -2917,7 +1216,7 @@
                 <w:sz w:val="17"/>
                 <w:szCs w:val="17"/>
               </w:rPr>
-              <w:t xml:space="preserve">—</w:t>
+              <w:t xml:space="preserve">8/6부터</w:t>
             </w:r>
           </w:p>
         </w:tc>
@@ -2941,7 +1240,7 @@
                 <w:sz w:val="17"/>
                 <w:szCs w:val="17"/>
               </w:rPr>
-              <w:t xml:space="preserve">정확하지만 늦게 타서 잔여가 적음</w:t>
+              <w:t xml:space="preserve">+18.0·검증자와 기준 통일</w:t>
             </w:r>
           </w:p>
         </w:tc>
@@ -2970,7 +1269,7 @@
                 <w:sz w:val="17"/>
                 <w:szCs w:val="17"/>
               </w:rPr>
-              <w:t xml:space="preserve">같이 (v2·6봉·F rebox)</w:t>
+              <w:t xml:space="preserve">계층 M</w:t>
             </w:r>
           </w:p>
         </w:tc>
@@ -2994,7 +1293,7 @@
                 <w:sz w:val="17"/>
                 <w:szCs w:val="17"/>
               </w:rPr>
-              <w:t xml:space="preserve">+112.8%p</w:t>
+              <w:t xml:space="preserve">✓</w:t>
             </w:r>
           </w:p>
         </w:tc>
@@ -3018,7 +1317,7 @@
                 <w:sz w:val="17"/>
                 <w:szCs w:val="17"/>
               </w:rPr>
-              <w:t xml:space="preserve">—</w:t>
+              <w:t xml:space="preserve">8/6부터</w:t>
             </w:r>
           </w:p>
         </w:tc>
@@ -3042,7 +1341,7 @@
                 <w:sz w:val="17"/>
                 <w:szCs w:val="17"/>
               </w:rPr>
-              <w:t xml:space="preserve">이견일 역진입 + F rebox가 +30을 보탬</w:t>
+              <w:t xml:space="preserve">+4.1·컷 66→59·판정일 190→218</w:t>
             </w:r>
           </w:p>
         </w:tc>
@@ -3071,7 +1370,7 @@
                 <w:sz w:val="17"/>
                 <w:szCs w:val="17"/>
               </w:rPr>
-              <w:t xml:space="preserve">무신호 상승편향 대조군</w:t>
+              <w:t xml:space="preserve">본피셔</w:t>
             </w:r>
           </w:p>
         </w:tc>
@@ -3095,7 +1394,7 @@
                 <w:sz w:val="17"/>
                 <w:szCs w:val="17"/>
               </w:rPr>
-              <w:t xml:space="preserve">+51.6%p</w:t>
+              <w:t xml:space="preserve">✗ 트레일 유지</w:t>
             </w:r>
           </w:p>
         </w:tc>
@@ -3143,7 +1442,7 @@
                 <w:sz w:val="17"/>
                 <w:szCs w:val="17"/>
               </w:rPr>
-              <w:t xml:space="preserve">매일 09시 롱+스탑 — 초과분이 진짜 실력</w:t>
+              <w:t xml:space="preserve">4조합 실측: 트레일만 +83.3 vs rebox만 +24.9 — 09시 박스라 낡음 없음, 전환 감지는 연속 감시(트레일)가 우월</w:t>
             </w:r>
           </w:p>
         </w:tc>
@@ -3161,6 +1460,212 @@
     </w:p>
     <w:p>
       <w:pPr>
+        <w:pStyle w:val="Heading2"/>
+        <w:spacing w:after="80" w:before="240"/>
+      </w:pPr>
+      <w:r>
+        <w:rPr>
+          <w:rFonts w:ascii="Malgun Gothic" w:cs="Malgun Gothic" w:eastAsia="Malgun Gothic" w:hAnsi="Malgun Gothic"/>
+          <w:b/>
+          <w:bCs/>
+          <w:sz w:val="26"/>
+          <w:szCs w:val="26"/>
+        </w:rPr>
+        <w:t xml:space="preserve">3. 최종 규칙 세트</w:t>
+      </w:r>
+    </w:p>
+    <w:p>
+      <w:pPr>
+        <w:spacing w:after="40"/>
+      </w:pPr>
+    </w:p>
+    <w:p>
+      <w:pPr>
+        <w:shd w:fill="F2F2F2" w:val="clear"/>
+        <w:spacing w:after="0" w:before="80" w:line="240"/>
+        <w:ind w:left="240" w:right="240"/>
+      </w:pPr>
+      <w:r>
+        <w:rPr>
+          <w:rFonts w:ascii="Consolas" w:cs="Consolas" w:eastAsia="Consolas" w:hAnsi="Consolas"/>
+          <w:sz w:val="17"/>
+          <w:szCs w:val="17"/>
+        </w:rPr>
+        <w:t xml:space="preserve">[진입]</w:t>
+      </w:r>
+    </w:p>
+    <w:p>
+      <w:pPr>
+        <w:shd w:fill="F2F2F2" w:val="clear"/>
+        <w:spacing w:after="0" w:before="0" w:line="240"/>
+        <w:ind w:left="240" w:right="240"/>
+      </w:pPr>
+      <w:r>
+        <w:rPr>
+          <w:rFonts w:ascii="Consolas" w:cs="Consolas" w:eastAsia="Consolas" w:hAnsi="Consolas"/>
+          <w:sz w:val="17"/>
+          <w:szCs w:val="17"/>
+        </w:rPr>
+        <w:t xml:space="preserve">창 6봉 첫판정      → 그 방향 100% (스탑 본주 -1.5% = ETF -3%, 앵커 = 판정 시점 가격)</w:t>
+      </w:r>
+    </w:p>
+    <w:p>
+      <w:pPr>
+        <w:shd w:fill="F2F2F2" w:val="clear"/>
+        <w:spacing w:after="0" w:before="0" w:line="240"/>
+        <w:ind w:left="240" w:right="240"/>
+      </w:pPr>
+      <w:r>
+        <w:rPr>
+          <w:rFonts w:ascii="Consolas" w:cs="Consolas" w:eastAsia="Consolas" w:hAnsi="Consolas"/>
+          <w:sz w:val="17"/>
+          <w:szCs w:val="17"/>
+        </w:rPr>
+        <w:t xml:space="preserve">프리장 판정일      → 문자에 "09:00 개장가로 실행" 지침 동봉</w:t>
+      </w:r>
+    </w:p>
+    <w:p>
+      <w:pPr>
+        <w:shd w:fill="F2F2F2" w:val="clear"/>
+        <w:spacing w:after="0" w:before="0" w:line="240"/>
+        <w:ind w:left="240" w:right="240"/>
+      </w:pPr>
+      <w:r>
+        <w:rPr>
+          <w:rFonts w:ascii="Consolas" w:cs="Consolas" w:eastAsia="Consolas" w:hAnsi="Consolas"/>
+          <w:sz w:val="17"/>
+          <w:szCs w:val="17"/>
+        </w:rPr>
+        <w:t xml:space="preserve">F가 창보다 먼저 선 날(실측 0~1%) → 관망 (신모델 무진입)</w:t>
+      </w:r>
+    </w:p>
+    <w:p>
+      <w:pPr>
+        <w:shd w:fill="F2F2F2" w:val="clear"/>
+        <w:spacing w:after="0" w:before="0" w:line="240"/>
+        <w:ind w:left="240" w:right="240"/>
+      </w:pPr>
+      <w:r>
+        <w:rPr>
+          <w:rFonts w:ascii="Consolas" w:cs="Consolas" w:eastAsia="Consolas" w:hAnsi="Consolas"/>
+          <w:sz w:val="17"/>
+          <w:szCs w:val="17"/>
+        </w:rPr>
+        <w:t xml:space="preserve"> </w:t>
+      </w:r>
+    </w:p>
+    <w:p>
+      <w:pPr>
+        <w:shd w:fill="F2F2F2" w:val="clear"/>
+        <w:spacing w:after="0" w:before="0" w:line="240"/>
+        <w:ind w:left="240" w:right="240"/>
+      </w:pPr>
+      <w:r>
+        <w:rPr>
+          <w:rFonts w:ascii="Consolas" w:cs="Consolas" w:eastAsia="Consolas" w:hAnsi="Consolas"/>
+          <w:sz w:val="17"/>
+          <w:szCs w:val="17"/>
+        </w:rPr>
+        <w:t xml:space="preserve">[청산·전환 — 전부 자동 규칙]</w:t>
+      </w:r>
+    </w:p>
+    <w:p>
+      <w:pPr>
+        <w:shd w:fill="F2F2F2" w:val="clear"/>
+        <w:spacing w:after="0" w:before="0" w:line="240"/>
+        <w:ind w:left="240" w:right="240"/>
+      </w:pPr>
+      <w:r>
+        <w:rPr>
+          <w:rFonts w:ascii="Consolas" w:cs="Consolas" w:eastAsia="Consolas" w:hAnsi="Consolas"/>
+          <w:sz w:val="17"/>
+          <w:szCs w:val="17"/>
+        </w:rPr>
+        <w:t xml:space="preserve">스탑              → 트랜치별 진입가 -1.5%(본주). 컷 후 재진입 없음 — F 전환 문자만 대기</w:t>
+      </w:r>
+    </w:p>
+    <w:p>
+      <w:pPr>
+        <w:shd w:fill="F2F2F2" w:val="clear"/>
+        <w:spacing w:after="0" w:before="0" w:line="240"/>
+        <w:ind w:left="240" w:right="240"/>
+      </w:pPr>
+      <w:r>
+        <w:rPr>
+          <w:rFonts w:ascii="Consolas" w:cs="Consolas" w:eastAsia="Consolas" w:hAnsi="Consolas"/>
+          <w:sz w:val="17"/>
+          <w:szCs w:val="17"/>
+        </w:rPr>
+        <w:t xml:space="preserve">F 반대 확인       → 전량 청산 + 반대 100% 역진입 (앵커 = F 확인가·스탑 동일)</w:t>
+      </w:r>
+    </w:p>
+    <w:p>
+      <w:pPr>
+        <w:shd w:fill="F2F2F2" w:val="clear"/>
+        <w:spacing w:after="0" w:before="0" w:line="240"/>
+        <w:ind w:left="240" w:right="240"/>
+      </w:pPr>
+      <w:r>
+        <w:rPr>
+          <w:rFonts w:ascii="Consolas" w:cs="Consolas" w:eastAsia="Consolas" w:hAnsi="Consolas"/>
+          <w:sz w:val="17"/>
+          <w:szCs w:val="17"/>
+        </w:rPr>
+        <w:t xml:space="preserve">역진입 레그        → 스탑 -1.5% / 종가 청산 (그 후 추가 액션 없음)</w:t>
+      </w:r>
+    </w:p>
+    <w:p>
+      <w:pPr>
+        <w:shd w:fill="F2F2F2" w:val="clear"/>
+        <w:spacing w:after="0" w:before="0" w:line="240"/>
+        <w:ind w:left="240" w:right="240"/>
+      </w:pPr>
+      <w:r>
+        <w:rPr>
+          <w:rFonts w:ascii="Consolas" w:cs="Consolas" w:eastAsia="Consolas" w:hAnsi="Consolas"/>
+          <w:sz w:val="17"/>
+          <w:szCs w:val="17"/>
+        </w:rPr>
+        <w:t xml:space="preserve">종가              → 전 포지션 당일청산 (오버나이트 없음)</w:t>
+      </w:r>
+    </w:p>
+    <w:p>
+      <w:pPr>
+        <w:shd w:fill="F2F2F2" w:val="clear"/>
+        <w:spacing w:after="0" w:before="0" w:line="240"/>
+        <w:ind w:left="240" w:right="240"/>
+      </w:pPr>
+      <w:r>
+        <w:rPr>
+          <w:rFonts w:ascii="Consolas" w:cs="Consolas" w:eastAsia="Consolas" w:hAnsi="Consolas"/>
+          <w:sz w:val="17"/>
+          <w:szCs w:val="17"/>
+        </w:rPr>
+        <w:t xml:space="preserve"> </w:t>
+      </w:r>
+    </w:p>
+    <w:p>
+      <w:pPr>
+        <w:shd w:fill="F2F2F2" w:val="clear"/>
+        <w:spacing w:after="120" w:before="0" w:line="240"/>
+        <w:ind w:left="240" w:right="240"/>
+      </w:pPr>
+      <w:r>
+        <w:rPr>
+          <w:rFonts w:ascii="Consolas" w:cs="Consolas" w:eastAsia="Consolas" w:hAnsi="Consolas"/>
+          <w:sz w:val="17"/>
+          <w:szCs w:val="17"/>
+        </w:rPr>
+        <w:t xml:space="preserve">[무시하는 것] 창의 2번째 이후 전환 · F의 첫 확인 이후 전환·재확인 · 피셔M·본피셔 · 하닉 신호</w:t>
+      </w:r>
+    </w:p>
+    <w:p>
+      <w:pPr>
+        <w:spacing w:after="40"/>
+      </w:pPr>
+    </w:p>
+    <w:p>
+      <w:pPr>
         <w:pStyle w:val="Heading3"/>
         <w:spacing w:after="60" w:before="180"/>
       </w:pPr>
@@ -3172,7 +1677,145 @@
           <w:sz w:val="22"/>
           <w:szCs w:val="22"/>
         </w:rPr>
-        <w:t xml:space="preserve">6.2 케이스 분해 (4봉 기준 실측 — 구조는 6봉 동일)</w:t>
+        <w:t xml:space="preserve">하루 흐름 예시</w:t>
+      </w:r>
+    </w:p>
+    <w:p>
+      <w:pPr>
+        <w:spacing w:after="40"/>
+      </w:pPr>
+    </w:p>
+    <w:p>
+      <w:pPr>
+        <w:spacing w:after="40" w:line="260"/>
+      </w:pPr>
+      <w:r>
+        <w:rPr>
+          <w:rFonts w:ascii="Malgun Gothic" w:cs="Malgun Gothic" w:eastAsia="Malgun Gothic" w:hAnsi="Malgun Gothic"/>
+          <w:b/>
+          <w:bCs/>
+          <w:sz w:val="20"/>
+          <w:szCs w:val="20"/>
+        </w:rPr>
+        <w:t xml:space="preserve">좋은 날 (공통 — 232일 중 129일꼴)</w:t>
+      </w:r>
+    </w:p>
+    <w:p>
+      <w:pPr>
+        <w:spacing w:after="40" w:line="260"/>
+      </w:pPr>
+      <w:r>
+        <w:rPr>
+          <w:rFonts w:ascii="Malgun Gothic" w:cs="Malgun Gothic" w:eastAsia="Malgun Gothic" w:hAnsi="Malgun Gothic"/>
+          <w:sz w:val="20"/>
+          <w:szCs w:val="20"/>
+        </w:rPr>
+        <w:t xml:space="preserve">09:00 창 상승 판정 → 레버 ETF 100% 진입, 스탑 -3% 설정 → 09:50 F도 상승 확인(문자 없음 — 검증 통과) → 종가 전량 청산. 초입부터 종가까지 통째로 먹는다. 이 케이스가 수익의 사실상 전부(+207.5%p/129일).</w:t>
+      </w:r>
+    </w:p>
+    <w:p>
+      <w:pPr>
+        <w:spacing w:after="40"/>
+      </w:pPr>
+    </w:p>
+    <w:p>
+      <w:pPr>
+        <w:spacing w:after="40" w:line="260"/>
+      </w:pPr>
+      <w:r>
+        <w:rPr>
+          <w:rFonts w:ascii="Malgun Gothic" w:cs="Malgun Gothic" w:eastAsia="Malgun Gothic" w:hAnsi="Malgun Gothic"/>
+          <w:b/>
+          <w:bCs/>
+          <w:sz w:val="20"/>
+          <w:szCs w:val="20"/>
+        </w:rPr>
+        <w:t xml:space="preserve">반전의 날 (이견 — 74일꼴)</w:t>
+      </w:r>
+    </w:p>
+    <w:p>
+      <w:pPr>
+        <w:spacing w:after="40" w:line="260"/>
+      </w:pPr>
+      <w:r>
+        <w:rPr>
+          <w:rFonts w:ascii="Malgun Gothic" w:cs="Malgun Gothic" w:eastAsia="Malgun Gothic" w:hAnsi="Malgun Gothic"/>
+          <w:sz w:val="20"/>
+          <w:szCs w:val="20"/>
+        </w:rPr>
+        <w:t xml:space="preserve">09:05 창 상승 판정 → 진입 → 밀려서 09:40 스탑 -1.5% 컷 → 10:10 F가 </w:t>
+      </w:r>
+      <w:r>
+        <w:rPr>
+          <w:rFonts w:ascii="Malgun Gothic" w:cs="Malgun Gothic" w:eastAsia="Malgun Gothic" w:hAnsi="Malgun Gothic"/>
+          <w:b/>
+          <w:bCs/>
+          <w:sz w:val="20"/>
+          <w:szCs w:val="20"/>
+        </w:rPr>
+        <w:t xml:space="preserve">하락</w:t>
+      </w:r>
+      <w:r>
+        <w:rPr>
+          <w:rFonts w:ascii="Malgun Gothic" w:cs="Malgun Gothic" w:eastAsia="Malgun Gothic" w:hAnsi="Malgun Gothic"/>
+          <w:sz w:val="20"/>
+          <w:szCs w:val="20"/>
+        </w:rPr>
+        <w:t xml:space="preserve"> 확인 → 전환 문자 → 인버스 100% 진입 → 종가 청산. 창의 손실은 -1.5%로 제한되고 F 역진입이 회수한다(+18.2%p/232일 = 이견일당 +0.25%).</w:t>
+      </w:r>
+    </w:p>
+    <w:p>
+      <w:pPr>
+        <w:spacing w:after="40"/>
+      </w:pPr>
+    </w:p>
+    <w:p>
+      <w:pPr>
+        <w:spacing w:after="40" w:line="260"/>
+      </w:pPr>
+      <w:r>
+        <w:rPr>
+          <w:rFonts w:ascii="Malgun Gothic" w:cs="Malgun Gothic" w:eastAsia="Malgun Gothic" w:hAnsi="Malgun Gothic"/>
+          <w:b/>
+          <w:bCs/>
+          <w:sz w:val="20"/>
+          <w:szCs w:val="20"/>
+        </w:rPr>
+        <w:t xml:space="preserve">보험료 날 (창만 — 29일꼴)</w:t>
+      </w:r>
+    </w:p>
+    <w:p>
+      <w:pPr>
+        <w:spacing w:after="40" w:line="260"/>
+      </w:pPr>
+      <w:r>
+        <w:rPr>
+          <w:rFonts w:ascii="Malgun Gothic" w:cs="Malgun Gothic" w:eastAsia="Malgun Gothic" w:hAnsi="Malgun Gothic"/>
+          <w:sz w:val="20"/>
+          <w:szCs w:val="20"/>
+        </w:rPr>
+        <w:t xml:space="preserve">창 판정 후 F가 하루 종일 침묵 → 그대로 종가까지. 이런 날은 평균 손해(-20.1%p 합)지만 사전에 알 방법이 없다 — 모델의 예정된 비용.</w:t>
+      </w:r>
+    </w:p>
+    <w:p>
+      <w:pPr>
+        <w:spacing w:after="40"/>
+      </w:pPr>
+    </w:p>
+    <w:p>
+      <w:pPr>
+        <w:pStyle w:val="Heading2"/>
+        <w:spacing w:after="80" w:before="240"/>
+      </w:pPr>
+      <w:r>
+        <w:rPr>
+          <w:rFonts w:ascii="Malgun Gothic" w:cs="Malgun Gothic" w:eastAsia="Malgun Gothic" w:hAnsi="Malgun Gothic"/>
+          <w:b/>
+          <w:bCs/>
+          <w:sz w:val="26"/>
+          <w:szCs w:val="26"/>
+        </w:rPr>
+        <w:t xml:space="preserve">4. 왜 이 구조인가 — 하닉과의 대비</w:t>
       </w:r>
     </w:p>
     <w:p>
@@ -3216,6 +1859,23 @@
             <w:pPr>
               <w:spacing w:line="240"/>
             </w:pPr>
+          </w:p>
+        </w:tc>
+        <w:tc>
+          <w:tcPr>
+            <w:tcW w:type="dxa" w:w="3008"/>
+            <w:shd w:fill="DDE5F0" w:val="clear"/>
+            <w:tcMar>
+              <w:top w:type="dxa" w:w="60"/>
+              <w:left w:type="dxa" w:w="100"/>
+              <w:bottom w:type="dxa" w:w="60"/>
+              <w:right w:type="dxa" w:w="100"/>
+            </w:tcMar>
+          </w:tcPr>
+          <w:p>
+            <w:pPr>
+              <w:spacing w:line="240"/>
+            </w:pPr>
             <w:r>
               <w:rPr>
                 <w:rFonts w:ascii="Malgun Gothic" w:cs="Malgun Gothic" w:eastAsia="Malgun Gothic" w:hAnsi="Malgun Gothic"/>
@@ -3224,13 +1884,13 @@
                 <w:sz w:val="17"/>
                 <w:szCs w:val="17"/>
               </w:rPr>
-              <w:t xml:space="preserve">케이스</w:t>
-            </w:r>
-          </w:p>
-        </w:tc>
-        <w:tc>
-          <w:tcPr>
-            <w:tcW w:type="dxa" w:w="3008"/>
+              <w:t xml:space="preserve">하닉 신모델</w:t>
+            </w:r>
+          </w:p>
+        </w:tc>
+        <w:tc>
+          <w:tcPr>
+            <w:tcW w:type="dxa" w:w="3010"/>
             <w:shd w:fill="DDE5F0" w:val="clear"/>
             <w:tcMar>
               <w:top w:type="dxa" w:w="60"/>
@@ -3251,34 +1911,7 @@
                 <w:sz w:val="17"/>
                 <w:szCs w:val="17"/>
               </w:rPr>
-              <w:t xml:space="preserve">일수</w:t>
-            </w:r>
-          </w:p>
-        </w:tc>
-        <w:tc>
-          <w:tcPr>
-            <w:tcW w:type="dxa" w:w="3010"/>
-            <w:shd w:fill="DDE5F0" w:val="clear"/>
-            <w:tcMar>
-              <w:top w:type="dxa" w:w="60"/>
-              <w:left w:type="dxa" w:w="100"/>
-              <w:bottom w:type="dxa" w:w="60"/>
-              <w:right w:type="dxa" w:w="100"/>
-            </w:tcMar>
-          </w:tcPr>
-          <w:p>
-            <w:pPr>
-              <w:spacing w:line="240"/>
-            </w:pPr>
-            <w:r>
-              <w:rPr>
-                <w:rFonts w:ascii="Malgun Gothic" w:cs="Malgun Gothic" w:eastAsia="Malgun Gothic" w:hAnsi="Malgun Gothic"/>
-                <w:b/>
-                <w:bCs/>
-                <w:sz w:val="17"/>
-                <w:szCs w:val="17"/>
-              </w:rPr>
-              <w:t xml:space="preserve">내용</w:t>
+              <w:t xml:space="preserve">삼전 신모델(v2)</w:t>
             </w:r>
           </w:p>
         </w:tc>
@@ -3307,31 +1940,39 @@
                 <w:sz w:val="17"/>
                 <w:szCs w:val="17"/>
               </w:rPr>
-              <w:t xml:space="preserve">공통 (F 동의)</w:t>
-            </w:r>
-          </w:p>
-        </w:tc>
-        <w:tc>
-          <w:tcPr>
-            <w:tcW w:type="dxa" w:w="3008"/>
-            <w:tcMar>
-              <w:top w:type="dxa" w:w="60"/>
-              <w:left w:type="dxa" w:w="100"/>
-              <w:bottom w:type="dxa" w:w="60"/>
-              <w:right w:type="dxa" w:w="100"/>
-            </w:tcMar>
-          </w:tcPr>
-          <w:p>
-            <w:pPr>
-              <w:spacing w:line="240"/>
-            </w:pPr>
-            <w:r>
-              <w:rPr>
-                <w:rFonts w:ascii="Malgun Gothic" w:cs="Malgun Gothic" w:eastAsia="Malgun Gothic" w:hAnsi="Malgun Gothic"/>
-                <w:sz w:val="17"/>
-                <w:szCs w:val="17"/>
-              </w:rPr>
-              <w:t xml:space="preserve">129일</w:t>
+              <w:t xml:space="preserve">유효 정보</w:t>
+            </w:r>
+          </w:p>
+        </w:tc>
+        <w:tc>
+          <w:tcPr>
+            <w:tcW w:type="dxa" w:w="3008"/>
+            <w:tcMar>
+              <w:top w:type="dxa" w:w="60"/>
+              <w:left w:type="dxa" w:w="100"/>
+              <w:bottom w:type="dxa" w:w="60"/>
+              <w:right w:type="dxa" w:w="100"/>
+            </w:tcMar>
+          </w:tcPr>
+          <w:p>
+            <w:pPr>
+              <w:spacing w:line="240"/>
+            </w:pPr>
+            <w:r>
+              <w:rPr>
+                <w:rFonts w:ascii="Malgun Gothic" w:cs="Malgun Gothic" w:eastAsia="Malgun Gothic" w:hAnsi="Malgun Gothic"/>
+                <w:sz w:val="17"/>
+                <w:szCs w:val="17"/>
+              </w:rPr>
+              <w:t xml:space="preserve">형태</w:t>
+            </w:r>
+            <w:r>
+              <w:rPr>
+                <w:rFonts w:ascii="Malgun Gothic" w:cs="Malgun Gothic" w:eastAsia="Malgun Gothic" w:hAnsi="Malgun Gothic"/>
+                <w:sz w:val="17"/>
+                <w:szCs w:val="17"/>
+              </w:rPr>
+              <w:t xml:space="preserve"> (6봉 계단의 질)</w:t>
             </w:r>
           </w:p>
         </w:tc>
@@ -3355,7 +1996,15 @@
                 <w:sz w:val="17"/>
                 <w:szCs w:val="17"/>
               </w:rPr>
-              <w:t xml:space="preserve">창 보유 +207.5%p — 수익의 전부</w:t>
+              <w:t xml:space="preserve">속도</w:t>
+            </w:r>
+            <w:r>
+              <w:rPr>
+                <w:rFonts w:ascii="Malgun Gothic" w:cs="Malgun Gothic" w:eastAsia="Malgun Gothic" w:hAnsi="Malgun Gothic"/>
+                <w:sz w:val="17"/>
+                <w:szCs w:val="17"/>
+              </w:rPr>
+              <w:t xml:space="preserve"> (6분 누적 전진량)</w:t>
             </w:r>
           </w:p>
         </w:tc>
@@ -3384,31 +2033,31 @@
                 <w:sz w:val="17"/>
                 <w:szCs w:val="17"/>
               </w:rPr>
-              <w:t xml:space="preserve">이견 (F 반대)</w:t>
-            </w:r>
-          </w:p>
-        </w:tc>
-        <w:tc>
-          <w:tcPr>
-            <w:tcW w:type="dxa" w:w="3008"/>
-            <w:tcMar>
-              <w:top w:type="dxa" w:w="60"/>
-              <w:left w:type="dxa" w:w="100"/>
-              <w:bottom w:type="dxa" w:w="60"/>
-              <w:right w:type="dxa" w:w="100"/>
-            </w:tcMar>
-          </w:tcPr>
-          <w:p>
-            <w:pPr>
-              <w:spacing w:line="240"/>
-            </w:pPr>
-            <w:r>
-              <w:rPr>
-                <w:rFonts w:ascii="Malgun Gothic" w:cs="Malgun Gothic" w:eastAsia="Malgun Gothic" w:hAnsi="Malgun Gothic"/>
-                <w:sz w:val="17"/>
-                <w:szCs w:val="17"/>
-              </w:rPr>
-              <w:t xml:space="preserve">74일</w:t>
+              <w:t xml:space="preserve">정찰(빠른 신호)</w:t>
+            </w:r>
+          </w:p>
+        </w:tc>
+        <w:tc>
+          <w:tcPr>
+            <w:tcW w:type="dxa" w:w="3008"/>
+            <w:tcMar>
+              <w:top w:type="dxa" w:w="60"/>
+              <w:left w:type="dxa" w:w="100"/>
+              <w:bottom w:type="dxa" w:w="60"/>
+              <w:right w:type="dxa" w:w="100"/>
+            </w:tcMar>
+          </w:tcPr>
+          <w:p>
+            <w:pPr>
+              <w:spacing w:line="240"/>
+            </w:pPr>
+            <w:r>
+              <w:rPr>
+                <w:rFonts w:ascii="Malgun Gothic" w:cs="Malgun Gothic" w:eastAsia="Malgun Gothic" w:hAnsi="Malgun Gothic"/>
+                <w:sz w:val="17"/>
+                <w:szCs w:val="17"/>
+              </w:rPr>
+              <w:t xml:space="preserve">피셔F (09:33)</w:t>
             </w:r>
           </w:p>
         </w:tc>
@@ -3432,7 +2081,7 @@
                 <w:sz w:val="17"/>
                 <w:szCs w:val="17"/>
               </w:rPr>
-              <w:t xml:space="preserve">창 -105.3(스탑이 제한) + F 역진입 +18.1 회수</w:t>
+              <w:t xml:space="preserve">모멘텀 창 (09:00)</w:t>
             </w:r>
           </w:p>
         </w:tc>
@@ -3461,31 +2110,31 @@
                 <w:sz w:val="17"/>
                 <w:szCs w:val="17"/>
               </w:rPr>
-              <w:t xml:space="preserve">창만 (F 침묵)</w:t>
-            </w:r>
-          </w:p>
-        </w:tc>
-        <w:tc>
-          <w:tcPr>
-            <w:tcW w:type="dxa" w:w="3008"/>
-            <w:tcMar>
-              <w:top w:type="dxa" w:w="60"/>
-              <w:left w:type="dxa" w:w="100"/>
-              <w:bottom w:type="dxa" w:w="60"/>
-              <w:right w:type="dxa" w:w="100"/>
-            </w:tcMar>
-          </w:tcPr>
-          <w:p>
-            <w:pPr>
-              <w:spacing w:line="240"/>
-            </w:pPr>
-            <w:r>
-              <w:rPr>
-                <w:rFonts w:ascii="Malgun Gothic" w:cs="Malgun Gothic" w:eastAsia="Malgun Gothic" w:hAnsi="Malgun Gothic"/>
-                <w:sz w:val="17"/>
-                <w:szCs w:val="17"/>
-              </w:rPr>
-              <w:t xml:space="preserve">29일</w:t>
+              <w:t xml:space="preserve">검증(느린 신호)</w:t>
+            </w:r>
+          </w:p>
+        </w:tc>
+        <w:tc>
+          <w:tcPr>
+            <w:tcW w:type="dxa" w:w="3008"/>
+            <w:tcMar>
+              <w:top w:type="dxa" w:w="60"/>
+              <w:left w:type="dxa" w:w="100"/>
+              <w:bottom w:type="dxa" w:w="60"/>
+              <w:right w:type="dxa" w:w="100"/>
+            </w:tcMar>
+          </w:tcPr>
+          <w:p>
+            <w:pPr>
+              <w:spacing w:line="240"/>
+            </w:pPr>
+            <w:r>
+              <w:rPr>
+                <w:rFonts w:ascii="Malgun Gothic" w:cs="Malgun Gothic" w:eastAsia="Malgun Gothic" w:hAnsi="Malgun Gothic"/>
+                <w:sz w:val="17"/>
+                <w:szCs w:val="17"/>
+              </w:rPr>
+              <w:t xml:space="preserve">형태 창판정 (09:53)</w:t>
             </w:r>
           </w:p>
         </w:tc>
@@ -3509,7 +2158,246 @@
                 <w:sz w:val="17"/>
                 <w:szCs w:val="17"/>
               </w:rPr>
-              <w:t xml:space="preserve">-20.1 — 예정된 보험료</w:t>
+              <w:t xml:space="preserve">피셔F (09:44)</w:t>
+            </w:r>
+          </w:p>
+        </w:tc>
+      </w:tr>
+      <w:tr>
+        <w:trPr>
+          <w:tblHeader w:val="false"/>
+        </w:trPr>
+        <w:tc>
+          <w:tcPr>
+            <w:tcW w:type="dxa" w:w="3008"/>
+            <w:tcMar>
+              <w:top w:type="dxa" w:w="60"/>
+              <w:left w:type="dxa" w:w="100"/>
+              <w:bottom w:type="dxa" w:w="60"/>
+              <w:right w:type="dxa" w:w="100"/>
+            </w:tcMar>
+          </w:tcPr>
+          <w:p>
+            <w:pPr>
+              <w:spacing w:line="240"/>
+            </w:pPr>
+            <w:r>
+              <w:rPr>
+                <w:rFonts w:ascii="Malgun Gothic" w:cs="Malgun Gothic" w:eastAsia="Malgun Gothic" w:hAnsi="Malgun Gothic"/>
+                <w:sz w:val="17"/>
+                <w:szCs w:val="17"/>
+              </w:rPr>
+              <w:t xml:space="preserve">비중 운용</w:t>
+            </w:r>
+          </w:p>
+        </w:tc>
+        <w:tc>
+          <w:tcPr>
+            <w:tcW w:type="dxa" w:w="3008"/>
+            <w:tcMar>
+              <w:top w:type="dxa" w:w="60"/>
+              <w:left w:type="dxa" w:w="100"/>
+              <w:bottom w:type="dxa" w:w="60"/>
+              <w:right w:type="dxa" w:w="100"/>
+            </w:tcMar>
+          </w:tcPr>
+          <w:p>
+            <w:pPr>
+              <w:spacing w:line="240"/>
+            </w:pPr>
+            <w:r>
+              <w:rPr>
+                <w:rFonts w:ascii="Malgun Gothic" w:cs="Malgun Gothic" w:eastAsia="Malgun Gothic" w:hAnsi="Malgun Gothic"/>
+                <w:sz w:val="17"/>
+                <w:szCs w:val="17"/>
+              </w:rPr>
+              <w:t xml:space="preserve">4단 사다리 30→70→100</w:t>
+            </w:r>
+          </w:p>
+        </w:tc>
+        <w:tc>
+          <w:tcPr>
+            <w:tcW w:type="dxa" w:w="3010"/>
+            <w:tcMar>
+              <w:top w:type="dxa" w:w="60"/>
+              <w:left w:type="dxa" w:w="100"/>
+              <w:bottom w:type="dxa" w:w="60"/>
+              <w:right w:type="dxa" w:w="100"/>
+            </w:tcMar>
+          </w:tcPr>
+          <w:p>
+            <w:pPr>
+              <w:spacing w:line="240"/>
+            </w:pPr>
+            <w:r>
+              <w:rPr>
+                <w:rFonts w:ascii="Malgun Gothic" w:cs="Malgun Gothic" w:eastAsia="Malgun Gothic" w:hAnsi="Malgun Gothic"/>
+                <w:sz w:val="17"/>
+                <w:szCs w:val="17"/>
+              </w:rPr>
+              <w:t xml:space="preserve">100% 단일 (사다리 실측 열위)</w:t>
+            </w:r>
+          </w:p>
+        </w:tc>
+      </w:tr>
+      <w:tr>
+        <w:trPr>
+          <w:tblHeader w:val="false"/>
+        </w:trPr>
+        <w:tc>
+          <w:tcPr>
+            <w:tcW w:type="dxa" w:w="3008"/>
+            <w:tcMar>
+              <w:top w:type="dxa" w:w="60"/>
+              <w:left w:type="dxa" w:w="100"/>
+              <w:bottom w:type="dxa" w:w="60"/>
+              <w:right w:type="dxa" w:w="100"/>
+            </w:tcMar>
+          </w:tcPr>
+          <w:p>
+            <w:pPr>
+              <w:spacing w:line="240"/>
+            </w:pPr>
+            <w:r>
+              <w:rPr>
+                <w:rFonts w:ascii="Malgun Gothic" w:cs="Malgun Gothic" w:eastAsia="Malgun Gothic" w:hAnsi="Malgun Gothic"/>
+                <w:sz w:val="17"/>
+                <w:szCs w:val="17"/>
+              </w:rPr>
+              <w:t xml:space="preserve">이견 규칙</w:t>
+            </w:r>
+          </w:p>
+        </w:tc>
+        <w:tc>
+          <w:tcPr>
+            <w:tcW w:type="dxa" w:w="3008"/>
+            <w:tcMar>
+              <w:top w:type="dxa" w:w="60"/>
+              <w:left w:type="dxa" w:w="100"/>
+              <w:bottom w:type="dxa" w:w="60"/>
+              <w:right w:type="dxa" w:w="100"/>
+            </w:tcMar>
+          </w:tcPr>
+          <w:p>
+            <w:pPr>
+              <w:spacing w:line="240"/>
+            </w:pPr>
+            <w:r>
+              <w:rPr>
+                <w:rFonts w:ascii="Malgun Gothic" w:cs="Malgun Gothic" w:eastAsia="Malgun Gothic" w:hAnsi="Malgun Gothic"/>
+                <w:sz w:val="17"/>
+                <w:szCs w:val="17"/>
+              </w:rPr>
+              <w:t xml:space="preserve">나중 신호(창) 방향으로 교체</w:t>
+            </w:r>
+          </w:p>
+        </w:tc>
+        <w:tc>
+          <w:tcPr>
+            <w:tcW w:type="dxa" w:w="3010"/>
+            <w:tcMar>
+              <w:top w:type="dxa" w:w="60"/>
+              <w:left w:type="dxa" w:w="100"/>
+              <w:bottom w:type="dxa" w:w="60"/>
+              <w:right w:type="dxa" w:w="100"/>
+            </w:tcMar>
+          </w:tcPr>
+          <w:p>
+            <w:pPr>
+              <w:spacing w:line="240"/>
+            </w:pPr>
+            <w:r>
+              <w:rPr>
+                <w:rFonts w:ascii="Malgun Gothic" w:cs="Malgun Gothic" w:eastAsia="Malgun Gothic" w:hAnsi="Malgun Gothic"/>
+                <w:sz w:val="17"/>
+                <w:szCs w:val="17"/>
+              </w:rPr>
+              <w:t xml:space="preserve">나중 신호(F) 방향으로 교체 — </w:t>
+            </w:r>
+            <w:r>
+              <w:rPr>
+                <w:rFonts w:ascii="Malgun Gothic" w:cs="Malgun Gothic" w:eastAsia="Malgun Gothic" w:hAnsi="Malgun Gothic"/>
+                <w:sz w:val="17"/>
+                <w:szCs w:val="17"/>
+              </w:rPr>
+              <w:t xml:space="preserve">같은 원칙</w:t>
+            </w:r>
+          </w:p>
+        </w:tc>
+      </w:tr>
+      <w:tr>
+        <w:trPr>
+          <w:tblHeader w:val="false"/>
+        </w:trPr>
+        <w:tc>
+          <w:tcPr>
+            <w:tcW w:type="dxa" w:w="3008"/>
+            <w:tcMar>
+              <w:top w:type="dxa" w:w="60"/>
+              <w:left w:type="dxa" w:w="100"/>
+              <w:bottom w:type="dxa" w:w="60"/>
+              <w:right w:type="dxa" w:w="100"/>
+            </w:tcMar>
+          </w:tcPr>
+          <w:p>
+            <w:pPr>
+              <w:spacing w:line="240"/>
+            </w:pPr>
+            <w:r>
+              <w:rPr>
+                <w:rFonts w:ascii="Malgun Gothic" w:cs="Malgun Gothic" w:eastAsia="Malgun Gothic" w:hAnsi="Malgun Gothic"/>
+                <w:sz w:val="17"/>
+                <w:szCs w:val="17"/>
+              </w:rPr>
+              <w:t xml:space="preserve">스탑(본주)</w:t>
+            </w:r>
+          </w:p>
+        </w:tc>
+        <w:tc>
+          <w:tcPr>
+            <w:tcW w:type="dxa" w:w="3008"/>
+            <w:tcMar>
+              <w:top w:type="dxa" w:w="60"/>
+              <w:left w:type="dxa" w:w="100"/>
+              <w:bottom w:type="dxa" w:w="60"/>
+              <w:right w:type="dxa" w:w="100"/>
+            </w:tcMar>
+          </w:tcPr>
+          <w:p>
+            <w:pPr>
+              <w:spacing w:line="240"/>
+            </w:pPr>
+            <w:r>
+              <w:rPr>
+                <w:rFonts w:ascii="Malgun Gothic" w:cs="Malgun Gothic" w:eastAsia="Malgun Gothic" w:hAnsi="Malgun Gothic"/>
+                <w:sz w:val="17"/>
+                <w:szCs w:val="17"/>
+              </w:rPr>
+              <w:t xml:space="preserve">-2.5%</w:t>
+            </w:r>
+          </w:p>
+        </w:tc>
+        <w:tc>
+          <w:tcPr>
+            <w:tcW w:type="dxa" w:w="3010"/>
+            <w:tcMar>
+              <w:top w:type="dxa" w:w="60"/>
+              <w:left w:type="dxa" w:w="100"/>
+              <w:bottom w:type="dxa" w:w="60"/>
+              <w:right w:type="dxa" w:w="100"/>
+            </w:tcMar>
+          </w:tcPr>
+          <w:p>
+            <w:pPr>
+              <w:spacing w:line="240"/>
+            </w:pPr>
+            <w:r>
+              <w:rPr>
+                <w:rFonts w:ascii="Malgun Gothic" w:cs="Malgun Gothic" w:eastAsia="Malgun Gothic" w:hAnsi="Malgun Gothic"/>
+                <w:sz w:val="17"/>
+                <w:szCs w:val="17"/>
+              </w:rPr>
+              <w:t xml:space="preserve">-1.5%</w:t>
             </w:r>
           </w:p>
         </w:tc>
@@ -3527,18 +2415,107 @@
     </w:p>
     <w:p>
       <w:pPr>
-        <w:pStyle w:val="Heading3"/>
-        <w:spacing w:after="60" w:before="180"/>
-      </w:pPr>
-      <w:r>
-        <w:rPr>
-          <w:rFonts w:ascii="Malgun Gothic" w:cs="Malgun Gothic" w:eastAsia="Malgun Gothic" w:hAnsi="Malgun Gothic"/>
-          <w:b/>
-          <w:bCs/>
-          <w:sz w:val="22"/>
-          <w:szCs w:val="22"/>
-        </w:rPr>
-        <w:t xml:space="preserve">6.3 창 크기·문턱 대조 (채점으로 계속 병행)</w:t>
+        <w:pStyle w:val="ListParagraph"/>
+        <w:numPr>
+          <w:ilvl w:val="0"/>
+          <w:numId w:val="2"/>
+        </w:numPr>
+        <w:spacing w:after="40" w:line="260"/>
+      </w:pPr>
+      <w:r>
+        <w:rPr>
+          <w:rFonts w:ascii="Malgun Gothic" w:cs="Malgun Gothic" w:eastAsia="Malgun Gothic" w:hAnsi="Malgun Gothic"/>
+          <w:b/>
+          <w:bCs/>
+          <w:sz w:val="20"/>
+          <w:szCs w:val="20"/>
+        </w:rPr>
+        <w:t xml:space="preserve">삼전에서 형태가 안 통하는 이유</w:t>
+      </w:r>
+      <w:r>
+        <w:rPr>
+          <w:rFonts w:ascii="Malgun Gothic" w:cs="Malgun Gothic" w:eastAsia="Malgun Gothic" w:hAnsi="Malgun Gothic"/>
+          <w:sz w:val="20"/>
+          <w:szCs w:val="20"/>
+        </w:rPr>
+        <w:t xml:space="preserve">: 삼전의 예쁜 1분봉 계단은 "끝나가는 스퍼트의 마지막 모습"이다(판정 시점 = 스윙의 99% 지점 실측). 하닉의 계단은 "이어질 추세의 앞부분"이다(90% 지점 + 큰 절대폭). 형태를 조일수록 삼전은 더 늦어져 더 손해.</w:t>
+      </w:r>
+    </w:p>
+    <w:p>
+      <w:pPr>
+        <w:pStyle w:val="ListParagraph"/>
+        <w:numPr>
+          <w:ilvl w:val="0"/>
+          <w:numId w:val="2"/>
+        </w:numPr>
+        <w:spacing w:after="40" w:line="260"/>
+      </w:pPr>
+      <w:r>
+        <w:rPr>
+          <w:rFonts w:ascii="Malgun Gothic" w:cs="Malgun Gothic" w:eastAsia="Malgun Gothic" w:hAnsi="Malgun Gothic"/>
+          <w:b/>
+          <w:bCs/>
+          <w:sz w:val="20"/>
+          <w:szCs w:val="20"/>
+        </w:rPr>
+        <w:t xml:space="preserve">사다리가 안 통하는 이유</w:t>
+      </w:r>
+      <w:r>
+        <w:rPr>
+          <w:rFonts w:ascii="Malgun Gothic" w:cs="Malgun Gothic" w:eastAsia="Malgun Gothic" w:hAnsi="Malgun Gothic"/>
+          <w:sz w:val="20"/>
+          <w:szCs w:val="20"/>
+        </w:rPr>
+        <w:t xml:space="preserve">: 하닉은 검증 신호들이 조기 구간 안에 순차 도착해 증액이 유효하지만, 삼전은 검증자(F)가 44~76분 늦어 증액 시점엔 알짜가 끝나 있다. 절반 정찰(v3)은 좋은 날 수익(-81.8)을 나쁜 날 절감(+53)보다 크게 깎는다.</w:t>
+      </w:r>
+    </w:p>
+    <w:p>
+      <w:pPr>
+        <w:pStyle w:val="ListParagraph"/>
+        <w:numPr>
+          <w:ilvl w:val="0"/>
+          <w:numId w:val="2"/>
+        </w:numPr>
+        <w:spacing w:after="40" w:line="260"/>
+      </w:pPr>
+      <w:r>
+        <w:rPr>
+          <w:rFonts w:ascii="Malgun Gothic" w:cs="Malgun Gothic" w:eastAsia="Malgun Gothic" w:hAnsi="Malgun Gothic"/>
+          <w:b/>
+          <w:bCs/>
+          <w:sz w:val="20"/>
+          <w:szCs w:val="20"/>
+        </w:rPr>
+        <w:t xml:space="preserve">공통 원칙 "나중에 온 검증된 신호가 레그를 끊는다"</w:t>
+      </w:r>
+      <w:r>
+        <w:rPr>
+          <w:rFonts w:ascii="Malgun Gothic" w:cs="Malgun Gothic" w:eastAsia="Malgun Gothic" w:hAnsi="Malgun Gothic"/>
+          <w:sz w:val="20"/>
+          <w:szCs w:val="20"/>
+        </w:rPr>
+        <w:t xml:space="preserve"> — 두 종목 모두 성립, 주체만 다르다.</w:t>
+      </w:r>
+    </w:p>
+    <w:p>
+      <w:pPr>
+        <w:spacing w:after="40"/>
+      </w:pPr>
+    </w:p>
+    <w:p>
+      <w:pPr>
+        <w:pStyle w:val="Heading2"/>
+        <w:spacing w:after="80" w:before="240"/>
+      </w:pPr>
+      <w:r>
+        <w:rPr>
+          <w:rFonts w:ascii="Malgun Gothic" w:cs="Malgun Gothic" w:eastAsia="Malgun Gothic" w:hAnsi="Malgun Gothic"/>
+          <w:b/>
+          <w:bCs/>
+          <w:sz w:val="26"/>
+          <w:szCs w:val="26"/>
+        </w:rPr>
+        <w:t xml:space="preserve">5. 문자 체계 ([예측·삼전 신모델] · 2단 구조 · 8/6부터)</w:t>
       </w:r>
     </w:p>
     <w:p>
@@ -3590,7 +2567,7 @@
                 <w:sz w:val="17"/>
                 <w:szCs w:val="17"/>
               </w:rPr>
-              <w:t xml:space="preserve">변형 (전부 F 0930 rebox판)</w:t>
+              <w:t xml:space="preserve">문자</w:t>
             </w:r>
           </w:p>
         </w:tc>
@@ -3617,7 +2594,7 @@
                 <w:sz w:val="17"/>
                 <w:szCs w:val="17"/>
               </w:rPr>
-              <w:t xml:space="preserve">v2 합계</w:t>
+              <w:t xml:space="preserve">시점</w:t>
             </w:r>
           </w:p>
         </w:tc>
@@ -3644,7 +2621,7 @@
                 <w:sz w:val="17"/>
                 <w:szCs w:val="17"/>
               </w:rPr>
-              <w:t xml:space="preserve">비고</w:t>
+              <w:t xml:space="preserve">받으면 할 일</w:t>
             </w:r>
           </w:p>
         </w:tc>
@@ -3673,39 +2650,31 @@
                 <w:sz w:val="17"/>
                 <w:szCs w:val="17"/>
               </w:rPr>
-              <w:t xml:space="preserve">6봉·1.0 (주 기준)</w:t>
-            </w:r>
-          </w:p>
-        </w:tc>
-        <w:tc>
-          <w:tcPr>
-            <w:tcW w:type="dxa" w:w="3008"/>
-            <w:tcMar>
-              <w:top w:type="dxa" w:w="60"/>
-              <w:left w:type="dxa" w:w="100"/>
-              <w:bottom w:type="dxa" w:w="60"/>
-              <w:right w:type="dxa" w:w="100"/>
-            </w:tcMar>
-          </w:tcPr>
-          <w:p>
-            <w:pPr>
-              <w:spacing w:line="240"/>
-            </w:pPr>
-            <w:r>
-              <w:rPr>
-                <w:rFonts w:ascii="Malgun Gothic" w:cs="Malgun Gothic" w:eastAsia="Malgun Gothic" w:hAnsi="Malgun Gothic"/>
-                <w:sz w:val="17"/>
-                <w:szCs w:val="17"/>
-              </w:rPr>
-              <w:t xml:space="preserve">+112.8</w:t>
-            </w:r>
-            <w:r>
-              <w:rPr>
-                <w:rFonts w:ascii="Malgun Gothic" w:cs="Malgun Gothic" w:eastAsia="Malgun Gothic" w:hAnsi="Malgun Gothic"/>
-                <w:sz w:val="17"/>
-                <w:szCs w:val="17"/>
-              </w:rPr>
-              <w:t xml:space="preserve"> (컷일 84)</w:t>
+              <w:t xml:space="preserve">진입</w:t>
+            </w:r>
+          </w:p>
+        </w:tc>
+        <w:tc>
+          <w:tcPr>
+            <w:tcW w:type="dxa" w:w="3008"/>
+            <w:tcMar>
+              <w:top w:type="dxa" w:w="60"/>
+              <w:left w:type="dxa" w:w="100"/>
+              <w:bottom w:type="dxa" w:w="60"/>
+              <w:right w:type="dxa" w:w="100"/>
+            </w:tcMar>
+          </w:tcPr>
+          <w:p>
+            <w:pPr>
+              <w:spacing w:line="240"/>
+            </w:pPr>
+            <w:r>
+              <w:rPr>
+                <w:rFonts w:ascii="Malgun Gothic" w:cs="Malgun Gothic" w:eastAsia="Malgun Gothic" w:hAnsi="Malgun Gothic"/>
+                <w:sz w:val="17"/>
+                <w:szCs w:val="17"/>
+              </w:rPr>
+              <w:t xml:space="preserve">창 첫판정</w:t>
             </w:r>
           </w:p>
         </w:tc>
@@ -3729,7 +2698,7 @@
                 <w:sz w:val="17"/>
                 <w:szCs w:val="17"/>
               </w:rPr>
-              <w:t xml:space="preserve">첫판정 09:00 — 실행 정합 최선·사용자 확정</w:t>
+              <w:t xml:space="preserve">▶표기된 ETF 100% 진입(초과 금지)·스탑 ETF -3% 설정. 프리장 판정이면 09:00 개장가 실행</w:t>
             </w:r>
           </w:p>
         </w:tc>
@@ -3758,31 +2727,31 @@
                 <w:sz w:val="17"/>
                 <w:szCs w:val="17"/>
               </w:rPr>
-              <w:t xml:space="preserve">5봉·1.0</w:t>
-            </w:r>
-          </w:p>
-        </w:tc>
-        <w:tc>
-          <w:tcPr>
-            <w:tcW w:type="dxa" w:w="3008"/>
-            <w:tcMar>
-              <w:top w:type="dxa" w:w="60"/>
-              <w:left w:type="dxa" w:w="100"/>
-              <w:bottom w:type="dxa" w:w="60"/>
-              <w:right w:type="dxa" w:w="100"/>
-            </w:tcMar>
-          </w:tcPr>
-          <w:p>
-            <w:pPr>
-              <w:spacing w:line="240"/>
-            </w:pPr>
-            <w:r>
-              <w:rPr>
-                <w:rFonts w:ascii="Malgun Gothic" w:cs="Malgun Gothic" w:eastAsia="Malgun Gothic" w:hAnsi="Malgun Gothic"/>
-                <w:sz w:val="17"/>
-                <w:szCs w:val="17"/>
-              </w:rPr>
-              <w:t xml:space="preserve">+115.4</w:t>
+              <w:t xml:space="preserve">검증 통과</w:t>
+            </w:r>
+          </w:p>
+        </w:tc>
+        <w:tc>
+          <w:tcPr>
+            <w:tcW w:type="dxa" w:w="3008"/>
+            <w:tcMar>
+              <w:top w:type="dxa" w:w="60"/>
+              <w:left w:type="dxa" w:w="100"/>
+              <w:bottom w:type="dxa" w:w="60"/>
+              <w:right w:type="dxa" w:w="100"/>
+            </w:tcMar>
+          </w:tcPr>
+          <w:p>
+            <w:pPr>
+              <w:spacing w:line="240"/>
+            </w:pPr>
+            <w:r>
+              <w:rPr>
+                <w:rFonts w:ascii="Malgun Gothic" w:cs="Malgun Gothic" w:eastAsia="Malgun Gothic" w:hAnsi="Malgun Gothic"/>
+                <w:sz w:val="17"/>
+                <w:szCs w:val="17"/>
+              </w:rPr>
+              <w:t xml:space="preserve">F 동의 확인</w:t>
             </w:r>
           </w:p>
         </w:tc>
@@ -3806,7 +2775,7 @@
                 <w:sz w:val="17"/>
                 <w:szCs w:val="17"/>
               </w:rPr>
-              <w:t xml:space="preserve">채점 대조</w:t>
+              <w:t xml:space="preserve">▶보유 지속 — 추가 액션 없음(오늘 전환 문자 없음 확정)</w:t>
             </w:r>
           </w:p>
         </w:tc>
@@ -3835,31 +2804,31 @@
                 <w:sz w:val="17"/>
                 <w:szCs w:val="17"/>
               </w:rPr>
-              <w:t xml:space="preserve">4봉·1.0</w:t>
-            </w:r>
-          </w:p>
-        </w:tc>
-        <w:tc>
-          <w:tcPr>
-            <w:tcW w:type="dxa" w:w="3008"/>
-            <w:tcMar>
-              <w:top w:type="dxa" w:w="60"/>
-              <w:left w:type="dxa" w:w="100"/>
-              <w:bottom w:type="dxa" w:w="60"/>
-              <w:right w:type="dxa" w:w="100"/>
-            </w:tcMar>
-          </w:tcPr>
-          <w:p>
-            <w:pPr>
-              <w:spacing w:line="240"/>
-            </w:pPr>
-            <w:r>
-              <w:rPr>
-                <w:rFonts w:ascii="Malgun Gothic" w:cs="Malgun Gothic" w:eastAsia="Malgun Gothic" w:hAnsi="Malgun Gothic"/>
-                <w:sz w:val="17"/>
-                <w:szCs w:val="17"/>
-              </w:rPr>
-              <w:t xml:space="preserve">+118.5</w:t>
+              <w:t xml:space="preserve">전환</w:t>
+            </w:r>
+          </w:p>
+        </w:tc>
+        <w:tc>
+          <w:tcPr>
+            <w:tcW w:type="dxa" w:w="3008"/>
+            <w:tcMar>
+              <w:top w:type="dxa" w:w="60"/>
+              <w:left w:type="dxa" w:w="100"/>
+              <w:bottom w:type="dxa" w:w="60"/>
+              <w:right w:type="dxa" w:w="100"/>
+            </w:tcMar>
+          </w:tcPr>
+          <w:p>
+            <w:pPr>
+              <w:spacing w:line="240"/>
+            </w:pPr>
+            <w:r>
+              <w:rPr>
+                <w:rFonts w:ascii="Malgun Gothic" w:cs="Malgun Gothic" w:eastAsia="Malgun Gothic" w:hAnsi="Malgun Gothic"/>
+                <w:sz w:val="17"/>
+                <w:szCs w:val="17"/>
+              </w:rPr>
+              <w:t xml:space="preserve">F 반대 확인</w:t>
             </w:r>
           </w:p>
         </w:tc>
@@ -3883,7 +2852,7 @@
                 <w:sz w:val="17"/>
                 <w:szCs w:val="17"/>
               </w:rPr>
-              <w:t xml:space="preserve">채점 대조</w:t>
+              <w:t xml:space="preserve">▶기존 포지션 전량 청산 → 반대 ETF 100% 진입·새 스탑 -3%</w:t>
             </w:r>
           </w:p>
         </w:tc>
@@ -3912,31 +2881,31 @@
                 <w:sz w:val="17"/>
                 <w:szCs w:val="17"/>
               </w:rPr>
-              <w:t xml:space="preserve">6봉·1.2</w:t>
-            </w:r>
-          </w:p>
-        </w:tc>
-        <w:tc>
-          <w:tcPr>
-            <w:tcW w:type="dxa" w:w="3008"/>
-            <w:tcMar>
-              <w:top w:type="dxa" w:w="60"/>
-              <w:left w:type="dxa" w:w="100"/>
-              <w:bottom w:type="dxa" w:w="60"/>
-              <w:right w:type="dxa" w:w="100"/>
-            </w:tcMar>
-          </w:tcPr>
-          <w:p>
-            <w:pPr>
-              <w:spacing w:line="240"/>
-            </w:pPr>
-            <w:r>
-              <w:rPr>
-                <w:rFonts w:ascii="Malgun Gothic" w:cs="Malgun Gothic" w:eastAsia="Malgun Gothic" w:hAnsi="Malgun Gothic"/>
-                <w:sz w:val="17"/>
-                <w:szCs w:val="17"/>
-              </w:rPr>
-              <w:t xml:space="preserve">+121.6</w:t>
+              <w:t xml:space="preserve">스탑 도달</w:t>
+            </w:r>
+          </w:p>
+        </w:tc>
+        <w:tc>
+          <w:tcPr>
+            <w:tcW w:type="dxa" w:w="3008"/>
+            <w:tcMar>
+              <w:top w:type="dxa" w:w="60"/>
+              <w:left w:type="dxa" w:w="100"/>
+              <w:bottom w:type="dxa" w:w="60"/>
+              <w:right w:type="dxa" w:w="100"/>
+            </w:tcMar>
+          </w:tcPr>
+          <w:p>
+            <w:pPr>
+              <w:spacing w:line="240"/>
+            </w:pPr>
+            <w:r>
+              <w:rPr>
+                <w:rFonts w:ascii="Malgun Gothic" w:cs="Malgun Gothic" w:eastAsia="Malgun Gothic" w:hAnsi="Malgun Gothic"/>
+                <w:sz w:val="17"/>
+                <w:szCs w:val="17"/>
+              </w:rPr>
+              <w:t xml:space="preserve">컷 발생</w:t>
             </w:r>
           </w:p>
         </w:tc>
@@ -3960,7 +2929,161 @@
                 <w:sz w:val="17"/>
                 <w:szCs w:val="17"/>
               </w:rPr>
-              <w:t xml:space="preserve">채점 대조</w:t>
+              <w:t xml:space="preserve">▶HTS 자동매도 확인만 — 재진입 금지, 전환 문자만 대기</w:t>
+            </w:r>
+          </w:p>
+        </w:tc>
+      </w:tr>
+      <w:tr>
+        <w:trPr>
+          <w:tblHeader w:val="false"/>
+        </w:trPr>
+        <w:tc>
+          <w:tcPr>
+            <w:tcW w:type="dxa" w:w="3008"/>
+            <w:tcMar>
+              <w:top w:type="dxa" w:w="60"/>
+              <w:left w:type="dxa" w:w="100"/>
+              <w:bottom w:type="dxa" w:w="60"/>
+              <w:right w:type="dxa" w:w="100"/>
+            </w:tcMar>
+          </w:tcPr>
+          <w:p>
+            <w:pPr>
+              <w:spacing w:line="240"/>
+            </w:pPr>
+            <w:r>
+              <w:rPr>
+                <w:rFonts w:ascii="Malgun Gothic" w:cs="Malgun Gothic" w:eastAsia="Malgun Gothic" w:hAnsi="Malgun Gothic"/>
+                <w:sz w:val="17"/>
+                <w:szCs w:val="17"/>
+              </w:rPr>
+              <w:t xml:space="preserve">결산</w:t>
+            </w:r>
+          </w:p>
+        </w:tc>
+        <w:tc>
+          <w:tcPr>
+            <w:tcW w:type="dxa" w:w="3008"/>
+            <w:tcMar>
+              <w:top w:type="dxa" w:w="60"/>
+              <w:left w:type="dxa" w:w="100"/>
+              <w:bottom w:type="dxa" w:w="60"/>
+              <w:right w:type="dxa" w:w="100"/>
+            </w:tcMar>
+          </w:tcPr>
+          <w:p>
+            <w:pPr>
+              <w:spacing w:line="240"/>
+            </w:pPr>
+            <w:r>
+              <w:rPr>
+                <w:rFonts w:ascii="Malgun Gothic" w:cs="Malgun Gothic" w:eastAsia="Malgun Gothic" w:hAnsi="Malgun Gothic"/>
+                <w:sz w:val="17"/>
+                <w:szCs w:val="17"/>
+              </w:rPr>
+              <w:t xml:space="preserve">15:31</w:t>
+            </w:r>
+          </w:p>
+        </w:tc>
+        <w:tc>
+          <w:tcPr>
+            <w:tcW w:type="dxa" w:w="3010"/>
+            <w:tcMar>
+              <w:top w:type="dxa" w:w="60"/>
+              <w:left w:type="dxa" w:w="100"/>
+              <w:bottom w:type="dxa" w:w="60"/>
+              <w:right w:type="dxa" w:w="100"/>
+            </w:tcMar>
+          </w:tcPr>
+          <w:p>
+            <w:pPr>
+              <w:spacing w:line="240"/>
+            </w:pPr>
+            <w:r>
+              <w:rPr>
+                <w:rFonts w:ascii="Malgun Gothic" w:cs="Malgun Gothic" w:eastAsia="Malgun Gothic" w:hAnsi="Malgun Gothic"/>
+                <w:sz w:val="17"/>
+                <w:szCs w:val="17"/>
+              </w:rPr>
+              <w:t xml:space="preserve">정보 — 오늘 6봉(주기준)·5봉·4봉 손익 + 누적 (8/3부터 발송 — 검증 기간 포함)</w:t>
+            </w:r>
+          </w:p>
+        </w:tc>
+      </w:tr>
+      <w:tr>
+        <w:trPr>
+          <w:tblHeader w:val="false"/>
+        </w:trPr>
+        <w:tc>
+          <w:tcPr>
+            <w:tcW w:type="dxa" w:w="3008"/>
+            <w:tcMar>
+              <w:top w:type="dxa" w:w="60"/>
+              <w:left w:type="dxa" w:w="100"/>
+              <w:bottom w:type="dxa" w:w="60"/>
+              <w:right w:type="dxa" w:w="100"/>
+            </w:tcMar>
+          </w:tcPr>
+          <w:p>
+            <w:pPr>
+              <w:spacing w:line="240"/>
+            </w:pPr>
+            <w:r>
+              <w:rPr>
+                <w:rFonts w:ascii="Malgun Gothic" w:cs="Malgun Gothic" w:eastAsia="Malgun Gothic" w:hAnsi="Malgun Gothic"/>
+                <w:sz w:val="17"/>
+                <w:szCs w:val="17"/>
+              </w:rPr>
+              <w:t xml:space="preserve">시작 안내</w:t>
+            </w:r>
+          </w:p>
+        </w:tc>
+        <w:tc>
+          <w:tcPr>
+            <w:tcW w:type="dxa" w:w="3008"/>
+            <w:tcMar>
+              <w:top w:type="dxa" w:w="60"/>
+              <w:left w:type="dxa" w:w="100"/>
+              <w:bottom w:type="dxa" w:w="60"/>
+              <w:right w:type="dxa" w:w="100"/>
+            </w:tcMar>
+          </w:tcPr>
+          <w:p>
+            <w:pPr>
+              <w:spacing w:line="240"/>
+            </w:pPr>
+            <w:r>
+              <w:rPr>
+                <w:rFonts w:ascii="Malgun Gothic" w:cs="Malgun Gothic" w:eastAsia="Malgun Gothic" w:hAnsi="Malgun Gothic"/>
+                <w:sz w:val="17"/>
+                <w:szCs w:val="17"/>
+              </w:rPr>
+              <w:t xml:space="preserve">8/6 아침 1회</w:t>
+            </w:r>
+          </w:p>
+        </w:tc>
+        <w:tc>
+          <w:tcPr>
+            <w:tcW w:type="dxa" w:w="3010"/>
+            <w:tcMar>
+              <w:top w:type="dxa" w:w="60"/>
+              <w:left w:type="dxa" w:w="100"/>
+              <w:bottom w:type="dxa" w:w="60"/>
+              <w:right w:type="dxa" w:w="100"/>
+            </w:tcMar>
+          </w:tcPr>
+          <w:p>
+            <w:pPr>
+              <w:spacing w:line="240"/>
+            </w:pPr>
+            <w:r>
+              <w:rPr>
+                <w:rFonts w:ascii="Malgun Gothic" w:cs="Malgun Gothic" w:eastAsia="Malgun Gothic" w:hAnsi="Malgun Gothic"/>
+                <w:sz w:val="17"/>
+                <w:szCs w:val="17"/>
+              </w:rPr>
+              <w:t xml:space="preserve">시범 개시 확인 — 중단하려면 회신</w:t>
             </w:r>
           </w:p>
         </w:tc>
@@ -3983,28 +3106,77 @@
       <w:r>
         <w:rPr>
           <w:rFonts w:ascii="Malgun Gothic" w:cs="Malgun Gothic" w:eastAsia="Malgun Gothic" w:hAnsi="Malgun Gothic"/>
-          <w:sz w:val="20"/>
-          <w:szCs w:val="20"/>
-        </w:rPr>
-        <w:t xml:space="preserve">⚠변형 간 순위는 축(rebox 유무 등)이 바뀔 때마다 ±5~8%p 안에서 뒤섞인다 — </w:t>
-      </w:r>
-      <w:r>
-        <w:rPr>
-          <w:rFonts w:ascii="Malgun Gothic" w:cs="Malgun Gothic" w:eastAsia="Malgun Gothic" w:hAnsi="Malgun Gothic"/>
-          <w:b/>
-          <w:bCs/>
-          <w:sz w:val="20"/>
-          <w:szCs w:val="20"/>
-        </w:rPr>
-        <w:t xml:space="preserve">전부 운 범위</w:t>
-      </w:r>
-      <w:r>
-        <w:rPr>
-          <w:rFonts w:ascii="Malgun Gothic" w:cs="Malgun Gothic" w:eastAsia="Malgun Gothic" w:hAnsi="Malgun Gothic"/>
-          <w:sz w:val="20"/>
-          <w:szCs w:val="20"/>
-        </w:rPr>
-        <w:t xml:space="preserve">라는 뜻이다. 그래서 주 기준(6봉·1.0)은 고정하고, 나머지는 채점 열로만 추적해 60일 페이퍼가 최종 판정하게 한다.</w:t>
+          <w:b/>
+          <w:bCs/>
+          <w:sz w:val="20"/>
+          <w:szCs w:val="20"/>
+        </w:rPr>
+        <w:t xml:space="preserve">스탑 기준 정리</w:t>
+      </w:r>
+      <w:r>
+        <w:rPr>
+          <w:rFonts w:ascii="Malgun Gothic" w:cs="Malgun Gothic" w:eastAsia="Malgun Gothic" w:hAnsi="Malgun Gothic"/>
+          <w:sz w:val="20"/>
+          <w:szCs w:val="20"/>
+        </w:rPr>
+        <w:t xml:space="preserve">: 모델의 공식 기준은 </w:t>
+      </w:r>
+      <w:r>
+        <w:rPr>
+          <w:rFonts w:ascii="Malgun Gothic" w:cs="Malgun Gothic" w:eastAsia="Malgun Gothic" w:hAnsi="Malgun Gothic"/>
+          <w:b/>
+          <w:bCs/>
+          <w:sz w:val="20"/>
+          <w:szCs w:val="20"/>
+        </w:rPr>
+        <w:t xml:space="preserve">본주 -1.5%</w:t>
+      </w:r>
+      <w:r>
+        <w:rPr>
+          <w:rFonts w:ascii="Malgun Gothic" w:cs="Malgun Gothic" w:eastAsia="Malgun Gothic" w:hAnsi="Malgun Gothic"/>
+          <w:sz w:val="20"/>
+          <w:szCs w:val="20"/>
+        </w:rPr>
+        <w:t xml:space="preserve">(판정가 앵커·저가/고가 터치)이고, 문자에는 "ETF -3%(본주 XXX,XXX원)"으로 병기된다. HTS 자동매도는 </w:t>
+      </w:r>
+      <w:r>
+        <w:rPr>
+          <w:rFonts w:ascii="Malgun Gothic" w:cs="Malgun Gothic" w:eastAsia="Malgun Gothic" w:hAnsi="Malgun Gothic"/>
+          <w:b/>
+          <w:bCs/>
+          <w:sz w:val="20"/>
+          <w:szCs w:val="20"/>
+        </w:rPr>
+        <w:t xml:space="preserve">문자 수신 시점의 ETF 가격 기준 -3%</w:t>
+      </w:r>
+      <w:r>
+        <w:rPr>
+          <w:rFonts w:ascii="Malgun Gothic" w:cs="Malgun Gothic" w:eastAsia="Malgun Gothic" w:hAnsi="Malgun Gothic"/>
+          <w:sz w:val="20"/>
+          <w:szCs w:val="20"/>
+        </w:rPr>
+        <w:t xml:space="preserve">로 설정(매입가 기준이 아님 — 체결 지연 시 스탑이 위로 밀리는 사고 방지, 하닉 7/21 실측 원칙).</w:t>
+      </w:r>
+    </w:p>
+    <w:p>
+      <w:pPr>
+        <w:spacing w:after="40"/>
+      </w:pPr>
+    </w:p>
+    <w:p>
+      <w:pPr>
+        <w:pStyle w:val="Heading2"/>
+        <w:spacing w:after="80" w:before="240"/>
+      </w:pPr>
+      <w:r>
+        <w:rPr>
+          <w:rFonts w:ascii="Malgun Gothic" w:cs="Malgun Gothic" w:eastAsia="Malgun Gothic" w:hAnsi="Malgun Gothic"/>
+          <w:b/>
+          <w:bCs/>
+          <w:sz w:val="26"/>
+          <w:szCs w:val="26"/>
+        </w:rPr>
+        <w:t xml:space="preserve">6. 성능 총괄 (삼전 232일, 본주 % — 계좌 기준은 ETF 2x로 ×2)</w:t>
       </w:r>
     </w:p>
     <w:p>
@@ -4025,7 +3197,7 @@
           <w:sz w:val="22"/>
           <w:szCs w:val="22"/>
         </w:rPr>
-        <w:t xml:space="preserve">6.4 리스크 프로파일</w:t>
+        <w:t xml:space="preserve">6.1 왜 결합인가</w:t>
       </w:r>
     </w:p>
     <w:p>
@@ -4033,72 +3205,546 @@
         <w:spacing w:after="40"/>
       </w:pPr>
     </w:p>
-    <w:p>
-      <w:pPr>
-        <w:spacing w:after="40" w:line="260"/>
-      </w:pPr>
-      <w:r>
-        <w:rPr>
-          <w:rFonts w:ascii="Malgun Gothic" w:cs="Malgun Gothic" w:eastAsia="Malgun Gothic" w:hAnsi="Malgun Gothic"/>
-          <w:sz w:val="20"/>
-          <w:szCs w:val="20"/>
-        </w:rPr>
-        <w:t xml:space="preserve">최악일 </w:t>
-      </w:r>
-      <w:r>
-        <w:rPr>
-          <w:rFonts w:ascii="Malgun Gothic" w:cs="Malgun Gothic" w:eastAsia="Malgun Gothic" w:hAnsi="Malgun Gothic"/>
-          <w:b/>
-          <w:bCs/>
-          <w:sz w:val="20"/>
-          <w:szCs w:val="20"/>
-        </w:rPr>
-        <w:t xml:space="preserve">-3.0%</w:t>
-      </w:r>
-      <w:r>
-        <w:rPr>
-          <w:rFonts w:ascii="Malgun Gothic" w:cs="Malgun Gothic" w:eastAsia="Malgun Gothic" w:hAnsi="Malgun Gothic"/>
-          <w:sz w:val="20"/>
-          <w:szCs w:val="20"/>
-        </w:rPr>
-        <w:t xml:space="preserve">(본주 — 양쪽 스탑을 다 맞는 날·계좌 기준 -6%) · 컷 </w:t>
-      </w:r>
-      <w:r>
-        <w:rPr>
-          <w:rFonts w:ascii="Malgun Gothic" w:cs="Malgun Gothic" w:eastAsia="Malgun Gothic" w:hAnsi="Malgun Gothic"/>
-          <w:b/>
-          <w:bCs/>
-          <w:sz w:val="20"/>
-          <w:szCs w:val="20"/>
-        </w:rPr>
-        <w:t xml:space="preserve">이틀에 1회꼴</w:t>
-      </w:r>
-      <w:r>
-        <w:rPr>
-          <w:rFonts w:ascii="Malgun Gothic" w:cs="Malgun Gothic" w:eastAsia="Malgun Gothic" w:hAnsi="Malgun Gothic"/>
-          <w:sz w:val="20"/>
-          <w:szCs w:val="20"/>
-        </w:rPr>
-        <w:t xml:space="preserve">(84일/232) · 승률은 낮고 손익비로 버는 구조(맞는 날 초입부터 통째, 틀리는 날 -1.5% 캡) · 일당 기대 +0.49%(본주). ⚠이 수치는 30여 개 조합을 시험한 데이터에서 나온 것 — </w:t>
-      </w:r>
-      <w:r>
-        <w:rPr>
-          <w:rFonts w:ascii="Malgun Gothic" w:cs="Malgun Gothic" w:eastAsia="Malgun Gothic" w:hAnsi="Malgun Gothic"/>
-          <w:b/>
-          <w:bCs/>
-          <w:sz w:val="20"/>
-          <w:szCs w:val="20"/>
-        </w:rPr>
-        <w:t xml:space="preserve">운 몫이 섞여 있을 수 있어 60일 페이퍼 채점이 최종 심판</w:t>
-      </w:r>
-      <w:r>
-        <w:rPr>
-          <w:rFonts w:ascii="Malgun Gothic" w:cs="Malgun Gothic" w:eastAsia="Malgun Gothic" w:hAnsi="Malgun Gothic"/>
-          <w:sz w:val="20"/>
-          <w:szCs w:val="20"/>
-        </w:rPr>
-        <w:t xml:space="preserve">이다.</w:t>
-      </w:r>
+    <w:tbl>
+      <w:tblPr>
+        <w:tblW w:type="dxa" w:w="9026"/>
+        <w:tblBorders>
+          <w:top w:val="single" w:color="auto" w:sz="4"/>
+          <w:left w:val="single" w:color="auto" w:sz="4"/>
+          <w:bottom w:val="single" w:color="auto" w:sz="4"/>
+          <w:right w:val="single" w:color="auto" w:sz="4"/>
+          <w:insideH w:val="single" w:color="auto" w:sz="4"/>
+          <w:insideV w:val="single" w:color="auto" w:sz="4"/>
+        </w:tblBorders>
+      </w:tblPr>
+      <w:tblGrid>
+        <w:gridCol w:w="2256"/>
+        <w:gridCol w:w="2256"/>
+        <w:gridCol w:w="2256"/>
+        <w:gridCol w:w="2258"/>
+      </w:tblGrid>
+      <w:tr>
+        <w:trPr>
+          <w:tblHeader/>
+        </w:trPr>
+        <w:tc>
+          <w:tcPr>
+            <w:tcW w:type="dxa" w:w="2256"/>
+            <w:shd w:fill="DDE5F0" w:val="clear"/>
+            <w:tcMar>
+              <w:top w:type="dxa" w:w="60"/>
+              <w:left w:type="dxa" w:w="100"/>
+              <w:bottom w:type="dxa" w:w="60"/>
+              <w:right w:type="dxa" w:w="100"/>
+            </w:tcMar>
+          </w:tcPr>
+          <w:p>
+            <w:pPr>
+              <w:spacing w:line="240"/>
+            </w:pPr>
+            <w:r>
+              <w:rPr>
+                <w:rFonts w:ascii="Malgun Gothic" w:cs="Malgun Gothic" w:eastAsia="Malgun Gothic" w:hAnsi="Malgun Gothic"/>
+                <w:b/>
+                <w:bCs/>
+                <w:sz w:val="17"/>
+                <w:szCs w:val="17"/>
+              </w:rPr>
+              <w:t xml:space="preserve">운용</w:t>
+            </w:r>
+          </w:p>
+        </w:tc>
+        <w:tc>
+          <w:tcPr>
+            <w:tcW w:type="dxa" w:w="2256"/>
+            <w:shd w:fill="DDE5F0" w:val="clear"/>
+            <w:tcMar>
+              <w:top w:type="dxa" w:w="60"/>
+              <w:left w:type="dxa" w:w="100"/>
+              <w:bottom w:type="dxa" w:w="60"/>
+              <w:right w:type="dxa" w:w="100"/>
+            </w:tcMar>
+          </w:tcPr>
+          <w:p>
+            <w:pPr>
+              <w:spacing w:line="240"/>
+            </w:pPr>
+            <w:r>
+              <w:rPr>
+                <w:rFonts w:ascii="Malgun Gothic" w:cs="Malgun Gothic" w:eastAsia="Malgun Gothic" w:hAnsi="Malgun Gothic"/>
+                <w:b/>
+                <w:bCs/>
+                <w:sz w:val="17"/>
+                <w:szCs w:val="17"/>
+              </w:rPr>
+              <w:t xml:space="preserve">합계</w:t>
+            </w:r>
+          </w:p>
+        </w:tc>
+        <w:tc>
+          <w:tcPr>
+            <w:tcW w:type="dxa" w:w="2256"/>
+            <w:shd w:fill="DDE5F0" w:val="clear"/>
+            <w:tcMar>
+              <w:top w:type="dxa" w:w="60"/>
+              <w:left w:type="dxa" w:w="100"/>
+              <w:bottom w:type="dxa" w:w="60"/>
+              <w:right w:type="dxa" w:w="100"/>
+            </w:tcMar>
+          </w:tcPr>
+          <w:p>
+            <w:pPr>
+              <w:spacing w:line="240"/>
+            </w:pPr>
+            <w:r>
+              <w:rPr>
+                <w:rFonts w:ascii="Malgun Gothic" w:cs="Malgun Gothic" w:eastAsia="Malgun Gothic" w:hAnsi="Malgun Gothic"/>
+                <w:b/>
+                <w:bCs/>
+                <w:sz w:val="17"/>
+                <w:szCs w:val="17"/>
+              </w:rPr>
+              <w:t xml:space="preserve">승률</w:t>
+            </w:r>
+          </w:p>
+        </w:tc>
+        <w:tc>
+          <w:tcPr>
+            <w:tcW w:type="dxa" w:w="2258"/>
+            <w:shd w:fill="DDE5F0" w:val="clear"/>
+            <w:tcMar>
+              <w:top w:type="dxa" w:w="60"/>
+              <w:left w:type="dxa" w:w="100"/>
+              <w:bottom w:type="dxa" w:w="60"/>
+              <w:right w:type="dxa" w:w="100"/>
+            </w:tcMar>
+          </w:tcPr>
+          <w:p>
+            <w:pPr>
+              <w:spacing w:line="240"/>
+            </w:pPr>
+            <w:r>
+              <w:rPr>
+                <w:rFonts w:ascii="Malgun Gothic" w:cs="Malgun Gothic" w:eastAsia="Malgun Gothic" w:hAnsi="Malgun Gothic"/>
+                <w:b/>
+                <w:bCs/>
+                <w:sz w:val="17"/>
+                <w:szCs w:val="17"/>
+              </w:rPr>
+              <w:t xml:space="preserve">비고</w:t>
+            </w:r>
+          </w:p>
+        </w:tc>
+      </w:tr>
+      <w:tr>
+        <w:trPr>
+          <w:tblHeader w:val="false"/>
+        </w:trPr>
+        <w:tc>
+          <w:tcPr>
+            <w:tcW w:type="dxa" w:w="2256"/>
+            <w:tcMar>
+              <w:top w:type="dxa" w:w="60"/>
+              <w:left w:type="dxa" w:w="100"/>
+              <w:bottom w:type="dxa" w:w="60"/>
+              <w:right w:type="dxa" w:w="100"/>
+            </w:tcMar>
+          </w:tcPr>
+          <w:p>
+            <w:pPr>
+              <w:spacing w:line="240"/>
+            </w:pPr>
+            <w:r>
+              <w:rPr>
+                <w:rFonts w:ascii="Malgun Gothic" w:cs="Malgun Gothic" w:eastAsia="Malgun Gothic" w:hAnsi="Malgun Gothic"/>
+                <w:sz w:val="17"/>
+                <w:szCs w:val="17"/>
+              </w:rPr>
+              <w:t xml:space="preserve">창만 (모멘텀 단독)</w:t>
+            </w:r>
+          </w:p>
+        </w:tc>
+        <w:tc>
+          <w:tcPr>
+            <w:tcW w:type="dxa" w:w="2256"/>
+            <w:tcMar>
+              <w:top w:type="dxa" w:w="60"/>
+              <w:left w:type="dxa" w:w="100"/>
+              <w:bottom w:type="dxa" w:w="60"/>
+              <w:right w:type="dxa" w:w="100"/>
+            </w:tcMar>
+          </w:tcPr>
+          <w:p>
+            <w:pPr>
+              <w:spacing w:line="240"/>
+            </w:pPr>
+            <w:r>
+              <w:rPr>
+                <w:rFonts w:ascii="Malgun Gothic" w:cs="Malgun Gothic" w:eastAsia="Malgun Gothic" w:hAnsi="Malgun Gothic"/>
+                <w:sz w:val="17"/>
+                <w:szCs w:val="17"/>
+              </w:rPr>
+              <w:t xml:space="preserve">+82.0%p</w:t>
+            </w:r>
+          </w:p>
+        </w:tc>
+        <w:tc>
+          <w:tcPr>
+            <w:tcW w:type="dxa" w:w="2256"/>
+            <w:tcMar>
+              <w:top w:type="dxa" w:w="60"/>
+              <w:left w:type="dxa" w:w="100"/>
+              <w:bottom w:type="dxa" w:w="60"/>
+              <w:right w:type="dxa" w:w="100"/>
+            </w:tcMar>
+          </w:tcPr>
+          <w:p>
+            <w:pPr>
+              <w:spacing w:line="240"/>
+            </w:pPr>
+            <w:r>
+              <w:rPr>
+                <w:rFonts w:ascii="Malgun Gothic" w:cs="Malgun Gothic" w:eastAsia="Malgun Gothic" w:hAnsi="Malgun Gothic"/>
+                <w:sz w:val="17"/>
+                <w:szCs w:val="17"/>
+              </w:rPr>
+              <w:t xml:space="preserve">43%</w:t>
+            </w:r>
+          </w:p>
+        </w:tc>
+        <w:tc>
+          <w:tcPr>
+            <w:tcW w:type="dxa" w:w="2258"/>
+            <w:tcMar>
+              <w:top w:type="dxa" w:w="60"/>
+              <w:left w:type="dxa" w:w="100"/>
+              <w:bottom w:type="dxa" w:w="60"/>
+              <w:right w:type="dxa" w:w="100"/>
+            </w:tcMar>
+          </w:tcPr>
+          <w:p>
+            <w:pPr>
+              <w:spacing w:line="240"/>
+            </w:pPr>
+            <w:r>
+              <w:rPr>
+                <w:rFonts w:ascii="Malgun Gothic" w:cs="Malgun Gothic" w:eastAsia="Malgun Gothic" w:hAnsi="Malgun Gothic"/>
+                <w:sz w:val="17"/>
+                <w:szCs w:val="17"/>
+              </w:rPr>
+              <w:t xml:space="preserve">일찍 타지만 오탐 컷 많음</w:t>
+            </w:r>
+          </w:p>
+        </w:tc>
+      </w:tr>
+      <w:tr>
+        <w:trPr>
+          <w:tblHeader w:val="false"/>
+        </w:trPr>
+        <w:tc>
+          <w:tcPr>
+            <w:tcW w:type="dxa" w:w="2256"/>
+            <w:tcMar>
+              <w:top w:type="dxa" w:w="60"/>
+              <w:left w:type="dxa" w:w="100"/>
+              <w:bottom w:type="dxa" w:w="60"/>
+              <w:right w:type="dxa" w:w="100"/>
+            </w:tcMar>
+          </w:tcPr>
+          <w:p>
+            <w:pPr>
+              <w:spacing w:line="240"/>
+            </w:pPr>
+            <w:r>
+              <w:rPr>
+                <w:rFonts w:ascii="Malgun Gothic" w:cs="Malgun Gothic" w:eastAsia="Malgun Gothic" w:hAnsi="Malgun Gothic"/>
+                <w:sz w:val="17"/>
+                <w:szCs w:val="17"/>
+              </w:rPr>
+              <w:t xml:space="preserve">피셔만 (현행 계층 실운용)</w:t>
+            </w:r>
+          </w:p>
+        </w:tc>
+        <w:tc>
+          <w:tcPr>
+            <w:tcW w:type="dxa" w:w="2256"/>
+            <w:tcMar>
+              <w:top w:type="dxa" w:w="60"/>
+              <w:left w:type="dxa" w:w="100"/>
+              <w:bottom w:type="dxa" w:w="60"/>
+              <w:right w:type="dxa" w:w="100"/>
+            </w:tcMar>
+          </w:tcPr>
+          <w:p>
+            <w:pPr>
+              <w:spacing w:line="240"/>
+            </w:pPr>
+            <w:r>
+              <w:rPr>
+                <w:rFonts w:ascii="Malgun Gothic" w:cs="Malgun Gothic" w:eastAsia="Malgun Gothic" w:hAnsi="Malgun Gothic"/>
+                <w:sz w:val="17"/>
+                <w:szCs w:val="17"/>
+              </w:rPr>
+              <w:t xml:space="preserve">+82.1%p</w:t>
+            </w:r>
+          </w:p>
+        </w:tc>
+        <w:tc>
+          <w:tcPr>
+            <w:tcW w:type="dxa" w:w="2256"/>
+            <w:tcMar>
+              <w:top w:type="dxa" w:w="60"/>
+              <w:left w:type="dxa" w:w="100"/>
+              <w:bottom w:type="dxa" w:w="60"/>
+              <w:right w:type="dxa" w:w="100"/>
+            </w:tcMar>
+          </w:tcPr>
+          <w:p>
+            <w:pPr>
+              <w:spacing w:line="240"/>
+            </w:pPr>
+            <w:r>
+              <w:rPr>
+                <w:rFonts w:ascii="Malgun Gothic" w:cs="Malgun Gothic" w:eastAsia="Malgun Gothic" w:hAnsi="Malgun Gothic"/>
+                <w:sz w:val="17"/>
+                <w:szCs w:val="17"/>
+              </w:rPr>
+              <w:t xml:space="preserve">—</w:t>
+            </w:r>
+          </w:p>
+        </w:tc>
+        <w:tc>
+          <w:tcPr>
+            <w:tcW w:type="dxa" w:w="2258"/>
+            <w:tcMar>
+              <w:top w:type="dxa" w:w="60"/>
+              <w:left w:type="dxa" w:w="100"/>
+              <w:bottom w:type="dxa" w:w="60"/>
+              <w:right w:type="dxa" w:w="100"/>
+            </w:tcMar>
+          </w:tcPr>
+          <w:p>
+            <w:pPr>
+              <w:spacing w:line="240"/>
+            </w:pPr>
+            <w:r>
+              <w:rPr>
+                <w:rFonts w:ascii="Malgun Gothic" w:cs="Malgun Gothic" w:eastAsia="Malgun Gothic" w:hAnsi="Malgun Gothic"/>
+                <w:sz w:val="17"/>
+                <w:szCs w:val="17"/>
+              </w:rPr>
+              <w:t xml:space="preserve">정확하지만 늦게 타서 잔여가 적음</w:t>
+            </w:r>
+          </w:p>
+        </w:tc>
+      </w:tr>
+      <w:tr>
+        <w:trPr>
+          <w:tblHeader w:val="false"/>
+        </w:trPr>
+        <w:tc>
+          <w:tcPr>
+            <w:tcW w:type="dxa" w:w="2256"/>
+            <w:tcMar>
+              <w:top w:type="dxa" w:w="60"/>
+              <w:left w:type="dxa" w:w="100"/>
+              <w:bottom w:type="dxa" w:w="60"/>
+              <w:right w:type="dxa" w:w="100"/>
+            </w:tcMar>
+          </w:tcPr>
+          <w:p>
+            <w:pPr>
+              <w:spacing w:line="240"/>
+            </w:pPr>
+            <w:r>
+              <w:rPr>
+                <w:rFonts w:ascii="Malgun Gothic" w:cs="Malgun Gothic" w:eastAsia="Malgun Gothic" w:hAnsi="Malgun Gothic"/>
+                <w:sz w:val="17"/>
+                <w:szCs w:val="17"/>
+              </w:rPr>
+              <w:t xml:space="preserve">같이 (v2·6봉·F rebox)</w:t>
+            </w:r>
+          </w:p>
+        </w:tc>
+        <w:tc>
+          <w:tcPr>
+            <w:tcW w:type="dxa" w:w="2256"/>
+            <w:tcMar>
+              <w:top w:type="dxa" w:w="60"/>
+              <w:left w:type="dxa" w:w="100"/>
+              <w:bottom w:type="dxa" w:w="60"/>
+              <w:right w:type="dxa" w:w="100"/>
+            </w:tcMar>
+          </w:tcPr>
+          <w:p>
+            <w:pPr>
+              <w:spacing w:line="240"/>
+            </w:pPr>
+            <w:r>
+              <w:rPr>
+                <w:rFonts w:ascii="Malgun Gothic" w:cs="Malgun Gothic" w:eastAsia="Malgun Gothic" w:hAnsi="Malgun Gothic"/>
+                <w:sz w:val="17"/>
+                <w:szCs w:val="17"/>
+              </w:rPr>
+              <w:t xml:space="preserve">+112.8%p</w:t>
+            </w:r>
+          </w:p>
+        </w:tc>
+        <w:tc>
+          <w:tcPr>
+            <w:tcW w:type="dxa" w:w="2256"/>
+            <w:tcMar>
+              <w:top w:type="dxa" w:w="60"/>
+              <w:left w:type="dxa" w:w="100"/>
+              <w:bottom w:type="dxa" w:w="60"/>
+              <w:right w:type="dxa" w:w="100"/>
+            </w:tcMar>
+          </w:tcPr>
+          <w:p>
+            <w:pPr>
+              <w:spacing w:line="240"/>
+            </w:pPr>
+            <w:r>
+              <w:rPr>
+                <w:rFonts w:ascii="Malgun Gothic" w:cs="Malgun Gothic" w:eastAsia="Malgun Gothic" w:hAnsi="Malgun Gothic"/>
+                <w:sz w:val="17"/>
+                <w:szCs w:val="17"/>
+              </w:rPr>
+              <w:t xml:space="preserve">—</w:t>
+            </w:r>
+          </w:p>
+        </w:tc>
+        <w:tc>
+          <w:tcPr>
+            <w:tcW w:type="dxa" w:w="2258"/>
+            <w:tcMar>
+              <w:top w:type="dxa" w:w="60"/>
+              <w:left w:type="dxa" w:w="100"/>
+              <w:bottom w:type="dxa" w:w="60"/>
+              <w:right w:type="dxa" w:w="100"/>
+            </w:tcMar>
+          </w:tcPr>
+          <w:p>
+            <w:pPr>
+              <w:spacing w:line="240"/>
+            </w:pPr>
+            <w:r>
+              <w:rPr>
+                <w:rFonts w:ascii="Malgun Gothic" w:cs="Malgun Gothic" w:eastAsia="Malgun Gothic" w:hAnsi="Malgun Gothic"/>
+                <w:sz w:val="17"/>
+                <w:szCs w:val="17"/>
+              </w:rPr>
+              <w:t xml:space="preserve">이견일 역진입 + F rebox가 +30을 보탬</w:t>
+            </w:r>
+          </w:p>
+        </w:tc>
+      </w:tr>
+      <w:tr>
+        <w:trPr>
+          <w:tblHeader w:val="false"/>
+        </w:trPr>
+        <w:tc>
+          <w:tcPr>
+            <w:tcW w:type="dxa" w:w="2256"/>
+            <w:tcMar>
+              <w:top w:type="dxa" w:w="60"/>
+              <w:left w:type="dxa" w:w="100"/>
+              <w:bottom w:type="dxa" w:w="60"/>
+              <w:right w:type="dxa" w:w="100"/>
+            </w:tcMar>
+          </w:tcPr>
+          <w:p>
+            <w:pPr>
+              <w:spacing w:line="240"/>
+            </w:pPr>
+            <w:r>
+              <w:rPr>
+                <w:rFonts w:ascii="Malgun Gothic" w:cs="Malgun Gothic" w:eastAsia="Malgun Gothic" w:hAnsi="Malgun Gothic"/>
+                <w:sz w:val="17"/>
+                <w:szCs w:val="17"/>
+              </w:rPr>
+              <w:t xml:space="preserve">무신호 상승편향 대조군</w:t>
+            </w:r>
+          </w:p>
+        </w:tc>
+        <w:tc>
+          <w:tcPr>
+            <w:tcW w:type="dxa" w:w="2256"/>
+            <w:tcMar>
+              <w:top w:type="dxa" w:w="60"/>
+              <w:left w:type="dxa" w:w="100"/>
+              <w:bottom w:type="dxa" w:w="60"/>
+              <w:right w:type="dxa" w:w="100"/>
+            </w:tcMar>
+          </w:tcPr>
+          <w:p>
+            <w:pPr>
+              <w:spacing w:line="240"/>
+            </w:pPr>
+            <w:r>
+              <w:rPr>
+                <w:rFonts w:ascii="Malgun Gothic" w:cs="Malgun Gothic" w:eastAsia="Malgun Gothic" w:hAnsi="Malgun Gothic"/>
+                <w:sz w:val="17"/>
+                <w:szCs w:val="17"/>
+              </w:rPr>
+              <w:t xml:space="preserve">+51.6%p</w:t>
+            </w:r>
+          </w:p>
+        </w:tc>
+        <w:tc>
+          <w:tcPr>
+            <w:tcW w:type="dxa" w:w="2256"/>
+            <w:tcMar>
+              <w:top w:type="dxa" w:w="60"/>
+              <w:left w:type="dxa" w:w="100"/>
+              <w:bottom w:type="dxa" w:w="60"/>
+              <w:right w:type="dxa" w:w="100"/>
+            </w:tcMar>
+          </w:tcPr>
+          <w:p>
+            <w:pPr>
+              <w:spacing w:line="240"/>
+            </w:pPr>
+            <w:r>
+              <w:rPr>
+                <w:rFonts w:ascii="Malgun Gothic" w:cs="Malgun Gothic" w:eastAsia="Malgun Gothic" w:hAnsi="Malgun Gothic"/>
+                <w:sz w:val="17"/>
+                <w:szCs w:val="17"/>
+              </w:rPr>
+              <w:t xml:space="preserve">—</w:t>
+            </w:r>
+          </w:p>
+        </w:tc>
+        <w:tc>
+          <w:tcPr>
+            <w:tcW w:type="dxa" w:w="2258"/>
+            <w:tcMar>
+              <w:top w:type="dxa" w:w="60"/>
+              <w:left w:type="dxa" w:w="100"/>
+              <w:bottom w:type="dxa" w:w="60"/>
+              <w:right w:type="dxa" w:w="100"/>
+            </w:tcMar>
+          </w:tcPr>
+          <w:p>
+            <w:pPr>
+              <w:spacing w:line="240"/>
+            </w:pPr>
+            <w:r>
+              <w:rPr>
+                <w:rFonts w:ascii="Malgun Gothic" w:cs="Malgun Gothic" w:eastAsia="Malgun Gothic" w:hAnsi="Malgun Gothic"/>
+                <w:sz w:val="17"/>
+                <w:szCs w:val="17"/>
+              </w:rPr>
+              <w:t xml:space="preserve">매일 09시 롱+스탑 — 초과분이 진짜 실력</w:t>
+            </w:r>
+          </w:p>
+        </w:tc>
+      </w:tr>
+    </w:tbl>
+    <w:p>
+      <w:pPr>
+        <w:spacing w:after="60"/>
+      </w:pPr>
     </w:p>
     <w:p>
       <w:pPr>
@@ -4107,18 +3753,18 @@
     </w:p>
     <w:p>
       <w:pPr>
-        <w:pStyle w:val="Heading2"/>
-        <w:spacing w:after="80" w:before="240"/>
-      </w:pPr>
-      <w:r>
-        <w:rPr>
-          <w:rFonts w:ascii="Malgun Gothic" w:cs="Malgun Gothic" w:eastAsia="Malgun Gothic" w:hAnsi="Malgun Gothic"/>
-          <w:b/>
-          <w:bCs/>
-          <w:sz w:val="26"/>
-          <w:szCs w:val="26"/>
-        </w:rPr>
-        <w:t xml:space="preserve">7. 기각된 아이디어 (전부 8/2 실측 — 재론 시 참조)</w:t>
+        <w:pStyle w:val="Heading3"/>
+        <w:spacing w:after="60" w:before="180"/>
+      </w:pPr>
+      <w:r>
+        <w:rPr>
+          <w:rFonts w:ascii="Malgun Gothic" w:cs="Malgun Gothic" w:eastAsia="Malgun Gothic" w:hAnsi="Malgun Gothic"/>
+          <w:b/>
+          <w:bCs/>
+          <w:sz w:val="22"/>
+          <w:szCs w:val="22"/>
+        </w:rPr>
+        <w:t xml:space="preserve">6.2 케이스 분해 (4봉 기준 실측 — 구조는 6봉 동일)</w:t>
       </w:r>
     </w:p>
     <w:p>
@@ -4170,7 +3816,7 @@
                 <w:sz w:val="17"/>
                 <w:szCs w:val="17"/>
               </w:rPr>
-              <w:t xml:space="preserve">아이디어</w:t>
+              <w:t xml:space="preserve">케이스</w:t>
             </w:r>
           </w:p>
         </w:tc>
@@ -4197,7 +3843,7 @@
                 <w:sz w:val="17"/>
                 <w:szCs w:val="17"/>
               </w:rPr>
-              <w:t xml:space="preserve">결과</w:t>
+              <w:t xml:space="preserve">일수</w:t>
             </w:r>
           </w:p>
         </w:tc>
@@ -4224,7 +3870,7 @@
                 <w:sz w:val="17"/>
                 <w:szCs w:val="17"/>
               </w:rPr>
-              <w:t xml:space="preserve">이유</w:t>
+              <w:t xml:space="preserve">내용</w:t>
             </w:r>
           </w:p>
         </w:tc>
@@ -4253,31 +3899,31 @@
                 <w:sz w:val="17"/>
                 <w:szCs w:val="17"/>
               </w:rPr>
-              <w:t xml:space="preserve">하닉 6봉 형태 창판정 그대로</w:t>
-            </w:r>
-          </w:p>
-        </w:tc>
-        <w:tc>
-          <w:tcPr>
-            <w:tcW w:type="dxa" w:w="3008"/>
-            <w:tcMar>
-              <w:top w:type="dxa" w:w="60"/>
-              <w:left w:type="dxa" w:w="100"/>
-              <w:bottom w:type="dxa" w:w="60"/>
-              <w:right w:type="dxa" w:w="100"/>
-            </w:tcMar>
-          </w:tcPr>
-          <w:p>
-            <w:pPr>
-              <w:spacing w:line="240"/>
-            </w:pPr>
-            <w:r>
-              <w:rPr>
-                <w:rFonts w:ascii="Malgun Gothic" w:cs="Malgun Gothic" w:eastAsia="Malgun Gothic" w:hAnsi="Malgun Gothic"/>
-                <w:sz w:val="17"/>
-                <w:szCs w:val="17"/>
-              </w:rPr>
-              <w:t xml:space="preserve">-14.8%p·승률 38%</w:t>
+              <w:t xml:space="preserve">공통 (F 동의)</w:t>
+            </w:r>
+          </w:p>
+        </w:tc>
+        <w:tc>
+          <w:tcPr>
+            <w:tcW w:type="dxa" w:w="3008"/>
+            <w:tcMar>
+              <w:top w:type="dxa" w:w="60"/>
+              <w:left w:type="dxa" w:w="100"/>
+              <w:bottom w:type="dxa" w:w="60"/>
+              <w:right w:type="dxa" w:w="100"/>
+            </w:tcMar>
+          </w:tcPr>
+          <w:p>
+            <w:pPr>
+              <w:spacing w:line="240"/>
+            </w:pPr>
+            <w:r>
+              <w:rPr>
+                <w:rFonts w:ascii="Malgun Gothic" w:cs="Malgun Gothic" w:eastAsia="Malgun Gothic" w:hAnsi="Malgun Gothic"/>
+                <w:sz w:val="17"/>
+                <w:szCs w:val="17"/>
+              </w:rPr>
+              <w:t xml:space="preserve">129일</w:t>
             </w:r>
           </w:p>
         </w:tc>
@@ -4301,7 +3947,7 @@
                 <w:sz w:val="17"/>
                 <w:szCs w:val="17"/>
               </w:rPr>
-              <w:t xml:space="preserve">계단 완성 = 스윙의 99% 지점(잔여 없음)</w:t>
+              <w:t xml:space="preserve">창 보유 +207.5%p — 수익의 전부</w:t>
             </w:r>
           </w:p>
         </w:tc>
@@ -4330,31 +3976,31 @@
                 <w:sz w:val="17"/>
                 <w:szCs w:val="17"/>
               </w:rPr>
-              <w:t xml:space="preserve">형태 조건 강화(시가·종가 계단·양봉5)</w:t>
-            </w:r>
-          </w:p>
-        </w:tc>
-        <w:tc>
-          <w:tcPr>
-            <w:tcW w:type="dxa" w:w="3008"/>
-            <w:tcMar>
-              <w:top w:type="dxa" w:w="60"/>
-              <w:left w:type="dxa" w:w="100"/>
-              <w:bottom w:type="dxa" w:w="60"/>
-              <w:right w:type="dxa" w:w="100"/>
-            </w:tcMar>
-          </w:tcPr>
-          <w:p>
-            <w:pPr>
-              <w:spacing w:line="240"/>
-            </w:pPr>
-            <w:r>
-              <w:rPr>
-                <w:rFonts w:ascii="Malgun Gothic" w:cs="Malgun Gothic" w:eastAsia="Malgun Gothic" w:hAnsi="Malgun Gothic"/>
-                <w:sz w:val="17"/>
-                <w:szCs w:val="17"/>
-              </w:rPr>
-              <w:t xml:space="preserve">-26.3%p</w:t>
+              <w:t xml:space="preserve">이견 (F 반대)</w:t>
+            </w:r>
+          </w:p>
+        </w:tc>
+        <w:tc>
+          <w:tcPr>
+            <w:tcW w:type="dxa" w:w="3008"/>
+            <w:tcMar>
+              <w:top w:type="dxa" w:w="60"/>
+              <w:left w:type="dxa" w:w="100"/>
+              <w:bottom w:type="dxa" w:w="60"/>
+              <w:right w:type="dxa" w:w="100"/>
+            </w:tcMar>
+          </w:tcPr>
+          <w:p>
+            <w:pPr>
+              <w:spacing w:line="240"/>
+            </w:pPr>
+            <w:r>
+              <w:rPr>
+                <w:rFonts w:ascii="Malgun Gothic" w:cs="Malgun Gothic" w:eastAsia="Malgun Gothic" w:hAnsi="Malgun Gothic"/>
+                <w:sz w:val="17"/>
+                <w:szCs w:val="17"/>
+              </w:rPr>
+              <w:t xml:space="preserve">74일</w:t>
             </w:r>
           </w:p>
         </w:tc>
@@ -4378,7 +4024,7 @@
                 <w:sz w:val="17"/>
                 <w:szCs w:val="17"/>
               </w:rPr>
-              <w:t xml:space="preserve">형태를 조일수록 더 늦어짐 — 4중 확정</w:t>
+              <w:t xml:space="preserve">창 -105.3(스탑이 제한) + F 역진입 +18.1 회수</w:t>
             </w:r>
           </w:p>
         </w:tc>
@@ -4407,31 +4053,31 @@
                 <w:sz w:val="17"/>
                 <w:szCs w:val="17"/>
               </w:rPr>
-              <w:t xml:space="preserve">320조합 파라미터 스윕(과거)</w:t>
-            </w:r>
-          </w:p>
-        </w:tc>
-        <w:tc>
-          <w:tcPr>
-            <w:tcW w:type="dxa" w:w="3008"/>
-            <w:tcMar>
-              <w:top w:type="dxa" w:w="60"/>
-              <w:left w:type="dxa" w:w="100"/>
-              <w:bottom w:type="dxa" w:w="60"/>
-              <w:right w:type="dxa" w:w="100"/>
-            </w:tcMar>
-          </w:tcPr>
-          <w:p>
-            <w:pPr>
-              <w:spacing w:line="240"/>
-            </w:pPr>
-            <w:r>
-              <w:rPr>
-                <w:rFonts w:ascii="Malgun Gothic" w:cs="Malgun Gothic" w:eastAsia="Malgun Gothic" w:hAnsi="Malgun Gothic"/>
-                <w:sz w:val="17"/>
-                <w:szCs w:val="17"/>
-              </w:rPr>
-              <w:t xml:space="preserve">합격 0</w:t>
+              <w:t xml:space="preserve">창만 (F 침묵)</w:t>
+            </w:r>
+          </w:p>
+        </w:tc>
+        <w:tc>
+          <w:tcPr>
+            <w:tcW w:type="dxa" w:w="3008"/>
+            <w:tcMar>
+              <w:top w:type="dxa" w:w="60"/>
+              <w:left w:type="dxa" w:w="100"/>
+              <w:bottom w:type="dxa" w:w="60"/>
+              <w:right w:type="dxa" w:w="100"/>
+            </w:tcMar>
+          </w:tcPr>
+          <w:p>
+            <w:pPr>
+              <w:spacing w:line="240"/>
+            </w:pPr>
+            <w:r>
+              <w:rPr>
+                <w:rFonts w:ascii="Malgun Gothic" w:cs="Malgun Gothic" w:eastAsia="Malgun Gothic" w:hAnsi="Malgun Gothic"/>
+                <w:sz w:val="17"/>
+                <w:szCs w:val="17"/>
+              </w:rPr>
+              <w:t xml:space="preserve">29일</w:t>
             </w:r>
           </w:p>
         </w:tc>
@@ -4455,7 +4101,142 @@
                 <w:sz w:val="17"/>
                 <w:szCs w:val="17"/>
               </w:rPr>
-              <w:t xml:space="preserve">문제는 승률이 아니라 연료</w:t>
+              <w:t xml:space="preserve">-20.1 — 예정된 보험료</w:t>
+            </w:r>
+          </w:p>
+        </w:tc>
+      </w:tr>
+    </w:tbl>
+    <w:p>
+      <w:pPr>
+        <w:spacing w:after="60"/>
+      </w:pPr>
+    </w:p>
+    <w:p>
+      <w:pPr>
+        <w:spacing w:after="40"/>
+      </w:pPr>
+    </w:p>
+    <w:p>
+      <w:pPr>
+        <w:pStyle w:val="Heading3"/>
+        <w:spacing w:after="60" w:before="180"/>
+      </w:pPr>
+      <w:r>
+        <w:rPr>
+          <w:rFonts w:ascii="Malgun Gothic" w:cs="Malgun Gothic" w:eastAsia="Malgun Gothic" w:hAnsi="Malgun Gothic"/>
+          <w:b/>
+          <w:bCs/>
+          <w:sz w:val="22"/>
+          <w:szCs w:val="22"/>
+        </w:rPr>
+        <w:t xml:space="preserve">6.3 창 크기·문턱 대조 (채점으로 계속 병행)</w:t>
+      </w:r>
+    </w:p>
+    <w:p>
+      <w:pPr>
+        <w:spacing w:after="40"/>
+      </w:pPr>
+    </w:p>
+    <w:tbl>
+      <w:tblPr>
+        <w:tblW w:type="dxa" w:w="9026"/>
+        <w:tblBorders>
+          <w:top w:val="single" w:color="auto" w:sz="4"/>
+          <w:left w:val="single" w:color="auto" w:sz="4"/>
+          <w:bottom w:val="single" w:color="auto" w:sz="4"/>
+          <w:right w:val="single" w:color="auto" w:sz="4"/>
+          <w:insideH w:val="single" w:color="auto" w:sz="4"/>
+          <w:insideV w:val="single" w:color="auto" w:sz="4"/>
+        </w:tblBorders>
+      </w:tblPr>
+      <w:tblGrid>
+        <w:gridCol w:w="3008"/>
+        <w:gridCol w:w="3008"/>
+        <w:gridCol w:w="3010"/>
+      </w:tblGrid>
+      <w:tr>
+        <w:trPr>
+          <w:tblHeader/>
+        </w:trPr>
+        <w:tc>
+          <w:tcPr>
+            <w:tcW w:type="dxa" w:w="3008"/>
+            <w:shd w:fill="DDE5F0" w:val="clear"/>
+            <w:tcMar>
+              <w:top w:type="dxa" w:w="60"/>
+              <w:left w:type="dxa" w:w="100"/>
+              <w:bottom w:type="dxa" w:w="60"/>
+              <w:right w:type="dxa" w:w="100"/>
+            </w:tcMar>
+          </w:tcPr>
+          <w:p>
+            <w:pPr>
+              <w:spacing w:line="240"/>
+            </w:pPr>
+            <w:r>
+              <w:rPr>
+                <w:rFonts w:ascii="Malgun Gothic" w:cs="Malgun Gothic" w:eastAsia="Malgun Gothic" w:hAnsi="Malgun Gothic"/>
+                <w:b/>
+                <w:bCs/>
+                <w:sz w:val="17"/>
+                <w:szCs w:val="17"/>
+              </w:rPr>
+              <w:t xml:space="preserve">변형 (전부 F 0930 rebox판)</w:t>
+            </w:r>
+          </w:p>
+        </w:tc>
+        <w:tc>
+          <w:tcPr>
+            <w:tcW w:type="dxa" w:w="3008"/>
+            <w:shd w:fill="DDE5F0" w:val="clear"/>
+            <w:tcMar>
+              <w:top w:type="dxa" w:w="60"/>
+              <w:left w:type="dxa" w:w="100"/>
+              <w:bottom w:type="dxa" w:w="60"/>
+              <w:right w:type="dxa" w:w="100"/>
+            </w:tcMar>
+          </w:tcPr>
+          <w:p>
+            <w:pPr>
+              <w:spacing w:line="240"/>
+            </w:pPr>
+            <w:r>
+              <w:rPr>
+                <w:rFonts w:ascii="Malgun Gothic" w:cs="Malgun Gothic" w:eastAsia="Malgun Gothic" w:hAnsi="Malgun Gothic"/>
+                <w:b/>
+                <w:bCs/>
+                <w:sz w:val="17"/>
+                <w:szCs w:val="17"/>
+              </w:rPr>
+              <w:t xml:space="preserve">v2 합계</w:t>
+            </w:r>
+          </w:p>
+        </w:tc>
+        <w:tc>
+          <w:tcPr>
+            <w:tcW w:type="dxa" w:w="3010"/>
+            <w:shd w:fill="DDE5F0" w:val="clear"/>
+            <w:tcMar>
+              <w:top w:type="dxa" w:w="60"/>
+              <w:left w:type="dxa" w:w="100"/>
+              <w:bottom w:type="dxa" w:w="60"/>
+              <w:right w:type="dxa" w:w="100"/>
+            </w:tcMar>
+          </w:tcPr>
+          <w:p>
+            <w:pPr>
+              <w:spacing w:line="240"/>
+            </w:pPr>
+            <w:r>
+              <w:rPr>
+                <w:rFonts w:ascii="Malgun Gothic" w:cs="Malgun Gothic" w:eastAsia="Malgun Gothic" w:hAnsi="Malgun Gothic"/>
+                <w:b/>
+                <w:bCs/>
+                <w:sz w:val="17"/>
+                <w:szCs w:val="17"/>
+              </w:rPr>
+              <w:t xml:space="preserve">비고</w:t>
             </w:r>
           </w:p>
         </w:tc>
@@ -4484,31 +4265,39 @@
                 <w:sz w:val="17"/>
                 <w:szCs w:val="17"/>
               </w:rPr>
-              <w:t xml:space="preserve">각도 제거(시가연결만)</w:t>
-            </w:r>
-          </w:p>
-        </w:tc>
-        <w:tc>
-          <w:tcPr>
-            <w:tcW w:type="dxa" w:w="3008"/>
-            <w:tcMar>
-              <w:top w:type="dxa" w:w="60"/>
-              <w:left w:type="dxa" w:w="100"/>
-              <w:bottom w:type="dxa" w:w="60"/>
-              <w:right w:type="dxa" w:w="100"/>
-            </w:tcMar>
-          </w:tcPr>
-          <w:p>
-            <w:pPr>
-              <w:spacing w:line="240"/>
-            </w:pPr>
-            <w:r>
-              <w:rPr>
-                <w:rFonts w:ascii="Malgun Gothic" w:cs="Malgun Gothic" w:eastAsia="Malgun Gothic" w:hAnsi="Malgun Gothic"/>
-                <w:sz w:val="17"/>
-                <w:szCs w:val="17"/>
-              </w:rPr>
-              <w:t xml:space="preserve">전이 일 10회 폭발</w:t>
+              <w:t xml:space="preserve">6봉·1.0 (주 기준)</w:t>
+            </w:r>
+          </w:p>
+        </w:tc>
+        <w:tc>
+          <w:tcPr>
+            <w:tcW w:type="dxa" w:w="3008"/>
+            <w:tcMar>
+              <w:top w:type="dxa" w:w="60"/>
+              <w:left w:type="dxa" w:w="100"/>
+              <w:bottom w:type="dxa" w:w="60"/>
+              <w:right w:type="dxa" w:w="100"/>
+            </w:tcMar>
+          </w:tcPr>
+          <w:p>
+            <w:pPr>
+              <w:spacing w:line="240"/>
+            </w:pPr>
+            <w:r>
+              <w:rPr>
+                <w:rFonts w:ascii="Malgun Gothic" w:cs="Malgun Gothic" w:eastAsia="Malgun Gothic" w:hAnsi="Malgun Gothic"/>
+                <w:sz w:val="17"/>
+                <w:szCs w:val="17"/>
+              </w:rPr>
+              <w:t xml:space="preserve">+112.8</w:t>
+            </w:r>
+            <w:r>
+              <w:rPr>
+                <w:rFonts w:ascii="Malgun Gothic" w:cs="Malgun Gothic" w:eastAsia="Malgun Gothic" w:hAnsi="Malgun Gothic"/>
+                <w:sz w:val="17"/>
+                <w:szCs w:val="17"/>
+              </w:rPr>
+              <w:t xml:space="preserve"> (컷일 84)</w:t>
             </w:r>
           </w:p>
         </w:tc>
@@ -4532,7 +4321,7 @@
                 <w:sz w:val="17"/>
                 <w:szCs w:val="17"/>
               </w:rPr>
-              <w:t xml:space="preserve">2/3 연결은 전진 속도를 강제 못함</w:t>
+              <w:t xml:space="preserve">첫판정 09:00 — 실행 정합 최선·사용자 확정</w:t>
             </w:r>
           </w:p>
         </w:tc>
@@ -4561,31 +4350,31 @@
                 <w:sz w:val="17"/>
                 <w:szCs w:val="17"/>
               </w:rPr>
-              <w:t xml:space="preserve">쌍별 전진(매봉 45°)</w:t>
-            </w:r>
-          </w:p>
-        </w:tc>
-        <w:tc>
-          <w:tcPr>
-            <w:tcW w:type="dxa" w:w="3008"/>
-            <w:tcMar>
-              <w:top w:type="dxa" w:w="60"/>
-              <w:left w:type="dxa" w:w="100"/>
-              <w:bottom w:type="dxa" w:w="60"/>
-              <w:right w:type="dxa" w:w="100"/>
-            </w:tcMar>
-          </w:tcPr>
-          <w:p>
-            <w:pPr>
-              <w:spacing w:line="240"/>
-            </w:pPr>
-            <w:r>
-              <w:rPr>
-                <w:rFonts w:ascii="Malgun Gothic" w:cs="Malgun Gothic" w:eastAsia="Malgun Gothic" w:hAnsi="Malgun Gothic"/>
-                <w:sz w:val="17"/>
-                <w:szCs w:val="17"/>
-              </w:rPr>
-              <w:t xml:space="preserve">+27.8(45°)</w:t>
+              <w:t xml:space="preserve">5봉·1.0</w:t>
+            </w:r>
+          </w:p>
+        </w:tc>
+        <w:tc>
+          <w:tcPr>
+            <w:tcW w:type="dxa" w:w="3008"/>
+            <w:tcMar>
+              <w:top w:type="dxa" w:w="60"/>
+              <w:left w:type="dxa" w:w="100"/>
+              <w:bottom w:type="dxa" w:w="60"/>
+              <w:right w:type="dxa" w:w="100"/>
+            </w:tcMar>
+          </w:tcPr>
+          <w:p>
+            <w:pPr>
+              <w:spacing w:line="240"/>
+            </w:pPr>
+            <w:r>
+              <w:rPr>
+                <w:rFonts w:ascii="Malgun Gothic" w:cs="Malgun Gothic" w:eastAsia="Malgun Gothic" w:hAnsi="Malgun Gothic"/>
+                <w:sz w:val="17"/>
+                <w:szCs w:val="17"/>
+              </w:rPr>
+              <w:t xml:space="preserve">+115.4</w:t>
             </w:r>
           </w:p>
         </w:tc>
@@ -4609,7 +4398,7 @@
                 <w:sz w:val="17"/>
                 <w:szCs w:val="17"/>
               </w:rPr>
-              <w:t xml:space="preserve">한 봉만 쉬어도 무효 — 취약</w:t>
+              <w:t xml:space="preserve">채점 대조</w:t>
             </w:r>
           </w:p>
         </w:tc>
@@ -4638,31 +4427,31 @@
                 <w:sz w:val="17"/>
                 <w:szCs w:val="17"/>
               </w:rPr>
-              <w:t xml:space="preserve">3봉 창</w:t>
-            </w:r>
-          </w:p>
-        </w:tc>
-        <w:tc>
-          <w:tcPr>
-            <w:tcW w:type="dxa" w:w="3008"/>
-            <w:tcMar>
-              <w:top w:type="dxa" w:w="60"/>
-              <w:left w:type="dxa" w:w="100"/>
-              <w:bottom w:type="dxa" w:w="60"/>
-              <w:right w:type="dxa" w:w="100"/>
-            </w:tcMar>
-          </w:tcPr>
-          <w:p>
-            <w:pPr>
-              <w:spacing w:line="240"/>
-            </w:pPr>
-            <w:r>
-              <w:rPr>
-                <w:rFonts w:ascii="Malgun Gothic" w:cs="Malgun Gothic" w:eastAsia="Malgun Gothic" w:hAnsi="Malgun Gothic"/>
-                <w:sz w:val="17"/>
-                <w:szCs w:val="17"/>
-              </w:rPr>
-              <w:t xml:space="preserve">+29.6</w:t>
+              <w:t xml:space="preserve">4봉·1.0</w:t>
+            </w:r>
+          </w:p>
+        </w:tc>
+        <w:tc>
+          <w:tcPr>
+            <w:tcW w:type="dxa" w:w="3008"/>
+            <w:tcMar>
+              <w:top w:type="dxa" w:w="60"/>
+              <w:left w:type="dxa" w:w="100"/>
+              <w:bottom w:type="dxa" w:w="60"/>
+              <w:right w:type="dxa" w:w="100"/>
+            </w:tcMar>
+          </w:tcPr>
+          <w:p>
+            <w:pPr>
+              <w:spacing w:line="240"/>
+            </w:pPr>
+            <w:r>
+              <w:rPr>
+                <w:rFonts w:ascii="Malgun Gothic" w:cs="Malgun Gothic" w:eastAsia="Malgun Gothic" w:hAnsi="Malgun Gothic"/>
+                <w:sz w:val="17"/>
+                <w:szCs w:val="17"/>
+              </w:rPr>
+              <w:t xml:space="preserve">+118.5</w:t>
             </w:r>
           </w:p>
         </w:tc>
@@ -4686,7 +4475,7 @@
                 <w:sz w:val="17"/>
                 <w:szCs w:val="17"/>
               </w:rPr>
-              <w:t xml:space="preserve">노이즈</w:t>
+              <w:t xml:space="preserve">채점 대조</w:t>
             </w:r>
           </w:p>
         </w:tc>
@@ -4715,31 +4504,31 @@
                 <w:sz w:val="17"/>
                 <w:szCs w:val="17"/>
               </w:rPr>
-              <w:t xml:space="preserve">진행성 5분 게이트</w:t>
-            </w:r>
-          </w:p>
-        </w:tc>
-        <w:tc>
-          <w:tcPr>
-            <w:tcW w:type="dxa" w:w="3008"/>
-            <w:tcMar>
-              <w:top w:type="dxa" w:w="60"/>
-              <w:left w:type="dxa" w:w="100"/>
-              <w:bottom w:type="dxa" w:w="60"/>
-              <w:right w:type="dxa" w:w="100"/>
-            </w:tcMar>
-          </w:tcPr>
-          <w:p>
-            <w:pPr>
-              <w:spacing w:line="240"/>
-            </w:pPr>
-            <w:r>
-              <w:rPr>
-                <w:rFonts w:ascii="Malgun Gothic" w:cs="Malgun Gothic" w:eastAsia="Malgun Gothic" w:hAnsi="Malgun Gothic"/>
-                <w:sz w:val="17"/>
-                <w:szCs w:val="17"/>
-              </w:rPr>
-              <w:t xml:space="preserve">실전 진입가로는 -8.0</w:t>
+              <w:t xml:space="preserve">6봉·1.2</w:t>
+            </w:r>
+          </w:p>
+        </w:tc>
+        <w:tc>
+          <w:tcPr>
+            <w:tcW w:type="dxa" w:w="3008"/>
+            <w:tcMar>
+              <w:top w:type="dxa" w:w="60"/>
+              <w:left w:type="dxa" w:w="100"/>
+              <w:bottom w:type="dxa" w:w="60"/>
+              <w:right w:type="dxa" w:w="100"/>
+            </w:tcMar>
+          </w:tcPr>
+          <w:p>
+            <w:pPr>
+              <w:spacing w:line="240"/>
+            </w:pPr>
+            <w:r>
+              <w:rPr>
+                <w:rFonts w:ascii="Malgun Gothic" w:cs="Malgun Gothic" w:eastAsia="Malgun Gothic" w:hAnsi="Malgun Gothic"/>
+                <w:sz w:val="17"/>
+                <w:szCs w:val="17"/>
+              </w:rPr>
+              <w:t xml:space="preserve">+121.6</w:t>
             </w:r>
           </w:p>
         </w:tc>
@@ -4763,7 +4552,271 @@
                 <w:sz w:val="17"/>
                 <w:szCs w:val="17"/>
               </w:rPr>
-              <w:t xml:space="preserve">초기 +86.6은 5분 선반영 착시(교정됨)</w:t>
+              <w:t xml:space="preserve">채점 대조</w:t>
+            </w:r>
+          </w:p>
+        </w:tc>
+      </w:tr>
+    </w:tbl>
+    <w:p>
+      <w:pPr>
+        <w:spacing w:after="60"/>
+      </w:pPr>
+    </w:p>
+    <w:p>
+      <w:pPr>
+        <w:spacing w:after="40"/>
+      </w:pPr>
+    </w:p>
+    <w:p>
+      <w:pPr>
+        <w:spacing w:after="40" w:line="260"/>
+      </w:pPr>
+      <w:r>
+        <w:rPr>
+          <w:rFonts w:ascii="Malgun Gothic" w:cs="Malgun Gothic" w:eastAsia="Malgun Gothic" w:hAnsi="Malgun Gothic"/>
+          <w:sz w:val="20"/>
+          <w:szCs w:val="20"/>
+        </w:rPr>
+        <w:t xml:space="preserve">⚠변형 간 순위는 축(rebox 유무 등)이 바뀔 때마다 ±5~8%p 안에서 뒤섞인다 — </w:t>
+      </w:r>
+      <w:r>
+        <w:rPr>
+          <w:rFonts w:ascii="Malgun Gothic" w:cs="Malgun Gothic" w:eastAsia="Malgun Gothic" w:hAnsi="Malgun Gothic"/>
+          <w:b/>
+          <w:bCs/>
+          <w:sz w:val="20"/>
+          <w:szCs w:val="20"/>
+        </w:rPr>
+        <w:t xml:space="preserve">전부 운 범위</w:t>
+      </w:r>
+      <w:r>
+        <w:rPr>
+          <w:rFonts w:ascii="Malgun Gothic" w:cs="Malgun Gothic" w:eastAsia="Malgun Gothic" w:hAnsi="Malgun Gothic"/>
+          <w:sz w:val="20"/>
+          <w:szCs w:val="20"/>
+        </w:rPr>
+        <w:t xml:space="preserve">라는 뜻이다. 그래서 주 기준(6봉·1.0)은 고정하고, 나머지는 채점 열로만 추적해 60일 페이퍼가 최종 판정하게 한다.</w:t>
+      </w:r>
+    </w:p>
+    <w:p>
+      <w:pPr>
+        <w:spacing w:after="40"/>
+      </w:pPr>
+    </w:p>
+    <w:p>
+      <w:pPr>
+        <w:pStyle w:val="Heading3"/>
+        <w:spacing w:after="60" w:before="180"/>
+      </w:pPr>
+      <w:r>
+        <w:rPr>
+          <w:rFonts w:ascii="Malgun Gothic" w:cs="Malgun Gothic" w:eastAsia="Malgun Gothic" w:hAnsi="Malgun Gothic"/>
+          <w:b/>
+          <w:bCs/>
+          <w:sz w:val="22"/>
+          <w:szCs w:val="22"/>
+        </w:rPr>
+        <w:t xml:space="preserve">6.4 리스크 프로파일</w:t>
+      </w:r>
+    </w:p>
+    <w:p>
+      <w:pPr>
+        <w:spacing w:after="40"/>
+      </w:pPr>
+    </w:p>
+    <w:p>
+      <w:pPr>
+        <w:spacing w:after="40" w:line="260"/>
+      </w:pPr>
+      <w:r>
+        <w:rPr>
+          <w:rFonts w:ascii="Malgun Gothic" w:cs="Malgun Gothic" w:eastAsia="Malgun Gothic" w:hAnsi="Malgun Gothic"/>
+          <w:sz w:val="20"/>
+          <w:szCs w:val="20"/>
+        </w:rPr>
+        <w:t xml:space="preserve">최악일 </w:t>
+      </w:r>
+      <w:r>
+        <w:rPr>
+          <w:rFonts w:ascii="Malgun Gothic" w:cs="Malgun Gothic" w:eastAsia="Malgun Gothic" w:hAnsi="Malgun Gothic"/>
+          <w:b/>
+          <w:bCs/>
+          <w:sz w:val="20"/>
+          <w:szCs w:val="20"/>
+        </w:rPr>
+        <w:t xml:space="preserve">-3.0%</w:t>
+      </w:r>
+      <w:r>
+        <w:rPr>
+          <w:rFonts w:ascii="Malgun Gothic" w:cs="Malgun Gothic" w:eastAsia="Malgun Gothic" w:hAnsi="Malgun Gothic"/>
+          <w:sz w:val="20"/>
+          <w:szCs w:val="20"/>
+        </w:rPr>
+        <w:t xml:space="preserve">(본주 — 양쪽 스탑을 다 맞는 날·계좌 기준 -6%) · 컷 </w:t>
+      </w:r>
+      <w:r>
+        <w:rPr>
+          <w:rFonts w:ascii="Malgun Gothic" w:cs="Malgun Gothic" w:eastAsia="Malgun Gothic" w:hAnsi="Malgun Gothic"/>
+          <w:b/>
+          <w:bCs/>
+          <w:sz w:val="20"/>
+          <w:szCs w:val="20"/>
+        </w:rPr>
+        <w:t xml:space="preserve">이틀에 1회꼴</w:t>
+      </w:r>
+      <w:r>
+        <w:rPr>
+          <w:rFonts w:ascii="Malgun Gothic" w:cs="Malgun Gothic" w:eastAsia="Malgun Gothic" w:hAnsi="Malgun Gothic"/>
+          <w:sz w:val="20"/>
+          <w:szCs w:val="20"/>
+        </w:rPr>
+        <w:t xml:space="preserve">(84일/232) · 승률은 낮고 손익비로 버는 구조(맞는 날 초입부터 통째, 틀리는 날 -1.5% 캡) · 일당 기대 +0.49%(본주). ⚠이 수치는 30여 개 조합을 시험한 데이터에서 나온 것 — </w:t>
+      </w:r>
+      <w:r>
+        <w:rPr>
+          <w:rFonts w:ascii="Malgun Gothic" w:cs="Malgun Gothic" w:eastAsia="Malgun Gothic" w:hAnsi="Malgun Gothic"/>
+          <w:b/>
+          <w:bCs/>
+          <w:sz w:val="20"/>
+          <w:szCs w:val="20"/>
+        </w:rPr>
+        <w:t xml:space="preserve">운 몫이 섞여 있을 수 있어 60일 페이퍼 채점이 최종 심판</w:t>
+      </w:r>
+      <w:r>
+        <w:rPr>
+          <w:rFonts w:ascii="Malgun Gothic" w:cs="Malgun Gothic" w:eastAsia="Malgun Gothic" w:hAnsi="Malgun Gothic"/>
+          <w:sz w:val="20"/>
+          <w:szCs w:val="20"/>
+        </w:rPr>
+        <w:t xml:space="preserve">이다.</w:t>
+      </w:r>
+    </w:p>
+    <w:p>
+      <w:pPr>
+        <w:spacing w:after="40"/>
+      </w:pPr>
+    </w:p>
+    <w:p>
+      <w:pPr>
+        <w:pStyle w:val="Heading2"/>
+        <w:spacing w:after="80" w:before="240"/>
+      </w:pPr>
+      <w:r>
+        <w:rPr>
+          <w:rFonts w:ascii="Malgun Gothic" w:cs="Malgun Gothic" w:eastAsia="Malgun Gothic" w:hAnsi="Malgun Gothic"/>
+          <w:b/>
+          <w:bCs/>
+          <w:sz w:val="26"/>
+          <w:szCs w:val="26"/>
+        </w:rPr>
+        <w:t xml:space="preserve">7. 기각된 아이디어 (전부 8/2 실측 — 재론 시 참조)</w:t>
+      </w:r>
+    </w:p>
+    <w:p>
+      <w:pPr>
+        <w:spacing w:after="40"/>
+      </w:pPr>
+    </w:p>
+    <w:tbl>
+      <w:tblPr>
+        <w:tblW w:type="dxa" w:w="9026"/>
+        <w:tblBorders>
+          <w:top w:val="single" w:color="auto" w:sz="4"/>
+          <w:left w:val="single" w:color="auto" w:sz="4"/>
+          <w:bottom w:val="single" w:color="auto" w:sz="4"/>
+          <w:right w:val="single" w:color="auto" w:sz="4"/>
+          <w:insideH w:val="single" w:color="auto" w:sz="4"/>
+          <w:insideV w:val="single" w:color="auto" w:sz="4"/>
+        </w:tblBorders>
+      </w:tblPr>
+      <w:tblGrid>
+        <w:gridCol w:w="3008"/>
+        <w:gridCol w:w="3008"/>
+        <w:gridCol w:w="3010"/>
+      </w:tblGrid>
+      <w:tr>
+        <w:trPr>
+          <w:tblHeader/>
+        </w:trPr>
+        <w:tc>
+          <w:tcPr>
+            <w:tcW w:type="dxa" w:w="3008"/>
+            <w:shd w:fill="DDE5F0" w:val="clear"/>
+            <w:tcMar>
+              <w:top w:type="dxa" w:w="60"/>
+              <w:left w:type="dxa" w:w="100"/>
+              <w:bottom w:type="dxa" w:w="60"/>
+              <w:right w:type="dxa" w:w="100"/>
+            </w:tcMar>
+          </w:tcPr>
+          <w:p>
+            <w:pPr>
+              <w:spacing w:line="240"/>
+            </w:pPr>
+            <w:r>
+              <w:rPr>
+                <w:rFonts w:ascii="Malgun Gothic" w:cs="Malgun Gothic" w:eastAsia="Malgun Gothic" w:hAnsi="Malgun Gothic"/>
+                <w:b/>
+                <w:bCs/>
+                <w:sz w:val="17"/>
+                <w:szCs w:val="17"/>
+              </w:rPr>
+              <w:t xml:space="preserve">아이디어</w:t>
+            </w:r>
+          </w:p>
+        </w:tc>
+        <w:tc>
+          <w:tcPr>
+            <w:tcW w:type="dxa" w:w="3008"/>
+            <w:shd w:fill="DDE5F0" w:val="clear"/>
+            <w:tcMar>
+              <w:top w:type="dxa" w:w="60"/>
+              <w:left w:type="dxa" w:w="100"/>
+              <w:bottom w:type="dxa" w:w="60"/>
+              <w:right w:type="dxa" w:w="100"/>
+            </w:tcMar>
+          </w:tcPr>
+          <w:p>
+            <w:pPr>
+              <w:spacing w:line="240"/>
+            </w:pPr>
+            <w:r>
+              <w:rPr>
+                <w:rFonts w:ascii="Malgun Gothic" w:cs="Malgun Gothic" w:eastAsia="Malgun Gothic" w:hAnsi="Malgun Gothic"/>
+                <w:b/>
+                <w:bCs/>
+                <w:sz w:val="17"/>
+                <w:szCs w:val="17"/>
+              </w:rPr>
+              <w:t xml:space="preserve">결과</w:t>
+            </w:r>
+          </w:p>
+        </w:tc>
+        <w:tc>
+          <w:tcPr>
+            <w:tcW w:type="dxa" w:w="3010"/>
+            <w:shd w:fill="DDE5F0" w:val="clear"/>
+            <w:tcMar>
+              <w:top w:type="dxa" w:w="60"/>
+              <w:left w:type="dxa" w:w="100"/>
+              <w:bottom w:type="dxa" w:w="60"/>
+              <w:right w:type="dxa" w:w="100"/>
+            </w:tcMar>
+          </w:tcPr>
+          <w:p>
+            <w:pPr>
+              <w:spacing w:line="240"/>
+            </w:pPr>
+            <w:r>
+              <w:rPr>
+                <w:rFonts w:ascii="Malgun Gothic" w:cs="Malgun Gothic" w:eastAsia="Malgun Gothic" w:hAnsi="Malgun Gothic"/>
+                <w:b/>
+                <w:bCs/>
+                <w:sz w:val="17"/>
+                <w:szCs w:val="17"/>
+              </w:rPr>
+              <w:t xml:space="preserve">이유</w:t>
             </w:r>
           </w:p>
         </w:tc>
@@ -4792,31 +4845,31 @@
                 <w:sz w:val="17"/>
                 <w:szCs w:val="17"/>
               </w:rPr>
-              <w:t xml:space="preserve">하닉 4단 사다리 이식</w:t>
-            </w:r>
-          </w:p>
-        </w:tc>
-        <w:tc>
-          <w:tcPr>
-            <w:tcW w:type="dxa" w:w="3008"/>
-            <w:tcMar>
-              <w:top w:type="dxa" w:w="60"/>
-              <w:left w:type="dxa" w:w="100"/>
-              <w:bottom w:type="dxa" w:w="60"/>
-              <w:right w:type="dxa" w:w="100"/>
-            </w:tcMar>
-          </w:tcPr>
-          <w:p>
-            <w:pPr>
-              <w:spacing w:line="240"/>
-            </w:pPr>
-            <w:r>
-              <w:rPr>
-                <w:rFonts w:ascii="Malgun Gothic" w:cs="Malgun Gothic" w:eastAsia="Malgun Gothic" w:hAnsi="Malgun Gothic"/>
-                <w:sz w:val="17"/>
-                <w:szCs w:val="17"/>
-              </w:rPr>
-              <w:t xml:space="preserve">+41.1</w:t>
+              <w:t xml:space="preserve">하닉 6봉 형태 창판정 그대로</w:t>
+            </w:r>
+          </w:p>
+        </w:tc>
+        <w:tc>
+          <w:tcPr>
+            <w:tcW w:type="dxa" w:w="3008"/>
+            <w:tcMar>
+              <w:top w:type="dxa" w:w="60"/>
+              <w:left w:type="dxa" w:w="100"/>
+              <w:bottom w:type="dxa" w:w="60"/>
+              <w:right w:type="dxa" w:w="100"/>
+            </w:tcMar>
+          </w:tcPr>
+          <w:p>
+            <w:pPr>
+              <w:spacing w:line="240"/>
+            </w:pPr>
+            <w:r>
+              <w:rPr>
+                <w:rFonts w:ascii="Malgun Gothic" w:cs="Malgun Gothic" w:eastAsia="Malgun Gothic" w:hAnsi="Malgun Gothic"/>
+                <w:sz w:val="17"/>
+                <w:szCs w:val="17"/>
+              </w:rPr>
+              <w:t xml:space="preserve">-14.8%p·승률 38%</w:t>
             </w:r>
           </w:p>
         </w:tc>
@@ -4840,7 +4893,7 @@
                 <w:sz w:val="17"/>
                 <w:szCs w:val="17"/>
               </w:rPr>
-              <w:t xml:space="preserve">F 선행 구조 전제가 삼전에 없음</w:t>
+              <w:t xml:space="preserve">계단 완성 = 스윙의 99% 지점(잔여 없음)</w:t>
             </w:r>
           </w:p>
         </w:tc>
@@ -4869,31 +4922,31 @@
                 <w:sz w:val="17"/>
                 <w:szCs w:val="17"/>
               </w:rPr>
-              <w:t xml:space="preserve">50% 정찰 → F동의 100% (v3)</w:t>
-            </w:r>
-          </w:p>
-        </w:tc>
-        <w:tc>
-          <w:tcPr>
-            <w:tcW w:type="dxa" w:w="3008"/>
-            <w:tcMar>
-              <w:top w:type="dxa" w:w="60"/>
-              <w:left w:type="dxa" w:w="100"/>
-              <w:bottom w:type="dxa" w:w="60"/>
-              <w:right w:type="dxa" w:w="100"/>
-            </w:tcMar>
-          </w:tcPr>
-          <w:p>
-            <w:pPr>
-              <w:spacing w:line="240"/>
-            </w:pPr>
-            <w:r>
-              <w:rPr>
-                <w:rFonts w:ascii="Malgun Gothic" w:cs="Malgun Gothic" w:eastAsia="Malgun Gothic" w:hAnsi="Malgun Gothic"/>
-                <w:sz w:val="17"/>
-                <w:szCs w:val="17"/>
-              </w:rPr>
-              <w:t xml:space="preserve">+63.5~83.0</w:t>
+              <w:t xml:space="preserve">형태 조건 강화(시가·종가 계단·양봉5)</w:t>
+            </w:r>
+          </w:p>
+        </w:tc>
+        <w:tc>
+          <w:tcPr>
+            <w:tcW w:type="dxa" w:w="3008"/>
+            <w:tcMar>
+              <w:top w:type="dxa" w:w="60"/>
+              <w:left w:type="dxa" w:w="100"/>
+              <w:bottom w:type="dxa" w:w="60"/>
+              <w:right w:type="dxa" w:w="100"/>
+            </w:tcMar>
+          </w:tcPr>
+          <w:p>
+            <w:pPr>
+              <w:spacing w:line="240"/>
+            </w:pPr>
+            <w:r>
+              <w:rPr>
+                <w:rFonts w:ascii="Malgun Gothic" w:cs="Malgun Gothic" w:eastAsia="Malgun Gothic" w:hAnsi="Malgun Gothic"/>
+                <w:sz w:val="17"/>
+                <w:szCs w:val="17"/>
+              </w:rPr>
+              <w:t xml:space="preserve">-26.3%p</w:t>
             </w:r>
           </w:p>
         </w:tc>
@@ -4917,7 +4970,7 @@
                 <w:sz w:val="17"/>
                 <w:szCs w:val="17"/>
               </w:rPr>
-              <w:t xml:space="preserve">알짜가 조기 구간 — 절반 진입이 더 아픔</w:t>
+              <w:t xml:space="preserve">형태를 조일수록 더 늦어짐 — 4중 확정</w:t>
             </w:r>
           </w:p>
         </w:tc>
@@ -4946,31 +4999,31 @@
                 <w:sz w:val="17"/>
                 <w:szCs w:val="17"/>
               </w:rPr>
-              <w:t xml:space="preserve">피셔F 전면 개조(0930박스+2봉+완충완화 동시)</w:t>
-            </w:r>
-          </w:p>
-        </w:tc>
-        <w:tc>
-          <w:tcPr>
-            <w:tcW w:type="dxa" w:w="3008"/>
-            <w:tcMar>
-              <w:top w:type="dxa" w:w="60"/>
-              <w:left w:type="dxa" w:w="100"/>
-              <w:bottom w:type="dxa" w:w="60"/>
-              <w:right w:type="dxa" w:w="100"/>
-            </w:tcMar>
-          </w:tcPr>
-          <w:p>
-            <w:pPr>
-              <w:spacing w:line="240"/>
-            </w:pPr>
-            <w:r>
-              <w:rPr>
-                <w:rFonts w:ascii="Malgun Gothic" w:cs="Malgun Gothic" w:eastAsia="Malgun Gothic" w:hAnsi="Malgun Gothic"/>
-                <w:sz w:val="17"/>
-                <w:szCs w:val="17"/>
-              </w:rPr>
-              <w:t xml:space="preserve">전 계층 악화</w:t>
+              <w:t xml:space="preserve">320조합 파라미터 스윕(과거)</w:t>
+            </w:r>
+          </w:p>
+        </w:tc>
+        <w:tc>
+          <w:tcPr>
+            <w:tcW w:type="dxa" w:w="3008"/>
+            <w:tcMar>
+              <w:top w:type="dxa" w:w="60"/>
+              <w:left w:type="dxa" w:w="100"/>
+              <w:bottom w:type="dxa" w:w="60"/>
+              <w:right w:type="dxa" w:w="100"/>
+            </w:tcMar>
+          </w:tcPr>
+          <w:p>
+            <w:pPr>
+              <w:spacing w:line="240"/>
+            </w:pPr>
+            <w:r>
+              <w:rPr>
+                <w:rFonts w:ascii="Malgun Gothic" w:cs="Malgun Gothic" w:eastAsia="Malgun Gothic" w:hAnsi="Malgun Gothic"/>
+                <w:sz w:val="17"/>
+                <w:szCs w:val="17"/>
+              </w:rPr>
+              <w:t xml:space="preserve">합격 0</w:t>
             </w:r>
           </w:p>
         </w:tc>
@@ -4994,7 +5047,7 @@
                 <w:sz w:val="17"/>
                 <w:szCs w:val="17"/>
               </w:rPr>
-              <w:t xml:space="preserve">확인봉·완충 완화가 원인(rebox 단독은 유효 — §2.2 채택)</w:t>
+              <w:t xml:space="preserve">문제는 승률이 아니라 연료</w:t>
             </w:r>
           </w:p>
         </w:tc>
@@ -5023,6 +5076,545 @@
                 <w:sz w:val="17"/>
                 <w:szCs w:val="17"/>
               </w:rPr>
+              <w:t xml:space="preserve">각도 제거(시가연결만)</w:t>
+            </w:r>
+          </w:p>
+        </w:tc>
+        <w:tc>
+          <w:tcPr>
+            <w:tcW w:type="dxa" w:w="3008"/>
+            <w:tcMar>
+              <w:top w:type="dxa" w:w="60"/>
+              <w:left w:type="dxa" w:w="100"/>
+              <w:bottom w:type="dxa" w:w="60"/>
+              <w:right w:type="dxa" w:w="100"/>
+            </w:tcMar>
+          </w:tcPr>
+          <w:p>
+            <w:pPr>
+              <w:spacing w:line="240"/>
+            </w:pPr>
+            <w:r>
+              <w:rPr>
+                <w:rFonts w:ascii="Malgun Gothic" w:cs="Malgun Gothic" w:eastAsia="Malgun Gothic" w:hAnsi="Malgun Gothic"/>
+                <w:sz w:val="17"/>
+                <w:szCs w:val="17"/>
+              </w:rPr>
+              <w:t xml:space="preserve">전이 일 10회 폭발</w:t>
+            </w:r>
+          </w:p>
+        </w:tc>
+        <w:tc>
+          <w:tcPr>
+            <w:tcW w:type="dxa" w:w="3010"/>
+            <w:tcMar>
+              <w:top w:type="dxa" w:w="60"/>
+              <w:left w:type="dxa" w:w="100"/>
+              <w:bottom w:type="dxa" w:w="60"/>
+              <w:right w:type="dxa" w:w="100"/>
+            </w:tcMar>
+          </w:tcPr>
+          <w:p>
+            <w:pPr>
+              <w:spacing w:line="240"/>
+            </w:pPr>
+            <w:r>
+              <w:rPr>
+                <w:rFonts w:ascii="Malgun Gothic" w:cs="Malgun Gothic" w:eastAsia="Malgun Gothic" w:hAnsi="Malgun Gothic"/>
+                <w:sz w:val="17"/>
+                <w:szCs w:val="17"/>
+              </w:rPr>
+              <w:t xml:space="preserve">2/3 연결은 전진 속도를 강제 못함</w:t>
+            </w:r>
+          </w:p>
+        </w:tc>
+      </w:tr>
+      <w:tr>
+        <w:trPr>
+          <w:tblHeader w:val="false"/>
+        </w:trPr>
+        <w:tc>
+          <w:tcPr>
+            <w:tcW w:type="dxa" w:w="3008"/>
+            <w:tcMar>
+              <w:top w:type="dxa" w:w="60"/>
+              <w:left w:type="dxa" w:w="100"/>
+              <w:bottom w:type="dxa" w:w="60"/>
+              <w:right w:type="dxa" w:w="100"/>
+            </w:tcMar>
+          </w:tcPr>
+          <w:p>
+            <w:pPr>
+              <w:spacing w:line="240"/>
+            </w:pPr>
+            <w:r>
+              <w:rPr>
+                <w:rFonts w:ascii="Malgun Gothic" w:cs="Malgun Gothic" w:eastAsia="Malgun Gothic" w:hAnsi="Malgun Gothic"/>
+                <w:sz w:val="17"/>
+                <w:szCs w:val="17"/>
+              </w:rPr>
+              <w:t xml:space="preserve">쌍별 전진(매봉 45°)</w:t>
+            </w:r>
+          </w:p>
+        </w:tc>
+        <w:tc>
+          <w:tcPr>
+            <w:tcW w:type="dxa" w:w="3008"/>
+            <w:tcMar>
+              <w:top w:type="dxa" w:w="60"/>
+              <w:left w:type="dxa" w:w="100"/>
+              <w:bottom w:type="dxa" w:w="60"/>
+              <w:right w:type="dxa" w:w="100"/>
+            </w:tcMar>
+          </w:tcPr>
+          <w:p>
+            <w:pPr>
+              <w:spacing w:line="240"/>
+            </w:pPr>
+            <w:r>
+              <w:rPr>
+                <w:rFonts w:ascii="Malgun Gothic" w:cs="Malgun Gothic" w:eastAsia="Malgun Gothic" w:hAnsi="Malgun Gothic"/>
+                <w:sz w:val="17"/>
+                <w:szCs w:val="17"/>
+              </w:rPr>
+              <w:t xml:space="preserve">+27.8(45°)</w:t>
+            </w:r>
+          </w:p>
+        </w:tc>
+        <w:tc>
+          <w:tcPr>
+            <w:tcW w:type="dxa" w:w="3010"/>
+            <w:tcMar>
+              <w:top w:type="dxa" w:w="60"/>
+              <w:left w:type="dxa" w:w="100"/>
+              <w:bottom w:type="dxa" w:w="60"/>
+              <w:right w:type="dxa" w:w="100"/>
+            </w:tcMar>
+          </w:tcPr>
+          <w:p>
+            <w:pPr>
+              <w:spacing w:line="240"/>
+            </w:pPr>
+            <w:r>
+              <w:rPr>
+                <w:rFonts w:ascii="Malgun Gothic" w:cs="Malgun Gothic" w:eastAsia="Malgun Gothic" w:hAnsi="Malgun Gothic"/>
+                <w:sz w:val="17"/>
+                <w:szCs w:val="17"/>
+              </w:rPr>
+              <w:t xml:space="preserve">한 봉만 쉬어도 무효 — 취약</w:t>
+            </w:r>
+          </w:p>
+        </w:tc>
+      </w:tr>
+      <w:tr>
+        <w:trPr>
+          <w:tblHeader w:val="false"/>
+        </w:trPr>
+        <w:tc>
+          <w:tcPr>
+            <w:tcW w:type="dxa" w:w="3008"/>
+            <w:tcMar>
+              <w:top w:type="dxa" w:w="60"/>
+              <w:left w:type="dxa" w:w="100"/>
+              <w:bottom w:type="dxa" w:w="60"/>
+              <w:right w:type="dxa" w:w="100"/>
+            </w:tcMar>
+          </w:tcPr>
+          <w:p>
+            <w:pPr>
+              <w:spacing w:line="240"/>
+            </w:pPr>
+            <w:r>
+              <w:rPr>
+                <w:rFonts w:ascii="Malgun Gothic" w:cs="Malgun Gothic" w:eastAsia="Malgun Gothic" w:hAnsi="Malgun Gothic"/>
+                <w:sz w:val="17"/>
+                <w:szCs w:val="17"/>
+              </w:rPr>
+              <w:t xml:space="preserve">3봉 창</w:t>
+            </w:r>
+          </w:p>
+        </w:tc>
+        <w:tc>
+          <w:tcPr>
+            <w:tcW w:type="dxa" w:w="3008"/>
+            <w:tcMar>
+              <w:top w:type="dxa" w:w="60"/>
+              <w:left w:type="dxa" w:w="100"/>
+              <w:bottom w:type="dxa" w:w="60"/>
+              <w:right w:type="dxa" w:w="100"/>
+            </w:tcMar>
+          </w:tcPr>
+          <w:p>
+            <w:pPr>
+              <w:spacing w:line="240"/>
+            </w:pPr>
+            <w:r>
+              <w:rPr>
+                <w:rFonts w:ascii="Malgun Gothic" w:cs="Malgun Gothic" w:eastAsia="Malgun Gothic" w:hAnsi="Malgun Gothic"/>
+                <w:sz w:val="17"/>
+                <w:szCs w:val="17"/>
+              </w:rPr>
+              <w:t xml:space="preserve">+29.6</w:t>
+            </w:r>
+          </w:p>
+        </w:tc>
+        <w:tc>
+          <w:tcPr>
+            <w:tcW w:type="dxa" w:w="3010"/>
+            <w:tcMar>
+              <w:top w:type="dxa" w:w="60"/>
+              <w:left w:type="dxa" w:w="100"/>
+              <w:bottom w:type="dxa" w:w="60"/>
+              <w:right w:type="dxa" w:w="100"/>
+            </w:tcMar>
+          </w:tcPr>
+          <w:p>
+            <w:pPr>
+              <w:spacing w:line="240"/>
+            </w:pPr>
+            <w:r>
+              <w:rPr>
+                <w:rFonts w:ascii="Malgun Gothic" w:cs="Malgun Gothic" w:eastAsia="Malgun Gothic" w:hAnsi="Malgun Gothic"/>
+                <w:sz w:val="17"/>
+                <w:szCs w:val="17"/>
+              </w:rPr>
+              <w:t xml:space="preserve">노이즈</w:t>
+            </w:r>
+          </w:p>
+        </w:tc>
+      </w:tr>
+      <w:tr>
+        <w:trPr>
+          <w:tblHeader w:val="false"/>
+        </w:trPr>
+        <w:tc>
+          <w:tcPr>
+            <w:tcW w:type="dxa" w:w="3008"/>
+            <w:tcMar>
+              <w:top w:type="dxa" w:w="60"/>
+              <w:left w:type="dxa" w:w="100"/>
+              <w:bottom w:type="dxa" w:w="60"/>
+              <w:right w:type="dxa" w:w="100"/>
+            </w:tcMar>
+          </w:tcPr>
+          <w:p>
+            <w:pPr>
+              <w:spacing w:line="240"/>
+            </w:pPr>
+            <w:r>
+              <w:rPr>
+                <w:rFonts w:ascii="Malgun Gothic" w:cs="Malgun Gothic" w:eastAsia="Malgun Gothic" w:hAnsi="Malgun Gothic"/>
+                <w:sz w:val="17"/>
+                <w:szCs w:val="17"/>
+              </w:rPr>
+              <w:t xml:space="preserve">진행성 5분 게이트</w:t>
+            </w:r>
+          </w:p>
+        </w:tc>
+        <w:tc>
+          <w:tcPr>
+            <w:tcW w:type="dxa" w:w="3008"/>
+            <w:tcMar>
+              <w:top w:type="dxa" w:w="60"/>
+              <w:left w:type="dxa" w:w="100"/>
+              <w:bottom w:type="dxa" w:w="60"/>
+              <w:right w:type="dxa" w:w="100"/>
+            </w:tcMar>
+          </w:tcPr>
+          <w:p>
+            <w:pPr>
+              <w:spacing w:line="240"/>
+            </w:pPr>
+            <w:r>
+              <w:rPr>
+                <w:rFonts w:ascii="Malgun Gothic" w:cs="Malgun Gothic" w:eastAsia="Malgun Gothic" w:hAnsi="Malgun Gothic"/>
+                <w:sz w:val="17"/>
+                <w:szCs w:val="17"/>
+              </w:rPr>
+              <w:t xml:space="preserve">실전 진입가로는 -8.0</w:t>
+            </w:r>
+          </w:p>
+        </w:tc>
+        <w:tc>
+          <w:tcPr>
+            <w:tcW w:type="dxa" w:w="3010"/>
+            <w:tcMar>
+              <w:top w:type="dxa" w:w="60"/>
+              <w:left w:type="dxa" w:w="100"/>
+              <w:bottom w:type="dxa" w:w="60"/>
+              <w:right w:type="dxa" w:w="100"/>
+            </w:tcMar>
+          </w:tcPr>
+          <w:p>
+            <w:pPr>
+              <w:spacing w:line="240"/>
+            </w:pPr>
+            <w:r>
+              <w:rPr>
+                <w:rFonts w:ascii="Malgun Gothic" w:cs="Malgun Gothic" w:eastAsia="Malgun Gothic" w:hAnsi="Malgun Gothic"/>
+                <w:sz w:val="17"/>
+                <w:szCs w:val="17"/>
+              </w:rPr>
+              <w:t xml:space="preserve">초기 +86.6은 5분 선반영 착시(교정됨)</w:t>
+            </w:r>
+          </w:p>
+        </w:tc>
+      </w:tr>
+      <w:tr>
+        <w:trPr>
+          <w:tblHeader w:val="false"/>
+        </w:trPr>
+        <w:tc>
+          <w:tcPr>
+            <w:tcW w:type="dxa" w:w="3008"/>
+            <w:tcMar>
+              <w:top w:type="dxa" w:w="60"/>
+              <w:left w:type="dxa" w:w="100"/>
+              <w:bottom w:type="dxa" w:w="60"/>
+              <w:right w:type="dxa" w:w="100"/>
+            </w:tcMar>
+          </w:tcPr>
+          <w:p>
+            <w:pPr>
+              <w:spacing w:line="240"/>
+            </w:pPr>
+            <w:r>
+              <w:rPr>
+                <w:rFonts w:ascii="Malgun Gothic" w:cs="Malgun Gothic" w:eastAsia="Malgun Gothic" w:hAnsi="Malgun Gothic"/>
+                <w:sz w:val="17"/>
+                <w:szCs w:val="17"/>
+              </w:rPr>
+              <w:t xml:space="preserve">하닉 4단 사다리 이식</w:t>
+            </w:r>
+          </w:p>
+        </w:tc>
+        <w:tc>
+          <w:tcPr>
+            <w:tcW w:type="dxa" w:w="3008"/>
+            <w:tcMar>
+              <w:top w:type="dxa" w:w="60"/>
+              <w:left w:type="dxa" w:w="100"/>
+              <w:bottom w:type="dxa" w:w="60"/>
+              <w:right w:type="dxa" w:w="100"/>
+            </w:tcMar>
+          </w:tcPr>
+          <w:p>
+            <w:pPr>
+              <w:spacing w:line="240"/>
+            </w:pPr>
+            <w:r>
+              <w:rPr>
+                <w:rFonts w:ascii="Malgun Gothic" w:cs="Malgun Gothic" w:eastAsia="Malgun Gothic" w:hAnsi="Malgun Gothic"/>
+                <w:sz w:val="17"/>
+                <w:szCs w:val="17"/>
+              </w:rPr>
+              <w:t xml:space="preserve">+41.1</w:t>
+            </w:r>
+          </w:p>
+        </w:tc>
+        <w:tc>
+          <w:tcPr>
+            <w:tcW w:type="dxa" w:w="3010"/>
+            <w:tcMar>
+              <w:top w:type="dxa" w:w="60"/>
+              <w:left w:type="dxa" w:w="100"/>
+              <w:bottom w:type="dxa" w:w="60"/>
+              <w:right w:type="dxa" w:w="100"/>
+            </w:tcMar>
+          </w:tcPr>
+          <w:p>
+            <w:pPr>
+              <w:spacing w:line="240"/>
+            </w:pPr>
+            <w:r>
+              <w:rPr>
+                <w:rFonts w:ascii="Malgun Gothic" w:cs="Malgun Gothic" w:eastAsia="Malgun Gothic" w:hAnsi="Malgun Gothic"/>
+                <w:sz w:val="17"/>
+                <w:szCs w:val="17"/>
+              </w:rPr>
+              <w:t xml:space="preserve">F 선행 구조 전제가 삼전에 없음</w:t>
+            </w:r>
+          </w:p>
+        </w:tc>
+      </w:tr>
+      <w:tr>
+        <w:trPr>
+          <w:tblHeader w:val="false"/>
+        </w:trPr>
+        <w:tc>
+          <w:tcPr>
+            <w:tcW w:type="dxa" w:w="3008"/>
+            <w:tcMar>
+              <w:top w:type="dxa" w:w="60"/>
+              <w:left w:type="dxa" w:w="100"/>
+              <w:bottom w:type="dxa" w:w="60"/>
+              <w:right w:type="dxa" w:w="100"/>
+            </w:tcMar>
+          </w:tcPr>
+          <w:p>
+            <w:pPr>
+              <w:spacing w:line="240"/>
+            </w:pPr>
+            <w:r>
+              <w:rPr>
+                <w:rFonts w:ascii="Malgun Gothic" w:cs="Malgun Gothic" w:eastAsia="Malgun Gothic" w:hAnsi="Malgun Gothic"/>
+                <w:sz w:val="17"/>
+                <w:szCs w:val="17"/>
+              </w:rPr>
+              <w:t xml:space="preserve">50% 정찰 → F동의 100% (v3)</w:t>
+            </w:r>
+          </w:p>
+        </w:tc>
+        <w:tc>
+          <w:tcPr>
+            <w:tcW w:type="dxa" w:w="3008"/>
+            <w:tcMar>
+              <w:top w:type="dxa" w:w="60"/>
+              <w:left w:type="dxa" w:w="100"/>
+              <w:bottom w:type="dxa" w:w="60"/>
+              <w:right w:type="dxa" w:w="100"/>
+            </w:tcMar>
+          </w:tcPr>
+          <w:p>
+            <w:pPr>
+              <w:spacing w:line="240"/>
+            </w:pPr>
+            <w:r>
+              <w:rPr>
+                <w:rFonts w:ascii="Malgun Gothic" w:cs="Malgun Gothic" w:eastAsia="Malgun Gothic" w:hAnsi="Malgun Gothic"/>
+                <w:sz w:val="17"/>
+                <w:szCs w:val="17"/>
+              </w:rPr>
+              <w:t xml:space="preserve">+63.5~83.0</w:t>
+            </w:r>
+          </w:p>
+        </w:tc>
+        <w:tc>
+          <w:tcPr>
+            <w:tcW w:type="dxa" w:w="3010"/>
+            <w:tcMar>
+              <w:top w:type="dxa" w:w="60"/>
+              <w:left w:type="dxa" w:w="100"/>
+              <w:bottom w:type="dxa" w:w="60"/>
+              <w:right w:type="dxa" w:w="100"/>
+            </w:tcMar>
+          </w:tcPr>
+          <w:p>
+            <w:pPr>
+              <w:spacing w:line="240"/>
+            </w:pPr>
+            <w:r>
+              <w:rPr>
+                <w:rFonts w:ascii="Malgun Gothic" w:cs="Malgun Gothic" w:eastAsia="Malgun Gothic" w:hAnsi="Malgun Gothic"/>
+                <w:sz w:val="17"/>
+                <w:szCs w:val="17"/>
+              </w:rPr>
+              <w:t xml:space="preserve">알짜가 조기 구간 — 절반 진입이 더 아픔</w:t>
+            </w:r>
+          </w:p>
+        </w:tc>
+      </w:tr>
+      <w:tr>
+        <w:trPr>
+          <w:tblHeader w:val="false"/>
+        </w:trPr>
+        <w:tc>
+          <w:tcPr>
+            <w:tcW w:type="dxa" w:w="3008"/>
+            <w:tcMar>
+              <w:top w:type="dxa" w:w="60"/>
+              <w:left w:type="dxa" w:w="100"/>
+              <w:bottom w:type="dxa" w:w="60"/>
+              <w:right w:type="dxa" w:w="100"/>
+            </w:tcMar>
+          </w:tcPr>
+          <w:p>
+            <w:pPr>
+              <w:spacing w:line="240"/>
+            </w:pPr>
+            <w:r>
+              <w:rPr>
+                <w:rFonts w:ascii="Malgun Gothic" w:cs="Malgun Gothic" w:eastAsia="Malgun Gothic" w:hAnsi="Malgun Gothic"/>
+                <w:sz w:val="17"/>
+                <w:szCs w:val="17"/>
+              </w:rPr>
+              <w:t xml:space="preserve">피셔F 전면 개조(0930박스+2봉+완충완화 동시)</w:t>
+            </w:r>
+          </w:p>
+        </w:tc>
+        <w:tc>
+          <w:tcPr>
+            <w:tcW w:type="dxa" w:w="3008"/>
+            <w:tcMar>
+              <w:top w:type="dxa" w:w="60"/>
+              <w:left w:type="dxa" w:w="100"/>
+              <w:bottom w:type="dxa" w:w="60"/>
+              <w:right w:type="dxa" w:w="100"/>
+            </w:tcMar>
+          </w:tcPr>
+          <w:p>
+            <w:pPr>
+              <w:spacing w:line="240"/>
+            </w:pPr>
+            <w:r>
+              <w:rPr>
+                <w:rFonts w:ascii="Malgun Gothic" w:cs="Malgun Gothic" w:eastAsia="Malgun Gothic" w:hAnsi="Malgun Gothic"/>
+                <w:sz w:val="17"/>
+                <w:szCs w:val="17"/>
+              </w:rPr>
+              <w:t xml:space="preserve">전 계층 악화</w:t>
+            </w:r>
+          </w:p>
+        </w:tc>
+        <w:tc>
+          <w:tcPr>
+            <w:tcW w:type="dxa" w:w="3010"/>
+            <w:tcMar>
+              <w:top w:type="dxa" w:w="60"/>
+              <w:left w:type="dxa" w:w="100"/>
+              <w:bottom w:type="dxa" w:w="60"/>
+              <w:right w:type="dxa" w:w="100"/>
+            </w:tcMar>
+          </w:tcPr>
+          <w:p>
+            <w:pPr>
+              <w:spacing w:line="240"/>
+            </w:pPr>
+            <w:r>
+              <w:rPr>
+                <w:rFonts w:ascii="Malgun Gothic" w:cs="Malgun Gothic" w:eastAsia="Malgun Gothic" w:hAnsi="Malgun Gothic"/>
+                <w:sz w:val="17"/>
+                <w:szCs w:val="17"/>
+              </w:rPr>
+              <w:t xml:space="preserve">확인봉·완충 완화가 원인(rebox 단독은 유효 — §2.2 채택)</w:t>
+            </w:r>
+          </w:p>
+        </w:tc>
+      </w:tr>
+      <w:tr>
+        <w:trPr>
+          <w:tblHeader w:val="false"/>
+        </w:trPr>
+        <w:tc>
+          <w:tcPr>
+            <w:tcW w:type="dxa" w:w="3008"/>
+            <w:tcMar>
+              <w:top w:type="dxa" w:w="60"/>
+              <w:left w:type="dxa" w:w="100"/>
+              <w:bottom w:type="dxa" w:w="60"/>
+              <w:right w:type="dxa" w:w="100"/>
+            </w:tcMar>
+          </w:tcPr>
+          <w:p>
+            <w:pPr>
+              <w:spacing w:line="240"/>
+            </w:pPr>
+            <w:r>
+              <w:rPr>
+                <w:rFonts w:ascii="Malgun Gothic" w:cs="Malgun Gothic" w:eastAsia="Malgun Gothic" w:hAnsi="Malgun Gothic"/>
+                <w:sz w:val="17"/>
+                <w:szCs w:val="17"/>
+              </w:rPr>
               <w:t xml:space="preserve">F rebox 10:00 전환(09:45~10:00 박스)</w:t>
             </w:r>
           </w:p>
@@ -5072,6 +5664,160 @@
                 <w:szCs w:val="17"/>
               </w:rPr>
               <w:t xml:space="preserve">심판이 늦어져 역진입 시점 밀림 — 09:45 전환이 최적</w:t>
+            </w:r>
+          </w:p>
+        </w:tc>
+      </w:tr>
+      <w:tr>
+        <w:trPr>
+          <w:tblHeader w:val="false"/>
+        </w:trPr>
+        <w:tc>
+          <w:tcPr>
+            <w:tcW w:type="dxa" w:w="3008"/>
+            <w:tcMar>
+              <w:top w:type="dxa" w:w="60"/>
+              <w:left w:type="dxa" w:w="100"/>
+              <w:bottom w:type="dxa" w:w="60"/>
+              <w:right w:type="dxa" w:w="100"/>
+            </w:tcMar>
+          </w:tcPr>
+          <w:p>
+            <w:pPr>
+              <w:spacing w:line="240"/>
+            </w:pPr>
+            <w:r>
+              <w:rPr>
+                <w:rFonts w:ascii="Malgun Gothic" w:cs="Malgun Gothic" w:eastAsia="Malgun Gothic" w:hAnsi="Malgun Gothic"/>
+                <w:sz w:val="17"/>
+                <w:szCs w:val="17"/>
+              </w:rPr>
+              <w:t xml:space="preserve">본피셔 트레일→rebox 교체</w:t>
+            </w:r>
+          </w:p>
+        </w:tc>
+        <w:tc>
+          <w:tcPr>
+            <w:tcW w:type="dxa" w:w="3008"/>
+            <w:tcMar>
+              <w:top w:type="dxa" w:w="60"/>
+              <w:left w:type="dxa" w:w="100"/>
+              <w:bottom w:type="dxa" w:w="60"/>
+              <w:right w:type="dxa" w:w="100"/>
+            </w:tcMar>
+          </w:tcPr>
+          <w:p>
+            <w:pPr>
+              <w:spacing w:line="240"/>
+            </w:pPr>
+            <w:r>
+              <w:rPr>
+                <w:rFonts w:ascii="Malgun Gothic" w:cs="Malgun Gothic" w:eastAsia="Malgun Gothic" w:hAnsi="Malgun Gothic"/>
+                <w:sz w:val="17"/>
+                <w:szCs w:val="17"/>
+              </w:rPr>
+              <w:t xml:space="preserve">+83.3→+24.9 (병행도 +44.1)</w:t>
+            </w:r>
+          </w:p>
+        </w:tc>
+        <w:tc>
+          <w:tcPr>
+            <w:tcW w:type="dxa" w:w="3010"/>
+            <w:tcMar>
+              <w:top w:type="dxa" w:w="60"/>
+              <w:left w:type="dxa" w:w="100"/>
+              <w:bottom w:type="dxa" w:w="60"/>
+              <w:right w:type="dxa" w:w="100"/>
+            </w:tcMar>
+          </w:tcPr>
+          <w:p>
+            <w:pPr>
+              <w:spacing w:line="240"/>
+            </w:pPr>
+            <w:r>
+              <w:rPr>
+                <w:rFonts w:ascii="Malgun Gothic" w:cs="Malgun Gothic" w:eastAsia="Malgun Gothic" w:hAnsi="Malgun Gothic"/>
+                <w:sz w:val="17"/>
+                <w:szCs w:val="17"/>
+              </w:rPr>
+              <w:t xml:space="preserve">rebox는 하루 1회 교체·트레일은 연속 감시 — 급이 다름. 무장치(+50.8)보다도 나쁨</w:t>
+            </w:r>
+          </w:p>
+        </w:tc>
+      </w:tr>
+      <w:tr>
+        <w:trPr>
+          <w:tblHeader w:val="false"/>
+        </w:trPr>
+        <w:tc>
+          <w:tcPr>
+            <w:tcW w:type="dxa" w:w="3008"/>
+            <w:tcMar>
+              <w:top w:type="dxa" w:w="60"/>
+              <w:left w:type="dxa" w:w="100"/>
+              <w:bottom w:type="dxa" w:w="60"/>
+              <w:right w:type="dxa" w:w="100"/>
+            </w:tcMar>
+          </w:tcPr>
+          <w:p>
+            <w:pPr>
+              <w:spacing w:line="240"/>
+            </w:pPr>
+            <w:r>
+              <w:rPr>
+                <w:rFonts w:ascii="Malgun Gothic" w:cs="Malgun Gothic" w:eastAsia="Malgun Gothic" w:hAnsi="Malgun Gothic"/>
+                <w:sz w:val="17"/>
+                <w:szCs w:val="17"/>
+              </w:rPr>
+              <w:t xml:space="preserve">13시 재확인 게이트(F 침묵 시 매도)</w:t>
+            </w:r>
+          </w:p>
+        </w:tc>
+        <w:tc>
+          <w:tcPr>
+            <w:tcW w:type="dxa" w:w="3008"/>
+            <w:tcMar>
+              <w:top w:type="dxa" w:w="60"/>
+              <w:left w:type="dxa" w:w="100"/>
+              <w:bottom w:type="dxa" w:w="60"/>
+              <w:right w:type="dxa" w:w="100"/>
+            </w:tcMar>
+          </w:tcPr>
+          <w:p>
+            <w:pPr>
+              <w:spacing w:line="240"/>
+            </w:pPr>
+            <w:r>
+              <w:rPr>
+                <w:rFonts w:ascii="Malgun Gothic" w:cs="Malgun Gothic" w:eastAsia="Malgun Gothic" w:hAnsi="Malgun Gothic"/>
+                <w:sz w:val="17"/>
+                <w:szCs w:val="17"/>
+              </w:rPr>
+              <w:t xml:space="preserve">Δ+1.0 (매도 실행 2일뿐)</w:t>
+            </w:r>
+          </w:p>
+        </w:tc>
+        <w:tc>
+          <w:tcPr>
+            <w:tcW w:type="dxa" w:w="3010"/>
+            <w:tcMar>
+              <w:top w:type="dxa" w:w="60"/>
+              <w:left w:type="dxa" w:w="100"/>
+              <w:bottom w:type="dxa" w:w="60"/>
+              <w:right w:type="dxa" w:w="100"/>
+            </w:tcMar>
+          </w:tcPr>
+          <w:p>
+            <w:pPr>
+              <w:spacing w:line="240"/>
+            </w:pPr>
+            <w:r>
+              <w:rPr>
+                <w:rFonts w:ascii="Malgun Gothic" w:cs="Malgun Gothic" w:eastAsia="Malgun Gothic" w:hAnsi="Malgun Gothic"/>
+                <w:sz w:val="17"/>
+                <w:szCs w:val="17"/>
+              </w:rPr>
+              <w:t xml:space="preserve">F rebox가 심판 부재일을 29→3일로 없애 대상 자체가 소멸</w:t>
             </w:r>
           </w:p>
         </w:tc>
@@ -5797,6 +6543,24 @@
           <w:szCs w:val="20"/>
         </w:rPr>
         <w:t xml:space="preserve">2026-08-02 밤 2차: F에 0930 rebox 채택(사용자 제안 → 단독 실측 +112.8, 10:00 전환은 기각) · F 동의 시 "검증 통과" 확인 문자 추가(사용자 지시)</w:t>
+      </w:r>
+    </w:p>
+    <w:p>
+      <w:pPr>
+        <w:pStyle w:val="ListParagraph"/>
+        <w:numPr>
+          <w:ilvl w:val="0"/>
+          <w:numId w:val="2"/>
+        </w:numPr>
+        <w:spacing w:after="40" w:line="260"/>
+      </w:pPr>
+      <w:r>
+        <w:rPr>
+          <w:rFonts w:ascii="Malgun Gothic" w:cs="Malgun Gothic" w:eastAsia="Malgun Gothic" w:hAnsi="Malgun Gothic"/>
+          <w:sz w:val="20"/>
+          <w:szCs w:val="20"/>
+        </w:rPr>
+        <w:t xml:space="preserve">2026-08-03 새벽: rebox 적용 지도 확정(사용자 "삼전 F·M 모두") — 계층 F·M도 8/6부터 rebox, 본피셔는 트레일 유지(4조합 실측)·13시 게이트 기각. §2.2 지도·§7 기각 2건 추가</w:t>
       </w:r>
     </w:p>
     <w:p>
